--- a/TREINAMENTO/TREINAMENTO PROCESSADORES DE PONTO.docx
+++ b/TREINAMENTO/TREINAMENTO PROCESSADORES DE PONTO.docx
@@ -1,9 +1,25 @@
 
 <file path=word/document.xml><?xml version="1.0" encoding="utf-8"?>
-<w:document xmlns:wpc="http://schemas.microsoft.com/office/word/2010/wordprocessingCanvas" xmlns:cx="http://schemas.microsoft.com/office/drawing/2014/chartex" xmlns:cx1="http://schemas.microsoft.com/office/drawing/2015/9/8/chartex" xmlns:cx2="http://schemas.microsoft.com/office/drawing/2015/10/21/chartex" xmlns:cx3="http://schemas.microsoft.com/office/drawing/2016/5/9/chartex" xmlns:cx4="http://schemas.microsoft.com/office/drawing/2016/5/10/chartex" xmlns:cx5="http://schemas.microsoft.com/office/drawing/2016/5/11/chartex" xmlns:cx6="http://schemas.microsoft.com/office/drawing/2016/5/12/chartex" xmlns:cx7="http://schemas.microsoft.com/office/drawing/2016/5/13/chartex" xmlns:cx8="http://schemas.microsoft.com/office/drawing/2016/5/14/chartex" xmlns:mc="http://schemas.openxmlformats.org/markup-compatibility/2006" xmlns:aink="http://schemas.microsoft.com/office/drawing/2016/ink" xmlns:am3d="http://schemas.microsoft.com/office/drawing/2017/model3d" xmlns:o="urn:schemas-microsoft-com:office:office" xmlns:r="http://schemas.openxmlformats.org/officeDocument/2006/relationships" xmlns:m="http://schemas.openxmlformats.org/officeDocument/2006/math" xmlns:v="urn:schemas-microsoft-com:vml" xmlns:wp14="http://schemas.microsoft.com/office/word/2010/wordprocessingDrawing" xmlns:wp="http://schemas.openxmlformats.org/drawingml/2006/wordprocessingDrawing" xmlns:w10="urn:schemas-microsoft-com:office:word" xmlns:w="http://schemas.openxmlformats.org/wordprocessingml/2006/main" xmlns:w14="http://schemas.microsoft.com/office/word/2010/wordml" xmlns:w15="http://schemas.microsoft.com/office/word/2012/wordml" xmlns:w16cex="http://schemas.microsoft.com/office/word/2018/wordml/cex" xmlns:w16cid="http://schemas.microsoft.com/office/word/2016/wordml/cid" xmlns:w16="http://schemas.microsoft.com/office/word/2018/wordml" xmlns:w16sdtdh="http://schemas.microsoft.com/office/word/2020/wordml/sdtdatahash" xmlns:w16se="http://schemas.microsoft.com/office/word/2015/wordml/symex" xmlns:wpg="http://schemas.microsoft.com/office/word/2010/wordprocessingGroup" xmlns:wpi="http://schemas.microsoft.com/office/word/2010/wordprocessingInk" xmlns:wne="http://schemas.microsoft.com/office/word/2006/wordml" xmlns:wps="http://schemas.microsoft.com/office/word/2010/wordprocessingShape" mc:Ignorable="w14 w15 w16se w16cid w16 w16cex w16sdtdh wp14">
+<w:document xmlns:wpc="http://schemas.microsoft.com/office/word/2010/wordprocessingCanvas" xmlns:cx="http://schemas.microsoft.com/office/drawing/2014/chartex" xmlns:cx1="http://schemas.microsoft.com/office/drawing/2015/9/8/chartex" xmlns:cx2="http://schemas.microsoft.com/office/drawing/2015/10/21/chartex" xmlns:cx3="http://schemas.microsoft.com/office/drawing/2016/5/9/chartex" xmlns:cx4="http://schemas.microsoft.com/office/drawing/2016/5/10/chartex" xmlns:cx5="http://schemas.microsoft.com/office/drawing/2016/5/11/chartex" xmlns:cx6="http://schemas.microsoft.com/office/drawing/2016/5/12/chartex" xmlns:cx7="http://schemas.microsoft.com/office/drawing/2016/5/13/chartex" xmlns:cx8="http://schemas.microsoft.com/office/drawing/2016/5/14/chartex" xmlns:mc="http://schemas.openxmlformats.org/markup-compatibility/2006" xmlns:aink="http://schemas.microsoft.com/office/drawing/2016/ink" xmlns:am3d="http://schemas.microsoft.com/office/drawing/2017/model3d" xmlns:o="urn:schemas-microsoft-com:office:office" xmlns:oel="http://schemas.microsoft.com/office/2019/extlst" xmlns:r="http://schemas.openxmlformats.org/officeDocument/2006/relationships" xmlns:m="http://schemas.openxmlformats.org/officeDocument/2006/math" xmlns:v="urn:schemas-microsoft-com:vml" xmlns:wp14="http://schemas.microsoft.com/office/word/2010/wordprocessingDrawing" xmlns:wp="http://schemas.openxmlformats.org/drawingml/2006/wordprocessingDrawing" xmlns:w10="urn:schemas-microsoft-com:office:word" xmlns:w="http://schemas.openxmlformats.org/wordprocessingml/2006/main" xmlns:w14="http://schemas.microsoft.com/office/word/2010/wordml" xmlns:w15="http://schemas.microsoft.com/office/word/2012/wordml" xmlns:w16cex="http://schemas.microsoft.com/office/word/2018/wordml/cex" xmlns:w16cid="http://schemas.microsoft.com/office/word/2016/wordml/cid" xmlns:w16="http://schemas.microsoft.com/office/word/2018/wordml" xmlns:w16sdtdh="http://schemas.microsoft.com/office/word/2020/wordml/sdtdatahash" xmlns:w16se="http://schemas.microsoft.com/office/word/2015/wordml/symex" xmlns:wpg="http://schemas.microsoft.com/office/word/2010/wordprocessingGroup" xmlns:wpi="http://schemas.microsoft.com/office/word/2010/wordprocessingInk" xmlns:wne="http://schemas.microsoft.com/office/word/2006/wordml" xmlns:wps="http://schemas.microsoft.com/office/word/2010/wordprocessingShape" mc:Ignorable="w14 w15 w16se w16cid w16 w16cex w16sdtdh wp14">
   <w:body>
     <w:p>
-      <w:r>
+      <w:pPr>
+        <w:rPr>
+          <w:rFonts w:cstheme="minorHAnsi"/>
+          <w:b/>
+          <w:bCs/>
+          <w:sz w:val="28"/>
+          <w:szCs w:val="28"/>
+        </w:rPr>
+      </w:pPr>
+      <w:r>
+        <w:rPr>
+          <w:rFonts w:cstheme="minorHAnsi"/>
+          <w:b/>
+          <w:bCs/>
+          <w:sz w:val="28"/>
+          <w:szCs w:val="28"/>
+        </w:rPr>
         <w:t>TREINAMENTO PROCESSADORES DE PONTO</w:t>
       </w:r>
     </w:p>
@@ -14,10 +30,34 @@
           <w:ilvl w:val="0"/>
           <w:numId w:val="1"/>
         </w:numPr>
-      </w:pPr>
-      <w:r>
-        <w:t>O que é? E como funciona? E onde está hospedado</w:t>
-      </w:r>
+        <w:rPr>
+          <w:rFonts w:cstheme="minorHAnsi"/>
+          <w:b/>
+          <w:bCs/>
+          <w:sz w:val="24"/>
+          <w:szCs w:val="24"/>
+        </w:rPr>
+      </w:pPr>
+      <w:r>
+        <w:rPr>
+          <w:rFonts w:cstheme="minorHAnsi"/>
+          <w:b/>
+          <w:bCs/>
+          <w:sz w:val="24"/>
+          <w:szCs w:val="24"/>
+        </w:rPr>
+        <w:t>Processadores de ponto</w:t>
+      </w:r>
+    </w:p>
+    <w:p>
+      <w:pPr>
+        <w:pStyle w:val="PargrafodaLista"/>
+        <w:rPr>
+          <w:rFonts w:cstheme="minorHAnsi"/>
+          <w:b/>
+          <w:bCs/>
+        </w:rPr>
+      </w:pPr>
     </w:p>
     <w:p>
       <w:pPr>
@@ -26,18 +66,134 @@
           <w:ilvl w:val="0"/>
           <w:numId w:val="3"/>
         </w:numPr>
-      </w:pPr>
-      <w:r>
+        <w:rPr>
+          <w:rFonts w:cstheme="minorHAnsi"/>
+          <w:b/>
+          <w:bCs/>
+        </w:rPr>
+      </w:pPr>
+      <w:r>
+        <w:rPr>
+          <w:rFonts w:cstheme="minorHAnsi"/>
+          <w:b/>
+          <w:bCs/>
+        </w:rPr>
         <w:t>O que é?</w:t>
       </w:r>
     </w:p>
     <w:p>
       <w:pPr>
-        <w:jc w:val="both"/>
-      </w:pPr>
-      <w:r>
-        <w:t>O processador de ponto é uma aplicação web local em HTML + JavaScript, que conta com uma interface simples, cuja entrada é o espelho de ponto copiado e a saída são as batidas de ponto separadas por dia, semana e mês prontas para serem coladas nas planilhas de cartões de ponto. Inicialmente esse modelo de processador foi escolhido pensando na praticidade, baixo gasto computacional e por ser de fácil manutenção</w:t>
-      </w:r>
+        <w:pStyle w:val="NormalWeb"/>
+        <w:shd w:val="clear" w:color="auto" w:fill="FFFFFF"/>
+        <w:jc w:val="both"/>
+        <w:rPr>
+          <w:rFonts w:asciiTheme="minorHAnsi" w:hAnsiTheme="minorHAnsi" w:cstheme="minorHAnsi"/>
+          <w:color w:val="0D0D0D"/>
+          <w:sz w:val="22"/>
+          <w:szCs w:val="22"/>
+        </w:rPr>
+      </w:pPr>
+      <w:r>
+        <w:rPr>
+          <w:rFonts w:asciiTheme="minorHAnsi" w:hAnsiTheme="minorHAnsi" w:cstheme="minorHAnsi"/>
+          <w:color w:val="0D0D0D"/>
+          <w:sz w:val="22"/>
+          <w:szCs w:val="22"/>
+        </w:rPr>
+        <w:t xml:space="preserve">O processador de ponto é uma aplicação web local desenvolvida em HTML e </w:t>
+      </w:r>
+      <w:proofErr w:type="spellStart"/>
+      <w:r>
+        <w:rPr>
+          <w:rFonts w:asciiTheme="minorHAnsi" w:hAnsiTheme="minorHAnsi" w:cstheme="minorHAnsi"/>
+          <w:color w:val="0D0D0D"/>
+          <w:sz w:val="22"/>
+          <w:szCs w:val="22"/>
+        </w:rPr>
+        <w:t>JavaScript</w:t>
+      </w:r>
+      <w:proofErr w:type="spellEnd"/>
+      <w:r>
+        <w:rPr>
+          <w:rFonts w:asciiTheme="minorHAnsi" w:hAnsiTheme="minorHAnsi" w:cstheme="minorHAnsi"/>
+          <w:color w:val="0D0D0D"/>
+          <w:sz w:val="22"/>
+          <w:szCs w:val="22"/>
+        </w:rPr>
+        <w:t xml:space="preserve">, com interface simples e prática. Sua principal função é receber como entrada o espelho de ponto copiado do </w:t>
+      </w:r>
+      <w:r>
+        <w:rPr>
+          <w:rFonts w:asciiTheme="minorHAnsi" w:hAnsiTheme="minorHAnsi" w:cstheme="minorHAnsi"/>
+          <w:color w:val="0D0D0D"/>
+          <w:sz w:val="22"/>
+          <w:szCs w:val="22"/>
+        </w:rPr>
+        <w:t>processo</w:t>
+      </w:r>
+      <w:r>
+        <w:rPr>
+          <w:rFonts w:asciiTheme="minorHAnsi" w:hAnsiTheme="minorHAnsi" w:cstheme="minorHAnsi"/>
+          <w:color w:val="0D0D0D"/>
+          <w:sz w:val="22"/>
+          <w:szCs w:val="22"/>
+        </w:rPr>
+        <w:t xml:space="preserve"> e transformar esse conteúdo em uma saída organizada, com as batidas separadas por dia, semana e mês, prontas para serem coladas nas planilhas de cartões de ponto.</w:t>
+      </w:r>
+    </w:p>
+    <w:p>
+      <w:pPr>
+        <w:pStyle w:val="NormalWeb"/>
+        <w:shd w:val="clear" w:color="auto" w:fill="FFFFFF"/>
+        <w:jc w:val="both"/>
+        <w:rPr>
+          <w:rFonts w:asciiTheme="minorHAnsi" w:hAnsiTheme="minorHAnsi" w:cstheme="minorHAnsi"/>
+          <w:color w:val="0D0D0D"/>
+          <w:sz w:val="22"/>
+          <w:szCs w:val="22"/>
+        </w:rPr>
+      </w:pPr>
+      <w:r>
+        <w:rPr>
+          <w:rFonts w:asciiTheme="minorHAnsi" w:hAnsiTheme="minorHAnsi" w:cstheme="minorHAnsi"/>
+          <w:color w:val="0D0D0D"/>
+          <w:sz w:val="22"/>
+          <w:szCs w:val="22"/>
+        </w:rPr>
+        <w:t>Esse modelo foi adotado por ser uma solução de fácil utilização, baixo consumo de recursos computacionais e manutenção simples, o que facilita tanto o uso no dia a dia quanto eventuais ajustes e melhorias.</w:t>
+      </w:r>
+    </w:p>
+    <w:p>
+      <w:pPr>
+        <w:pStyle w:val="NormalWeb"/>
+        <w:shd w:val="clear" w:color="auto" w:fill="FFFFFF"/>
+        <w:jc w:val="both"/>
+        <w:rPr>
+          <w:rFonts w:asciiTheme="minorHAnsi" w:hAnsiTheme="minorHAnsi" w:cstheme="minorHAnsi"/>
+          <w:color w:val="0D0D0D"/>
+          <w:sz w:val="22"/>
+          <w:szCs w:val="22"/>
+        </w:rPr>
+      </w:pPr>
+      <w:r>
+        <w:rPr>
+          <w:rFonts w:asciiTheme="minorHAnsi" w:hAnsiTheme="minorHAnsi" w:cstheme="minorHAnsi"/>
+          <w:color w:val="0D0D0D"/>
+          <w:sz w:val="22"/>
+          <w:szCs w:val="22"/>
+        </w:rPr>
+        <w:t xml:space="preserve">Os processadores são hospedados localmente, ou seja, funcionam por meio de arquivos abertos diretamente no navegador, sem necessidade de instalação complexa ou de acesso a um sistema online. </w:t>
+      </w:r>
+    </w:p>
+    <w:p>
+      <w:pPr>
+        <w:jc w:val="both"/>
+        <w:rPr>
+          <w:rFonts w:cstheme="minorHAnsi"/>
+          <w:b/>
+          <w:bCs/>
+        </w:rPr>
+      </w:pPr>
     </w:p>
     <w:p>
       <w:pPr>
@@ -47,48 +203,62 @@
           <w:numId w:val="3"/>
         </w:numPr>
         <w:jc w:val="both"/>
-      </w:pPr>
-      <w:r>
-        <w:t>Onde está hospedado?</w:t>
-      </w:r>
-    </w:p>
-    <w:p>
-      <w:pPr>
-        <w:pStyle w:val="PargrafodaLista"/>
-        <w:ind w:left="1440"/>
-        <w:jc w:val="both"/>
-      </w:pPr>
-    </w:p>
-    <w:p>
-      <w:pPr>
-        <w:pStyle w:val="PargrafodaLista"/>
-        <w:numPr>
-          <w:ilvl w:val="0"/>
-          <w:numId w:val="3"/>
-        </w:numPr>
-        <w:jc w:val="both"/>
-      </w:pPr>
-      <w:r>
+        <w:rPr>
+          <w:rFonts w:cstheme="minorHAnsi"/>
+          <w:b/>
+          <w:bCs/>
+        </w:rPr>
+      </w:pPr>
+      <w:r>
+        <w:rPr>
+          <w:rFonts w:cstheme="minorHAnsi"/>
+          <w:b/>
+          <w:bCs/>
+        </w:rPr>
         <w:t>Como funciona?</w:t>
       </w:r>
     </w:p>
     <w:p>
       <w:pPr>
-        <w:jc w:val="both"/>
-      </w:pPr>
-      <w:r>
-        <w:t xml:space="preserve">Para usar o processador basta copiar o espelho de ponto  e colar no processador, após isso ele vai </w:t>
-      </w:r>
-      <w:r>
-        <w:t xml:space="preserve">retornar com as batidas organizadas, separadas por semana. </w:t>
-      </w:r>
-    </w:p>
-    <w:p>
-      <w:pPr>
-        <w:ind w:left="360"/>
-        <w:jc w:val="both"/>
-      </w:pPr>
-      <w:r>
+        <w:pStyle w:val="NormalWeb"/>
+        <w:shd w:val="clear" w:color="auto" w:fill="FFFFFF"/>
+        <w:jc w:val="both"/>
+        <w:rPr>
+          <w:rFonts w:asciiTheme="minorHAnsi" w:hAnsiTheme="minorHAnsi" w:cstheme="minorHAnsi"/>
+          <w:color w:val="0D0D0D"/>
+          <w:sz w:val="22"/>
+          <w:szCs w:val="22"/>
+        </w:rPr>
+      </w:pPr>
+      <w:r>
+        <w:rPr>
+          <w:rFonts w:asciiTheme="minorHAnsi" w:hAnsiTheme="minorHAnsi" w:cstheme="minorHAnsi"/>
+          <w:color w:val="0D0D0D"/>
+          <w:sz w:val="22"/>
+          <w:szCs w:val="22"/>
+        </w:rPr>
+        <w:t>O uso do processador é simples: basta copiar o espelho de ponto e colá-lo no campo indicado dentro da aplicação. Após o processamento, o sistema retorna as batidas já organizadas, normalmente separadas por semana, facilitando a conferência e a colagem nos modelos de cartão de ponto.</w:t>
+      </w:r>
+    </w:p>
+    <w:p>
+      <w:pPr>
+        <w:pStyle w:val="NormalWeb"/>
+        <w:shd w:val="clear" w:color="auto" w:fill="FFFFFF"/>
+        <w:jc w:val="both"/>
+        <w:rPr>
+          <w:rFonts w:asciiTheme="minorHAnsi" w:hAnsiTheme="minorHAnsi" w:cstheme="minorHAnsi"/>
+          <w:color w:val="0D0D0D"/>
+          <w:sz w:val="22"/>
+          <w:szCs w:val="22"/>
+        </w:rPr>
+      </w:pPr>
+      <w:r>
+        <w:rPr>
+          <w:rFonts w:asciiTheme="minorHAnsi" w:hAnsiTheme="minorHAnsi" w:cstheme="minorHAnsi"/>
+          <w:color w:val="0D0D0D"/>
+          <w:sz w:val="22"/>
+          <w:szCs w:val="22"/>
+        </w:rPr>
         <w:t>Segue abaixo a imagem de um dos processadores:</w:t>
       </w:r>
     </w:p>
@@ -96,9 +266,13 @@
       <w:pPr>
         <w:ind w:left="-851" w:firstLine="567"/>
         <w:jc w:val="both"/>
-      </w:pPr>
-      <w:r>
-        <w:rPr>
+        <w:rPr>
+          <w:rFonts w:cstheme="minorHAnsi"/>
+        </w:rPr>
+      </w:pPr>
+      <w:r>
+        <w:rPr>
+          <w:rFonts w:cstheme="minorHAnsi"/>
           <w:noProof/>
         </w:rPr>
         <w:drawing>
@@ -142,11 +316,16 @@
       <w:pPr>
         <w:ind w:left="-851" w:firstLine="567"/>
         <w:jc w:val="both"/>
-      </w:pPr>
-      <w:r>
-        <w:rPr>
+        <w:rPr>
+          <w:rFonts w:cstheme="minorHAnsi"/>
+        </w:rPr>
+      </w:pPr>
+      <w:r>
+        <w:rPr>
+          <w:rFonts w:cstheme="minorHAnsi"/>
           <w:noProof/>
         </w:rPr>
+        <w:lastRenderedPageBreak/>
         <w:drawing>
           <wp:inline distT="0" distB="0" distL="0" distR="0" wp14:anchorId="5147CA54" wp14:editId="4A29DDBE">
             <wp:extent cx="5400040" cy="2950210"/>
@@ -188,17 +367,32 @@
       <w:pPr>
         <w:ind w:left="-851" w:firstLine="567"/>
         <w:jc w:val="both"/>
-      </w:pPr>
-    </w:p>
-    <w:p>
-      <w:pPr>
-        <w:jc w:val="both"/>
-      </w:pPr>
-    </w:p>
-    <w:p>
-      <w:pPr>
-        <w:jc w:val="both"/>
-      </w:pPr>
+        <w:rPr>
+          <w:rFonts w:cstheme="minorHAnsi"/>
+        </w:rPr>
+      </w:pPr>
+    </w:p>
+    <w:p>
+      <w:pPr>
+        <w:jc w:val="both"/>
+        <w:rPr>
+          <w:rFonts w:cstheme="minorHAnsi"/>
+        </w:rPr>
+      </w:pPr>
+    </w:p>
+    <w:p>
+      <w:pPr>
+        <w:jc w:val="both"/>
+        <w:rPr>
+          <w:rFonts w:cstheme="minorHAnsi"/>
+        </w:rPr>
+      </w:pPr>
+      <w:r>
+        <w:rPr>
+          <w:rFonts w:cstheme="minorHAnsi"/>
+        </w:rPr>
+        <w:t xml:space="preserve"> </w:t>
+      </w:r>
     </w:p>
     <w:p>
       <w:pPr>
@@ -207,17 +401,1443 @@
           <w:ilvl w:val="0"/>
           <w:numId w:val="1"/>
         </w:numPr>
-      </w:pPr>
-      <w:r>
+        <w:jc w:val="both"/>
+        <w:rPr>
+          <w:rFonts w:cstheme="minorHAnsi"/>
+          <w:b/>
+          <w:bCs/>
+          <w:sz w:val="24"/>
+          <w:szCs w:val="24"/>
+        </w:rPr>
+      </w:pPr>
+      <w:r>
+        <w:rPr>
+          <w:rFonts w:cstheme="minorHAnsi"/>
+          <w:b/>
+          <w:bCs/>
+          <w:sz w:val="24"/>
+          <w:szCs w:val="24"/>
+        </w:rPr>
+        <w:t xml:space="preserve"> </w:t>
+      </w:r>
+      <w:r>
+        <w:rPr>
+          <w:rFonts w:cstheme="minorHAnsi"/>
+          <w:b/>
+          <w:bCs/>
+          <w:sz w:val="24"/>
+          <w:szCs w:val="24"/>
+        </w:rPr>
         <w:t>Características</w:t>
       </w:r>
     </w:p>
     <w:p>
       <w:pPr>
+        <w:jc w:val="both"/>
+        <w:rPr>
+          <w:rFonts w:cstheme="minorHAnsi"/>
+          <w:b/>
+          <w:bCs/>
+          <w:sz w:val="24"/>
+          <w:szCs w:val="24"/>
+        </w:rPr>
+      </w:pPr>
+      <w:r>
+        <w:rPr>
+          <w:rFonts w:cstheme="minorHAnsi"/>
+        </w:rPr>
+        <w:t>Entre as principais características desses processadores</w:t>
+      </w:r>
+      <w:r>
+        <w:rPr>
+          <w:rFonts w:cstheme="minorHAnsi"/>
+        </w:rPr>
+        <w:t xml:space="preserve"> de ponto,</w:t>
+      </w:r>
+      <w:r>
+        <w:rPr>
+          <w:rFonts w:cstheme="minorHAnsi"/>
+        </w:rPr>
+        <w:t xml:space="preserve"> podemos </w:t>
+      </w:r>
+      <w:r>
+        <w:rPr>
+          <w:rFonts w:cstheme="minorHAnsi"/>
+        </w:rPr>
+        <w:t>destacar:</w:t>
+      </w:r>
+    </w:p>
+    <w:p>
+      <w:pPr>
+        <w:numPr>
+          <w:ilvl w:val="0"/>
+          <w:numId w:val="13"/>
+        </w:numPr>
+        <w:jc w:val="both"/>
+        <w:rPr>
+          <w:rFonts w:cstheme="minorHAnsi"/>
+        </w:rPr>
+      </w:pPr>
+      <w:r>
+        <w:rPr>
+          <w:rFonts w:cstheme="minorHAnsi"/>
+        </w:rPr>
+        <w:t>Captura automática do nome do funcionário e do período informado no cabeçalho;</w:t>
+      </w:r>
+    </w:p>
+    <w:p>
+      <w:pPr>
+        <w:numPr>
+          <w:ilvl w:val="0"/>
+          <w:numId w:val="13"/>
+        </w:numPr>
+        <w:jc w:val="both"/>
+        <w:rPr>
+          <w:rFonts w:cstheme="minorHAnsi"/>
+        </w:rPr>
+      </w:pPr>
+      <w:r>
+        <w:rPr>
+          <w:rFonts w:cstheme="minorHAnsi"/>
+        </w:rPr>
+        <w:t>Organização das batidas por dia, semana e mês;</w:t>
+      </w:r>
+    </w:p>
+    <w:p>
+      <w:pPr>
+        <w:numPr>
+          <w:ilvl w:val="0"/>
+          <w:numId w:val="13"/>
+        </w:numPr>
+        <w:jc w:val="both"/>
+        <w:rPr>
+          <w:rFonts w:cstheme="minorHAnsi"/>
+        </w:rPr>
+      </w:pPr>
+      <w:r>
+        <w:rPr>
+          <w:rFonts w:cstheme="minorHAnsi"/>
+        </w:rPr>
+        <w:t>Separação semanal no padrão de segunda a domingo, facilitando a colagem nas planilhas;</w:t>
+      </w:r>
+    </w:p>
+    <w:p>
+      <w:pPr>
+        <w:numPr>
+          <w:ilvl w:val="0"/>
+          <w:numId w:val="13"/>
+        </w:numPr>
+        <w:jc w:val="both"/>
+        <w:rPr>
+          <w:rFonts w:cstheme="minorHAnsi"/>
+        </w:rPr>
+      </w:pPr>
+      <w:r>
+        <w:rPr>
+          <w:rFonts w:cstheme="minorHAnsi"/>
+        </w:rPr>
+        <w:t>Geração de saída pronta para uso nos modelos de cartões de ponto;</w:t>
+      </w:r>
+    </w:p>
+    <w:p>
+      <w:pPr>
+        <w:numPr>
+          <w:ilvl w:val="0"/>
+          <w:numId w:val="13"/>
+        </w:numPr>
+        <w:jc w:val="both"/>
+        <w:rPr>
+          <w:rFonts w:cstheme="minorHAnsi"/>
+        </w:rPr>
+      </w:pPr>
+      <w:r>
+        <w:rPr>
+          <w:rFonts w:cstheme="minorHAnsi"/>
+        </w:rPr>
+        <w:t>Tratamento de jornadas noturnas, com conversão de horários quando necessário para o formato 24h+;</w:t>
+      </w:r>
+    </w:p>
+    <w:p>
+      <w:pPr>
+        <w:numPr>
+          <w:ilvl w:val="0"/>
+          <w:numId w:val="13"/>
+        </w:numPr>
+        <w:jc w:val="both"/>
+        <w:rPr>
+          <w:rFonts w:cstheme="minorHAnsi"/>
+        </w:rPr>
+      </w:pPr>
+      <w:r>
+        <w:rPr>
+          <w:rFonts w:cstheme="minorHAnsi"/>
+        </w:rPr>
+        <w:t>Ignora automaticamente FOLGAS, DSRs e dias sem batidas, mantendo esses campos em branco na saída;</w:t>
+      </w:r>
+    </w:p>
+    <w:p>
+      <w:pPr>
+        <w:numPr>
+          <w:ilvl w:val="0"/>
+          <w:numId w:val="13"/>
+        </w:numPr>
+        <w:jc w:val="both"/>
+        <w:rPr>
+          <w:rFonts w:cstheme="minorHAnsi"/>
+        </w:rPr>
+      </w:pPr>
+      <w:r>
+        <w:rPr>
+          <w:rFonts w:cstheme="minorHAnsi"/>
+        </w:rPr>
+        <w:t>Reorganização de horários fora de ordem em algumas empresas específicas;</w:t>
+      </w:r>
+    </w:p>
+    <w:p>
+      <w:pPr>
+        <w:numPr>
+          <w:ilvl w:val="0"/>
+          <w:numId w:val="13"/>
+        </w:numPr>
+        <w:jc w:val="both"/>
+        <w:rPr>
+          <w:rFonts w:cstheme="minorHAnsi"/>
+        </w:rPr>
+      </w:pPr>
+      <w:r>
+        <w:rPr>
+          <w:rFonts w:cstheme="minorHAnsi"/>
+        </w:rPr>
+        <w:t>Em determinadas versões, preenchimento automático de horários planejados ou complementares, conforme a regra da empresa;</w:t>
+      </w:r>
+    </w:p>
+    <w:p>
+      <w:pPr>
+        <w:numPr>
+          <w:ilvl w:val="0"/>
+          <w:numId w:val="13"/>
+        </w:numPr>
+        <w:jc w:val="both"/>
+        <w:rPr>
+          <w:rFonts w:cstheme="minorHAnsi"/>
+        </w:rPr>
+      </w:pPr>
+      <w:r>
+        <w:rPr>
+          <w:rFonts w:cstheme="minorHAnsi"/>
+        </w:rPr>
+        <w:t>Interface simples, leve e de fácil operação.</w:t>
+      </w:r>
+    </w:p>
+    <w:p>
+      <w:pPr>
+        <w:jc w:val="both"/>
+        <w:rPr>
+          <w:rFonts w:cstheme="minorHAnsi"/>
+        </w:rPr>
+      </w:pPr>
+    </w:p>
+    <w:p>
+      <w:pPr>
         <w:ind w:left="360"/>
-      </w:pPr>
-      <w:r>
-        <w:t>Entre as principais características desses processadores podemos citar</w:t>
+        <w:jc w:val="both"/>
+        <w:rPr>
+          <w:rFonts w:cstheme="minorHAnsi"/>
+          <w:b/>
+          <w:bCs/>
+          <w:sz w:val="24"/>
+          <w:szCs w:val="24"/>
+        </w:rPr>
+      </w:pPr>
+      <w:r>
+        <w:rPr>
+          <w:rFonts w:cstheme="minorHAnsi"/>
+          <w:b/>
+          <w:bCs/>
+          <w:sz w:val="24"/>
+          <w:szCs w:val="24"/>
+        </w:rPr>
+        <w:t>3. Empresas e suas versões</w:t>
+      </w:r>
+    </w:p>
+    <w:p>
+      <w:pPr>
+        <w:jc w:val="both"/>
+        <w:rPr>
+          <w:rFonts w:cstheme="minorHAnsi"/>
+          <w:b/>
+          <w:bCs/>
+        </w:rPr>
+      </w:pPr>
+      <w:r>
+        <w:rPr>
+          <w:rFonts w:cstheme="minorHAnsi"/>
+          <w:b/>
+          <w:bCs/>
+        </w:rPr>
+        <w:t>a. USIMINAS</w:t>
+      </w:r>
+    </w:p>
+    <w:p>
+      <w:pPr>
+        <w:jc w:val="both"/>
+        <w:rPr>
+          <w:rFonts w:cstheme="minorHAnsi"/>
+        </w:rPr>
+      </w:pPr>
+      <w:r>
+        <w:rPr>
+          <w:rFonts w:cstheme="minorHAnsi"/>
+        </w:rPr>
+        <w:t>O processador da USIMINAS possui dois modos principais: </w:t>
+      </w:r>
+      <w:r>
+        <w:rPr>
+          <w:rFonts w:cstheme="minorHAnsi"/>
+          <w:b/>
+          <w:bCs/>
+        </w:rPr>
+        <w:t>Padrão (V1)</w:t>
+      </w:r>
+      <w:r>
+        <w:rPr>
+          <w:rFonts w:cstheme="minorHAnsi"/>
+        </w:rPr>
+        <w:t> e </w:t>
+      </w:r>
+      <w:r>
+        <w:rPr>
+          <w:rFonts w:cstheme="minorHAnsi"/>
+          <w:b/>
+          <w:bCs/>
+        </w:rPr>
+        <w:t>Versão 2 (V2)</w:t>
+      </w:r>
+      <w:r>
+        <w:rPr>
+          <w:rFonts w:cstheme="minorHAnsi"/>
+        </w:rPr>
+        <w:t>.</w:t>
+      </w:r>
+    </w:p>
+    <w:p>
+      <w:pPr>
+        <w:jc w:val="both"/>
+        <w:rPr>
+          <w:rFonts w:cstheme="minorHAnsi"/>
+          <w:b/>
+          <w:bCs/>
+        </w:rPr>
+      </w:pPr>
+      <w:r>
+        <w:rPr>
+          <w:rFonts w:cstheme="minorHAnsi"/>
+          <w:b/>
+          <w:bCs/>
+        </w:rPr>
+        <w:lastRenderedPageBreak/>
+        <w:t>Principais características:</w:t>
+      </w:r>
+    </w:p>
+    <w:p>
+      <w:pPr>
+        <w:numPr>
+          <w:ilvl w:val="0"/>
+          <w:numId w:val="14"/>
+        </w:numPr>
+        <w:jc w:val="both"/>
+        <w:rPr>
+          <w:rFonts w:cstheme="minorHAnsi"/>
+        </w:rPr>
+      </w:pPr>
+      <w:r>
+        <w:rPr>
+          <w:rFonts w:cstheme="minorHAnsi"/>
+        </w:rPr>
+        <w:t>Modo </w:t>
+      </w:r>
+      <w:r>
+        <w:rPr>
+          <w:rFonts w:cstheme="minorHAnsi"/>
+          <w:b/>
+          <w:bCs/>
+        </w:rPr>
+        <w:t>Padrão (V1)</w:t>
+      </w:r>
+      <w:r>
+        <w:rPr>
+          <w:rFonts w:cstheme="minorHAnsi"/>
+        </w:rPr>
+        <w:t> e </w:t>
+      </w:r>
+      <w:r>
+        <w:rPr>
+          <w:rFonts w:cstheme="minorHAnsi"/>
+          <w:b/>
+          <w:bCs/>
+        </w:rPr>
+        <w:t>Versão 2 (V2)</w:t>
+      </w:r>
+      <w:r>
+        <w:rPr>
+          <w:rFonts w:cstheme="minorHAnsi"/>
+        </w:rPr>
+        <w:t>;</w:t>
+      </w:r>
+    </w:p>
+    <w:p>
+      <w:pPr>
+        <w:numPr>
+          <w:ilvl w:val="0"/>
+          <w:numId w:val="14"/>
+        </w:numPr>
+        <w:jc w:val="both"/>
+        <w:rPr>
+          <w:rFonts w:cstheme="minorHAnsi"/>
+        </w:rPr>
+      </w:pPr>
+      <w:r>
+        <w:rPr>
+          <w:rFonts w:cstheme="minorHAnsi"/>
+        </w:rPr>
+        <w:t>Na versão padrão, o sistema ignora batidas planejadas, considerando apenas as batidas reais;</w:t>
+      </w:r>
+    </w:p>
+    <w:p>
+      <w:pPr>
+        <w:numPr>
+          <w:ilvl w:val="0"/>
+          <w:numId w:val="14"/>
+        </w:numPr>
+        <w:jc w:val="both"/>
+        <w:rPr>
+          <w:rFonts w:cstheme="minorHAnsi"/>
+        </w:rPr>
+      </w:pPr>
+      <w:r>
+        <w:rPr>
+          <w:rFonts w:cstheme="minorHAnsi"/>
+        </w:rPr>
+        <w:t>Na versão 2, há detecção de ocorrências como </w:t>
+      </w:r>
+      <w:r>
+        <w:rPr>
+          <w:rFonts w:cstheme="minorHAnsi"/>
+          <w:b/>
+          <w:bCs/>
+        </w:rPr>
+        <w:t>FOLGA, DSR, FERIADO, MARCAÇÃO IRREGULAR</w:t>
+      </w:r>
+      <w:r>
+        <w:rPr>
+          <w:rFonts w:cstheme="minorHAnsi"/>
+        </w:rPr>
+        <w:t> e </w:t>
+      </w:r>
+      <w:r>
+        <w:rPr>
+          <w:rFonts w:cstheme="minorHAnsi"/>
+          <w:b/>
+          <w:bCs/>
+        </w:rPr>
+        <w:t>s/Marcação de Saída</w:t>
+      </w:r>
+      <w:r>
+        <w:rPr>
+          <w:rFonts w:cstheme="minorHAnsi"/>
+        </w:rPr>
+        <w:t>;</w:t>
+      </w:r>
+    </w:p>
+    <w:p>
+      <w:pPr>
+        <w:numPr>
+          <w:ilvl w:val="0"/>
+          <w:numId w:val="14"/>
+        </w:numPr>
+        <w:jc w:val="both"/>
+        <w:rPr>
+          <w:rFonts w:cstheme="minorHAnsi"/>
+        </w:rPr>
+      </w:pPr>
+      <w:r>
+        <w:rPr>
+          <w:rFonts w:cstheme="minorHAnsi"/>
+        </w:rPr>
+        <w:t>A versão padrão trabalha com fechamento de </w:t>
+      </w:r>
+      <w:r>
+        <w:rPr>
+          <w:rFonts w:cstheme="minorHAnsi"/>
+          <w:b/>
+          <w:bCs/>
+        </w:rPr>
+        <w:t>1 a 31</w:t>
+      </w:r>
+      <w:r>
+        <w:rPr>
+          <w:rFonts w:cstheme="minorHAnsi"/>
+        </w:rPr>
+        <w:t>;</w:t>
+      </w:r>
+    </w:p>
+    <w:p>
+      <w:pPr>
+        <w:numPr>
+          <w:ilvl w:val="0"/>
+          <w:numId w:val="14"/>
+        </w:numPr>
+        <w:jc w:val="both"/>
+        <w:rPr>
+          <w:rFonts w:cstheme="minorHAnsi"/>
+        </w:rPr>
+      </w:pPr>
+      <w:r>
+        <w:rPr>
+          <w:rFonts w:cstheme="minorHAnsi"/>
+        </w:rPr>
+        <w:t>A versão 2 trabalha com fechamento de </w:t>
+      </w:r>
+      <w:r>
+        <w:rPr>
+          <w:rFonts w:cstheme="minorHAnsi"/>
+          <w:b/>
+          <w:bCs/>
+        </w:rPr>
+        <w:t>16 a 15</w:t>
+      </w:r>
+      <w:r>
+        <w:rPr>
+          <w:rFonts w:cstheme="minorHAnsi"/>
+        </w:rPr>
+        <w:t>;</w:t>
+      </w:r>
+    </w:p>
+    <w:p>
+      <w:pPr>
+        <w:numPr>
+          <w:ilvl w:val="0"/>
+          <w:numId w:val="14"/>
+        </w:numPr>
+        <w:jc w:val="both"/>
+        <w:rPr>
+          <w:rFonts w:cstheme="minorHAnsi"/>
+        </w:rPr>
+      </w:pPr>
+      <w:r>
+        <w:rPr>
+          <w:rFonts w:cstheme="minorHAnsi"/>
+        </w:rPr>
+        <w:t>Possui campo para inserção de </w:t>
+      </w:r>
+      <w:r>
+        <w:rPr>
+          <w:rFonts w:cstheme="minorHAnsi"/>
+          <w:b/>
+          <w:bCs/>
+        </w:rPr>
+        <w:t>intervalo de refeição</w:t>
+      </w:r>
+      <w:r>
+        <w:rPr>
+          <w:rFonts w:cstheme="minorHAnsi"/>
+        </w:rPr>
+        <w:t>;</w:t>
+      </w:r>
+    </w:p>
+    <w:p>
+      <w:pPr>
+        <w:numPr>
+          <w:ilvl w:val="0"/>
+          <w:numId w:val="14"/>
+        </w:numPr>
+        <w:jc w:val="both"/>
+        <w:rPr>
+          <w:rFonts w:cstheme="minorHAnsi"/>
+        </w:rPr>
+      </w:pPr>
+      <w:r>
+        <w:rPr>
+          <w:rFonts w:cstheme="minorHAnsi"/>
+        </w:rPr>
+        <w:t>Na versão 2, é importante copiar o espelho </w:t>
+      </w:r>
+      <w:r>
+        <w:rPr>
+          <w:rFonts w:cstheme="minorHAnsi"/>
+          <w:b/>
+          <w:bCs/>
+        </w:rPr>
+        <w:t>mês a mês</w:t>
+      </w:r>
+      <w:r>
+        <w:rPr>
+          <w:rFonts w:cstheme="minorHAnsi"/>
+        </w:rPr>
+        <w:t>, utilizando </w:t>
+      </w:r>
+      <w:r>
+        <w:rPr>
+          <w:rFonts w:cstheme="minorHAnsi"/>
+          <w:b/>
+          <w:bCs/>
+        </w:rPr>
+        <w:t>ALT + Adobe</w:t>
+      </w:r>
+      <w:r>
+        <w:rPr>
+          <w:rFonts w:cstheme="minorHAnsi"/>
+        </w:rPr>
+        <w:t>, para evitar falhas na captura do cabeçalho.</w:t>
+      </w:r>
+    </w:p>
+    <w:p>
+      <w:pPr>
+        <w:jc w:val="both"/>
+        <w:rPr>
+          <w:rFonts w:cstheme="minorHAnsi"/>
+          <w:b/>
+          <w:bCs/>
+        </w:rPr>
+      </w:pPr>
+      <w:r>
+        <w:rPr>
+          <w:rFonts w:cstheme="minorHAnsi"/>
+          <w:b/>
+          <w:bCs/>
+        </w:rPr>
+        <w:t>b. VALE</w:t>
+      </w:r>
+    </w:p>
+    <w:p>
+      <w:pPr>
+        <w:jc w:val="both"/>
+        <w:rPr>
+          <w:rFonts w:cstheme="minorHAnsi"/>
+        </w:rPr>
+      </w:pPr>
+      <w:r>
+        <w:rPr>
+          <w:rFonts w:cstheme="minorHAnsi"/>
+        </w:rPr>
+        <w:t>O processador da VALE conta com dois modos: </w:t>
+      </w:r>
+      <w:r>
+        <w:rPr>
+          <w:rFonts w:cstheme="minorHAnsi"/>
+          <w:b/>
+          <w:bCs/>
+        </w:rPr>
+        <w:t>Padrão</w:t>
+      </w:r>
+      <w:r>
+        <w:rPr>
+          <w:rFonts w:cstheme="minorHAnsi"/>
+        </w:rPr>
+        <w:t> e </w:t>
+      </w:r>
+      <w:r>
+        <w:rPr>
+          <w:rFonts w:cstheme="minorHAnsi"/>
+          <w:b/>
+          <w:bCs/>
+        </w:rPr>
+        <w:t>Maquinista</w:t>
+      </w:r>
+      <w:r>
+        <w:rPr>
+          <w:rFonts w:cstheme="minorHAnsi"/>
+        </w:rPr>
+        <w:t>.</w:t>
+      </w:r>
+    </w:p>
+    <w:p>
+      <w:pPr>
+        <w:jc w:val="both"/>
+        <w:rPr>
+          <w:rFonts w:cstheme="minorHAnsi"/>
+          <w:b/>
+          <w:bCs/>
+        </w:rPr>
+      </w:pPr>
+      <w:r>
+        <w:rPr>
+          <w:rFonts w:cstheme="minorHAnsi"/>
+          <w:b/>
+          <w:bCs/>
+        </w:rPr>
+        <w:t>Principais características:</w:t>
+      </w:r>
+    </w:p>
+    <w:p>
+      <w:pPr>
+        <w:numPr>
+          <w:ilvl w:val="0"/>
+          <w:numId w:val="15"/>
+        </w:numPr>
+        <w:jc w:val="both"/>
+        <w:rPr>
+          <w:rFonts w:cstheme="minorHAnsi"/>
+        </w:rPr>
+      </w:pPr>
+      <w:r>
+        <w:rPr>
+          <w:rFonts w:cstheme="minorHAnsi"/>
+        </w:rPr>
+        <w:t>Modos </w:t>
+      </w:r>
+      <w:r>
+        <w:rPr>
+          <w:rFonts w:cstheme="minorHAnsi"/>
+          <w:b/>
+          <w:bCs/>
+        </w:rPr>
+        <w:t>Padrão</w:t>
+      </w:r>
+      <w:r>
+        <w:rPr>
+          <w:rFonts w:cstheme="minorHAnsi"/>
+        </w:rPr>
+        <w:t> e </w:t>
+      </w:r>
+      <w:r>
+        <w:rPr>
+          <w:rFonts w:cstheme="minorHAnsi"/>
+          <w:b/>
+          <w:bCs/>
+        </w:rPr>
+        <w:t>Maquinista</w:t>
+      </w:r>
+      <w:r>
+        <w:rPr>
+          <w:rFonts w:cstheme="minorHAnsi"/>
+        </w:rPr>
+        <w:t>;</w:t>
+      </w:r>
+    </w:p>
+    <w:p>
+      <w:pPr>
+        <w:numPr>
+          <w:ilvl w:val="0"/>
+          <w:numId w:val="15"/>
+        </w:numPr>
+        <w:jc w:val="both"/>
+        <w:rPr>
+          <w:rFonts w:cstheme="minorHAnsi"/>
+        </w:rPr>
+      </w:pPr>
+      <w:r>
+        <w:rPr>
+          <w:rFonts w:cstheme="minorHAnsi"/>
+        </w:rPr>
+        <w:t>No modo padrão, quando existe a ocorrência </w:t>
+      </w:r>
+      <w:r>
+        <w:rPr>
+          <w:rFonts w:cstheme="minorHAnsi"/>
+          <w:b/>
+          <w:bCs/>
+        </w:rPr>
+        <w:t>“s/Marcação de Saída”</w:t>
+      </w:r>
+      <w:r>
+        <w:rPr>
+          <w:rFonts w:cstheme="minorHAnsi"/>
+        </w:rPr>
+        <w:t>, o sistema pode preencher a saída com base na batida planejada;</w:t>
+      </w:r>
+    </w:p>
+    <w:p>
+      <w:pPr>
+        <w:numPr>
+          <w:ilvl w:val="0"/>
+          <w:numId w:val="15"/>
+        </w:numPr>
+        <w:jc w:val="both"/>
+        <w:rPr>
+          <w:rFonts w:cstheme="minorHAnsi"/>
+        </w:rPr>
+      </w:pPr>
+      <w:r>
+        <w:rPr>
+          <w:rFonts w:cstheme="minorHAnsi"/>
+        </w:rPr>
+        <w:t>Em dias sem marcação, mas com código válido, o sistema também pode preencher com a batida planejada;</w:t>
+      </w:r>
+    </w:p>
+    <w:p>
+      <w:pPr>
+        <w:numPr>
+          <w:ilvl w:val="0"/>
+          <w:numId w:val="15"/>
+        </w:numPr>
+        <w:jc w:val="both"/>
+        <w:rPr>
+          <w:rFonts w:cstheme="minorHAnsi"/>
+        </w:rPr>
+      </w:pPr>
+      <w:r>
+        <w:rPr>
+          <w:rFonts w:cstheme="minorHAnsi"/>
+        </w:rPr>
+        <w:t>Fechamento de </w:t>
+      </w:r>
+      <w:r>
+        <w:rPr>
+          <w:rFonts w:cstheme="minorHAnsi"/>
+          <w:b/>
+          <w:bCs/>
+        </w:rPr>
+        <w:t>1 a 31</w:t>
+      </w:r>
+      <w:r>
+        <w:rPr>
+          <w:rFonts w:cstheme="minorHAnsi"/>
+        </w:rPr>
+        <w:t>;</w:t>
+      </w:r>
+    </w:p>
+    <w:p>
+      <w:pPr>
+        <w:numPr>
+          <w:ilvl w:val="0"/>
+          <w:numId w:val="15"/>
+        </w:numPr>
+        <w:jc w:val="both"/>
+        <w:rPr>
+          <w:rFonts w:cstheme="minorHAnsi"/>
+        </w:rPr>
+      </w:pPr>
+      <w:r>
+        <w:rPr>
+          <w:rFonts w:cstheme="minorHAnsi"/>
+        </w:rPr>
+        <w:t>O modo </w:t>
+      </w:r>
+      <w:r>
+        <w:rPr>
+          <w:rFonts w:cstheme="minorHAnsi"/>
+          <w:b/>
+          <w:bCs/>
+        </w:rPr>
+        <w:t>Maquinista</w:t>
+      </w:r>
+      <w:r>
+        <w:rPr>
+          <w:rFonts w:cstheme="minorHAnsi"/>
+        </w:rPr>
+        <w:t> captura rubricas específicas, previamente definidas para esse tipo de espelho de ponto;</w:t>
+      </w:r>
+    </w:p>
+    <w:p>
+      <w:pPr>
+        <w:numPr>
+          <w:ilvl w:val="0"/>
+          <w:numId w:val="15"/>
+        </w:numPr>
+        <w:jc w:val="both"/>
+        <w:rPr>
+          <w:rFonts w:cstheme="minorHAnsi"/>
+        </w:rPr>
+      </w:pPr>
+      <w:r>
+        <w:rPr>
+          <w:rFonts w:cstheme="minorHAnsi"/>
+        </w:rPr>
+        <w:t>Possui campo para inserção de </w:t>
+      </w:r>
+      <w:r>
+        <w:rPr>
+          <w:rFonts w:cstheme="minorHAnsi"/>
+          <w:b/>
+          <w:bCs/>
+        </w:rPr>
+        <w:t>intervalo de refeição</w:t>
+      </w:r>
+      <w:r>
+        <w:rPr>
+          <w:rFonts w:cstheme="minorHAnsi"/>
+        </w:rPr>
+        <w:t>.</w:t>
+      </w:r>
+    </w:p>
+    <w:p>
+      <w:pPr>
+        <w:jc w:val="both"/>
+        <w:rPr>
+          <w:rFonts w:cstheme="minorHAnsi"/>
+          <w:b/>
+          <w:bCs/>
+        </w:rPr>
+      </w:pPr>
+      <w:r>
+        <w:rPr>
+          <w:rFonts w:cstheme="minorHAnsi"/>
+          <w:b/>
+          <w:bCs/>
+        </w:rPr>
+        <w:t>c. D’GRANEL</w:t>
+      </w:r>
+    </w:p>
+    <w:p>
+      <w:pPr>
+        <w:jc w:val="both"/>
+        <w:rPr>
+          <w:rFonts w:cstheme="minorHAnsi"/>
+          <w:b/>
+          <w:bCs/>
+        </w:rPr>
+      </w:pPr>
+      <w:r>
+        <w:rPr>
+          <w:rFonts w:cstheme="minorHAnsi"/>
+          <w:b/>
+          <w:bCs/>
+        </w:rPr>
+        <w:t>Principais características:</w:t>
+      </w:r>
+    </w:p>
+    <w:p>
+      <w:pPr>
+        <w:numPr>
+          <w:ilvl w:val="0"/>
+          <w:numId w:val="16"/>
+        </w:numPr>
+        <w:jc w:val="both"/>
+        <w:rPr>
+          <w:rFonts w:cstheme="minorHAnsi"/>
+        </w:rPr>
+      </w:pPr>
+      <w:r>
+        <w:rPr>
+          <w:rFonts w:cstheme="minorHAnsi"/>
+        </w:rPr>
+        <w:t>Modo </w:t>
+      </w:r>
+      <w:r>
+        <w:rPr>
+          <w:rFonts w:cstheme="minorHAnsi"/>
+          <w:b/>
+          <w:bCs/>
+        </w:rPr>
+        <w:t>sem espera</w:t>
+      </w:r>
+      <w:r>
+        <w:rPr>
+          <w:rFonts w:cstheme="minorHAnsi"/>
+        </w:rPr>
+        <w:t>, utilizado para períodos anteriores à </w:t>
+      </w:r>
+      <w:r>
+        <w:rPr>
+          <w:rFonts w:cstheme="minorHAnsi"/>
+          <w:b/>
+          <w:bCs/>
+        </w:rPr>
+        <w:t>ADI 5322</w:t>
+      </w:r>
+      <w:r>
+        <w:rPr>
+          <w:rFonts w:cstheme="minorHAnsi"/>
+        </w:rPr>
+        <w:t>;</w:t>
+      </w:r>
+    </w:p>
+    <w:p>
+      <w:pPr>
+        <w:numPr>
+          <w:ilvl w:val="0"/>
+          <w:numId w:val="16"/>
+        </w:numPr>
+        <w:jc w:val="both"/>
+        <w:rPr>
+          <w:rFonts w:cstheme="minorHAnsi"/>
+        </w:rPr>
+      </w:pPr>
+      <w:r>
+        <w:rPr>
+          <w:rFonts w:cstheme="minorHAnsi"/>
+        </w:rPr>
+        <w:t>Modo </w:t>
+      </w:r>
+      <w:r>
+        <w:rPr>
+          <w:rFonts w:cstheme="minorHAnsi"/>
+          <w:b/>
+          <w:bCs/>
+        </w:rPr>
+        <w:t>com espera integrada na jornada</w:t>
+      </w:r>
+      <w:r>
+        <w:rPr>
+          <w:rFonts w:cstheme="minorHAnsi"/>
+        </w:rPr>
+        <w:t>, utilizado para períodos posteriores à </w:t>
+      </w:r>
+      <w:r>
+        <w:rPr>
+          <w:rFonts w:cstheme="minorHAnsi"/>
+          <w:b/>
+          <w:bCs/>
+        </w:rPr>
+        <w:t>ADI 5322</w:t>
+      </w:r>
+      <w:r>
+        <w:rPr>
+          <w:rFonts w:cstheme="minorHAnsi"/>
+        </w:rPr>
+        <w:t>;</w:t>
+      </w:r>
+    </w:p>
+    <w:p>
+      <w:pPr>
+        <w:numPr>
+          <w:ilvl w:val="0"/>
+          <w:numId w:val="16"/>
+        </w:numPr>
+        <w:jc w:val="both"/>
+        <w:rPr>
+          <w:rFonts w:cstheme="minorHAnsi"/>
+        </w:rPr>
+      </w:pPr>
+      <w:r>
+        <w:rPr>
+          <w:rFonts w:cstheme="minorHAnsi"/>
+        </w:rPr>
+        <w:t>Fechamento de </w:t>
+      </w:r>
+      <w:r>
+        <w:rPr>
+          <w:rFonts w:cstheme="minorHAnsi"/>
+          <w:b/>
+          <w:bCs/>
+        </w:rPr>
+        <w:t>1 a 31</w:t>
+      </w:r>
+      <w:r>
+        <w:rPr>
+          <w:rFonts w:cstheme="minorHAnsi"/>
+        </w:rPr>
+        <w:t>;</w:t>
+      </w:r>
+    </w:p>
+    <w:p>
+      <w:pPr>
+        <w:jc w:val="both"/>
+        <w:rPr>
+          <w:rFonts w:cstheme="minorHAnsi"/>
+        </w:rPr>
+      </w:pPr>
+    </w:p>
+    <w:p>
+      <w:pPr>
+        <w:jc w:val="both"/>
+        <w:rPr>
+          <w:rFonts w:cstheme="minorHAnsi"/>
+          <w:b/>
+          <w:bCs/>
+        </w:rPr>
+      </w:pPr>
+      <w:r>
+        <w:rPr>
+          <w:rFonts w:cstheme="minorHAnsi"/>
+          <w:b/>
+          <w:bCs/>
+        </w:rPr>
+        <w:t>d. FERTRAN</w:t>
+      </w:r>
+    </w:p>
+    <w:p>
+      <w:pPr>
+        <w:jc w:val="both"/>
+        <w:rPr>
+          <w:rFonts w:cstheme="minorHAnsi"/>
+          <w:b/>
+          <w:bCs/>
+        </w:rPr>
+      </w:pPr>
+      <w:r>
+        <w:rPr>
+          <w:rFonts w:cstheme="minorHAnsi"/>
+          <w:b/>
+          <w:bCs/>
+        </w:rPr>
+        <w:t>Principais características:</w:t>
+      </w:r>
+    </w:p>
+    <w:p>
+      <w:pPr>
+        <w:numPr>
+          <w:ilvl w:val="0"/>
+          <w:numId w:val="17"/>
+        </w:numPr>
+        <w:jc w:val="both"/>
+        <w:rPr>
+          <w:rFonts w:cstheme="minorHAnsi"/>
+        </w:rPr>
+      </w:pPr>
+      <w:r>
+        <w:rPr>
+          <w:rFonts w:cstheme="minorHAnsi"/>
+        </w:rPr>
+        <w:t>Modo </w:t>
+      </w:r>
+      <w:r>
+        <w:rPr>
+          <w:rFonts w:cstheme="minorHAnsi"/>
+          <w:b/>
+          <w:bCs/>
+        </w:rPr>
+        <w:t>sem espera</w:t>
+      </w:r>
+      <w:r>
+        <w:rPr>
+          <w:rFonts w:cstheme="minorHAnsi"/>
+        </w:rPr>
+        <w:t>, para períodos anteriores à </w:t>
+      </w:r>
+      <w:r>
+        <w:rPr>
+          <w:rFonts w:cstheme="minorHAnsi"/>
+          <w:b/>
+          <w:bCs/>
+        </w:rPr>
+        <w:t>ADI 5322</w:t>
+      </w:r>
+      <w:r>
+        <w:rPr>
+          <w:rFonts w:cstheme="minorHAnsi"/>
+        </w:rPr>
+        <w:t>;</w:t>
+      </w:r>
+    </w:p>
+    <w:p>
+      <w:pPr>
+        <w:numPr>
+          <w:ilvl w:val="0"/>
+          <w:numId w:val="17"/>
+        </w:numPr>
+        <w:jc w:val="both"/>
+        <w:rPr>
+          <w:rFonts w:cstheme="minorHAnsi"/>
+        </w:rPr>
+      </w:pPr>
+      <w:r>
+        <w:rPr>
+          <w:rFonts w:cstheme="minorHAnsi"/>
+        </w:rPr>
+        <w:t>Modo </w:t>
+      </w:r>
+      <w:r>
+        <w:rPr>
+          <w:rFonts w:cstheme="minorHAnsi"/>
+          <w:b/>
+          <w:bCs/>
+        </w:rPr>
+        <w:t>com espera integrada na jornada</w:t>
+      </w:r>
+      <w:r>
+        <w:rPr>
+          <w:rFonts w:cstheme="minorHAnsi"/>
+        </w:rPr>
+        <w:t>, para períodos posteriores à </w:t>
+      </w:r>
+      <w:r>
+        <w:rPr>
+          <w:rFonts w:cstheme="minorHAnsi"/>
+          <w:b/>
+          <w:bCs/>
+        </w:rPr>
+        <w:t>ADI 5322</w:t>
+      </w:r>
+      <w:r>
+        <w:rPr>
+          <w:rFonts w:cstheme="minorHAnsi"/>
+        </w:rPr>
+        <w:t>;</w:t>
+      </w:r>
+    </w:p>
+    <w:p>
+      <w:pPr>
+        <w:numPr>
+          <w:ilvl w:val="0"/>
+          <w:numId w:val="17"/>
+        </w:numPr>
+        <w:jc w:val="both"/>
+        <w:rPr>
+          <w:rFonts w:cstheme="minorHAnsi"/>
+        </w:rPr>
+      </w:pPr>
+      <w:r>
+        <w:rPr>
+          <w:rFonts w:cstheme="minorHAnsi"/>
+        </w:rPr>
+        <w:lastRenderedPageBreak/>
+        <w:t>Fechamento de </w:t>
+      </w:r>
+      <w:r>
+        <w:rPr>
+          <w:rFonts w:cstheme="minorHAnsi"/>
+          <w:b/>
+          <w:bCs/>
+        </w:rPr>
+        <w:t>21 a 20</w:t>
+      </w:r>
+      <w:r>
+        <w:rPr>
+          <w:rFonts w:cstheme="minorHAnsi"/>
+        </w:rPr>
+        <w:t>;</w:t>
+      </w:r>
+    </w:p>
+    <w:p>
+      <w:pPr>
+        <w:jc w:val="both"/>
+        <w:rPr>
+          <w:rFonts w:cstheme="minorHAnsi"/>
+        </w:rPr>
+      </w:pPr>
+    </w:p>
+    <w:p>
+      <w:pPr>
+        <w:jc w:val="both"/>
+        <w:rPr>
+          <w:rFonts w:cstheme="minorHAnsi"/>
+          <w:b/>
+          <w:bCs/>
+        </w:rPr>
+      </w:pPr>
+      <w:r>
+        <w:rPr>
+          <w:rFonts w:cstheme="minorHAnsi"/>
+          <w:b/>
+          <w:bCs/>
+        </w:rPr>
+        <w:t>e. LENARGE</w:t>
+      </w:r>
+    </w:p>
+    <w:p>
+      <w:pPr>
+        <w:jc w:val="both"/>
+        <w:rPr>
+          <w:rFonts w:cstheme="minorHAnsi"/>
+        </w:rPr>
+      </w:pPr>
+      <w:r>
+        <w:rPr>
+          <w:rFonts w:cstheme="minorHAnsi"/>
+        </w:rPr>
+        <w:t>O processador da LENARGE possui versões voltadas principalmente para jornadas relacionadas à condução e ao controle de viagem.</w:t>
+      </w:r>
+    </w:p>
+    <w:p>
+      <w:pPr>
+        <w:jc w:val="both"/>
+        <w:rPr>
+          <w:rFonts w:cstheme="minorHAnsi"/>
+          <w:b/>
+          <w:bCs/>
+        </w:rPr>
+      </w:pPr>
+      <w:r>
+        <w:rPr>
+          <w:rFonts w:cstheme="minorHAnsi"/>
+          <w:b/>
+          <w:bCs/>
+        </w:rPr>
+        <w:t>Principais características:</w:t>
+      </w:r>
+    </w:p>
+    <w:p>
+      <w:pPr>
+        <w:numPr>
+          <w:ilvl w:val="0"/>
+          <w:numId w:val="18"/>
+        </w:numPr>
+        <w:jc w:val="both"/>
+        <w:rPr>
+          <w:rFonts w:cstheme="minorHAnsi"/>
+        </w:rPr>
+      </w:pPr>
+      <w:r>
+        <w:rPr>
+          <w:rFonts w:cstheme="minorHAnsi"/>
+        </w:rPr>
+        <w:t>Versão que captura batidas de </w:t>
+      </w:r>
+      <w:r>
+        <w:rPr>
+          <w:rFonts w:cstheme="minorHAnsi"/>
+          <w:b/>
+          <w:bCs/>
+        </w:rPr>
+        <w:t>condução</w:t>
+      </w:r>
+      <w:r>
+        <w:rPr>
+          <w:rFonts w:cstheme="minorHAnsi"/>
+        </w:rPr>
+        <w:t>, com opção </w:t>
+      </w:r>
+      <w:r>
+        <w:rPr>
+          <w:rFonts w:cstheme="minorHAnsi"/>
+          <w:b/>
+          <w:bCs/>
+        </w:rPr>
+        <w:t>com espera</w:t>
+      </w:r>
+      <w:r>
+        <w:rPr>
+          <w:rFonts w:cstheme="minorHAnsi"/>
+        </w:rPr>
+        <w:t> e </w:t>
+      </w:r>
+      <w:r>
+        <w:rPr>
+          <w:rFonts w:cstheme="minorHAnsi"/>
+          <w:b/>
+          <w:bCs/>
+        </w:rPr>
+        <w:t>sem espera</w:t>
+      </w:r>
+      <w:r>
+        <w:rPr>
+          <w:rFonts w:cstheme="minorHAnsi"/>
+        </w:rPr>
+        <w:t>;</w:t>
+      </w:r>
+    </w:p>
+    <w:p>
+      <w:pPr>
+        <w:numPr>
+          <w:ilvl w:val="0"/>
+          <w:numId w:val="18"/>
+        </w:numPr>
+        <w:jc w:val="both"/>
+        <w:rPr>
+          <w:rFonts w:cstheme="minorHAnsi"/>
+        </w:rPr>
+      </w:pPr>
+      <w:r>
+        <w:rPr>
+          <w:rFonts w:cstheme="minorHAnsi"/>
+        </w:rPr>
+        <w:t xml:space="preserve">Outra versão </w:t>
+      </w:r>
+      <w:r>
+        <w:rPr>
+          <w:rFonts w:cstheme="minorHAnsi"/>
+        </w:rPr>
+        <w:t>que captura</w:t>
+      </w:r>
+      <w:r>
+        <w:rPr>
+          <w:rFonts w:cstheme="minorHAnsi"/>
+        </w:rPr>
+        <w:t xml:space="preserve"> de </w:t>
+      </w:r>
+      <w:r>
+        <w:rPr>
+          <w:rFonts w:cstheme="minorHAnsi"/>
+          <w:b/>
+          <w:bCs/>
+        </w:rPr>
+        <w:t>início de viagem, fim de viagem, tempo de condução e tempo de espera</w:t>
+      </w:r>
+      <w:r>
+        <w:rPr>
+          <w:rFonts w:cstheme="minorHAnsi"/>
+        </w:rPr>
+        <w:t>;</w:t>
+      </w:r>
+    </w:p>
+    <w:p>
+      <w:pPr>
+        <w:numPr>
+          <w:ilvl w:val="0"/>
+          <w:numId w:val="18"/>
+        </w:numPr>
+        <w:jc w:val="both"/>
+        <w:rPr>
+          <w:rFonts w:cstheme="minorHAnsi"/>
+        </w:rPr>
+      </w:pPr>
+      <w:r>
+        <w:rPr>
+          <w:rFonts w:cstheme="minorHAnsi"/>
+        </w:rPr>
+        <w:t>Fechamento.</w:t>
+      </w:r>
+    </w:p>
+    <w:p>
+      <w:pPr>
+        <w:jc w:val="both"/>
+        <w:rPr>
+          <w:rFonts w:cstheme="minorHAnsi"/>
+        </w:rPr>
+      </w:pPr>
+    </w:p>
+    <w:p>
+      <w:pPr>
+        <w:pStyle w:val="PargrafodaLista"/>
+        <w:ind w:left="2160"/>
+        <w:jc w:val="both"/>
+        <w:rPr>
+          <w:rFonts w:cstheme="minorHAnsi"/>
+        </w:rPr>
+      </w:pPr>
+    </w:p>
+    <w:p>
+      <w:pPr>
+        <w:pStyle w:val="PargrafodaLista"/>
+        <w:ind w:left="2160"/>
+        <w:jc w:val="both"/>
+        <w:rPr>
+          <w:rFonts w:cstheme="minorHAnsi"/>
+        </w:rPr>
+      </w:pPr>
+    </w:p>
+    <w:p>
+      <w:pPr>
+        <w:pStyle w:val="PargrafodaLista"/>
+        <w:numPr>
+          <w:ilvl w:val="1"/>
+          <w:numId w:val="18"/>
+        </w:numPr>
+        <w:jc w:val="both"/>
+        <w:rPr>
+          <w:rFonts w:cstheme="minorHAnsi"/>
+          <w:b/>
+          <w:bCs/>
+          <w:sz w:val="24"/>
+          <w:szCs w:val="24"/>
+        </w:rPr>
+      </w:pPr>
+      <w:r>
+        <w:rPr>
+          <w:rFonts w:cstheme="minorHAnsi"/>
+          <w:b/>
+          <w:bCs/>
+          <w:sz w:val="24"/>
+          <w:szCs w:val="24"/>
+        </w:rPr>
+        <w:t xml:space="preserve"> Pontos de atenção</w:t>
+      </w:r>
+    </w:p>
+    <w:p>
+      <w:pPr>
+        <w:ind w:left="360"/>
+        <w:jc w:val="both"/>
+        <w:rPr>
+          <w:rFonts w:cstheme="minorHAnsi"/>
+        </w:rPr>
+      </w:pPr>
+      <w:r>
+        <w:rPr>
+          <w:rFonts w:cstheme="minorHAnsi"/>
+        </w:rPr>
+        <w:t>Ao utilizar os processadores de ponto, é importante observar alguns cuidados para garantir que o resultado seja gerado corretamente:</w:t>
       </w:r>
     </w:p>
     <w:p>
@@ -225,12 +1845,18 @@
         <w:pStyle w:val="PargrafodaLista"/>
         <w:numPr>
           <w:ilvl w:val="0"/>
-          <w:numId w:val="5"/>
+          <w:numId w:val="20"/>
         </w:numPr>
         <w:jc w:val="both"/>
-      </w:pPr>
-      <w:r>
-        <w:t>Captura do nome do funcionário e o período no cabeçalho</w:t>
+        <w:rPr>
+          <w:rFonts w:cstheme="minorHAnsi"/>
+        </w:rPr>
+      </w:pPr>
+      <w:r>
+        <w:rPr>
+          <w:rFonts w:cstheme="minorHAnsi"/>
+        </w:rPr>
+        <w:t>O espelho de ponto deve ser copiado de forma completa e com boa formatação;</w:t>
       </w:r>
     </w:p>
     <w:p>
@@ -238,15 +1864,18 @@
         <w:pStyle w:val="PargrafodaLista"/>
         <w:numPr>
           <w:ilvl w:val="0"/>
-          <w:numId w:val="5"/>
+          <w:numId w:val="20"/>
         </w:numPr>
         <w:jc w:val="both"/>
-      </w:pPr>
-      <w:r>
-        <w:t>Pula FOLGAS, DSRs ou dias sem batida de ponto</w:t>
-      </w:r>
-      <w:r>
-        <w:t xml:space="preserve"> (a saída desses dias fica vaga)</w:t>
+        <w:rPr>
+          <w:rFonts w:cstheme="minorHAnsi"/>
+        </w:rPr>
+      </w:pPr>
+      <w:r>
+        <w:rPr>
+          <w:rFonts w:cstheme="minorHAnsi"/>
+        </w:rPr>
+        <w:t>Em algumas versões, a forma de copiar o conteúdo interfere diretamente no resultado do processamento;</w:t>
       </w:r>
     </w:p>
     <w:p>
@@ -254,30 +1883,18 @@
         <w:pStyle w:val="PargrafodaLista"/>
         <w:numPr>
           <w:ilvl w:val="0"/>
-          <w:numId w:val="5"/>
+          <w:numId w:val="20"/>
         </w:numPr>
         <w:jc w:val="both"/>
-      </w:pPr>
-      <w:r>
-        <w:t>Separação por semanas (</w:t>
-      </w:r>
-      <w:r>
-        <w:t>seg</w:t>
-      </w:r>
-      <w:r>
-        <w:t>unda</w:t>
-      </w:r>
-      <w:r>
-        <w:t xml:space="preserve"> a dom</w:t>
-      </w:r>
-      <w:r>
-        <w:t>ingo</w:t>
-      </w:r>
-      <w:r>
-        <w:t>)</w:t>
-      </w:r>
-      <w:r>
-        <w:t xml:space="preserve"> e por meses para facilitar a colagem nos modelos de cartões de ponto</w:t>
+        <w:rPr>
+          <w:rFonts w:cstheme="minorHAnsi"/>
+        </w:rPr>
+      </w:pPr>
+      <w:r>
+        <w:rPr>
+          <w:rFonts w:cstheme="minorHAnsi"/>
+        </w:rPr>
+        <w:t>Cada empresa possui regras próprias, por isso é importante utilizar a versão correta do processador;</w:t>
       </w:r>
     </w:p>
     <w:p>
@@ -285,12 +1902,46 @@
         <w:pStyle w:val="PargrafodaLista"/>
         <w:numPr>
           <w:ilvl w:val="0"/>
-          <w:numId w:val="5"/>
+          <w:numId w:val="20"/>
         </w:numPr>
         <w:jc w:val="both"/>
-      </w:pPr>
-      <w:r>
-        <w:t>Batidas noturnas quando houver (24h+)</w:t>
+        <w:rPr>
+          <w:rFonts w:cstheme="minorHAnsi"/>
+        </w:rPr>
+      </w:pPr>
+      <w:r>
+        <w:rPr>
+          <w:rFonts w:cstheme="minorHAnsi"/>
+        </w:rPr>
+        <w:t>Modos diferentes, como </w:t>
+      </w:r>
+      <w:r>
+        <w:rPr>
+          <w:rFonts w:cstheme="minorHAnsi"/>
+          <w:b/>
+          <w:bCs/>
+        </w:rPr>
+        <w:t>com espera</w:t>
+      </w:r>
+      <w:r>
+        <w:rPr>
+          <w:rFonts w:cstheme="minorHAnsi"/>
+        </w:rPr>
+        <w:t> e </w:t>
+      </w:r>
+      <w:r>
+        <w:rPr>
+          <w:rFonts w:cstheme="minorHAnsi"/>
+          <w:b/>
+          <w:bCs/>
+        </w:rPr>
+        <w:t>sem espera</w:t>
+      </w:r>
+      <w:r>
+        <w:rPr>
+          <w:rFonts w:cstheme="minorHAnsi"/>
+        </w:rPr>
+        <w:t>, podem gerar resultados diferentes para o mesmo espelho;</w:t>
       </w:r>
     </w:p>
     <w:p>
@@ -298,37 +1949,51 @@
         <w:pStyle w:val="PargrafodaLista"/>
         <w:numPr>
           <w:ilvl w:val="0"/>
-          <w:numId w:val="5"/>
+          <w:numId w:val="20"/>
         </w:numPr>
         <w:jc w:val="both"/>
-      </w:pPr>
-      <w:r>
-        <w:t>Reordenação de horários bagunçados</w:t>
-      </w:r>
-      <w:r>
-        <w:t xml:space="preserve"> (em algumas empresas especificas) </w:t>
-      </w:r>
-    </w:p>
-    <w:p>
-      <w:pPr>
-        <w:ind w:left="360"/>
-      </w:pPr>
-    </w:p>
-    <w:p>
-      <w:pPr>
-        <w:ind w:left="360"/>
-      </w:pPr>
+        <w:rPr>
+          <w:rFonts w:cstheme="minorHAnsi"/>
+        </w:rPr>
+      </w:pPr>
+      <w:r>
+        <w:rPr>
+          <w:rFonts w:cstheme="minorHAnsi"/>
+        </w:rPr>
+        <w:t>Jornadas noturnas podem aparecer em formato </w:t>
+      </w:r>
+      <w:r>
+        <w:rPr>
+          <w:rFonts w:cstheme="minorHAnsi"/>
+          <w:b/>
+          <w:bCs/>
+        </w:rPr>
+        <w:t>24h+</w:t>
+      </w:r>
+      <w:r>
+        <w:rPr>
+          <w:rFonts w:cstheme="minorHAnsi"/>
+        </w:rPr>
+        <w:t>, o que é esperado em determinados casos;</w:t>
+      </w:r>
     </w:p>
     <w:p>
       <w:pPr>
         <w:pStyle w:val="PargrafodaLista"/>
         <w:numPr>
           <w:ilvl w:val="0"/>
-          <w:numId w:val="1"/>
+          <w:numId w:val="20"/>
         </w:numPr>
-      </w:pPr>
-      <w:r>
-        <w:t>Empresas e suas versões</w:t>
+        <w:jc w:val="both"/>
+        <w:rPr>
+          <w:rFonts w:cstheme="minorHAnsi"/>
+        </w:rPr>
+      </w:pPr>
+      <w:r>
+        <w:rPr>
+          <w:rFonts w:cstheme="minorHAnsi"/>
+        </w:rPr>
+        <w:t>Em situações de marcação irregular ou ausência de batida, o sistema pode adotar regras automáticas de preenchimento, conforme a empresa e a versão utilizada;</w:t>
       </w:r>
     </w:p>
     <w:p>
@@ -336,228 +2001,28 @@
         <w:pStyle w:val="PargrafodaLista"/>
         <w:numPr>
           <w:ilvl w:val="0"/>
-          <w:numId w:val="4"/>
+          <w:numId w:val="20"/>
         </w:numPr>
-      </w:pPr>
-      <w:r>
-        <w:t>USIMINAS</w:t>
+        <w:jc w:val="both"/>
+        <w:rPr>
+          <w:rFonts w:cstheme="minorHAnsi"/>
+        </w:rPr>
+      </w:pPr>
+      <w:r>
+        <w:rPr>
+          <w:rFonts w:cstheme="minorHAnsi"/>
+        </w:rPr>
+        <w:t>Sempre que possível, o resultado deve ser conferido antes da colagem final na planilha.</w:t>
       </w:r>
     </w:p>
     <w:p>
       <w:pPr>
         <w:pStyle w:val="PargrafodaLista"/>
-        <w:numPr>
-          <w:ilvl w:val="0"/>
-          <w:numId w:val="7"/>
-        </w:numPr>
-      </w:pPr>
-      <w:r>
-        <w:t>Modos Padrão (V1) / Versão 2 (V2)</w:t>
-      </w:r>
-    </w:p>
-    <w:p>
-      <w:pPr>
-        <w:pStyle w:val="PargrafodaLista"/>
-        <w:numPr>
-          <w:ilvl w:val="0"/>
-          <w:numId w:val="7"/>
-        </w:numPr>
-      </w:pPr>
-      <w:r>
-        <w:t xml:space="preserve">Ignora batidas planejadas (V1) </w:t>
-      </w:r>
-    </w:p>
-    <w:p>
-      <w:pPr>
-        <w:pStyle w:val="PargrafodaLista"/>
-        <w:numPr>
-          <w:ilvl w:val="0"/>
-          <w:numId w:val="7"/>
-        </w:numPr>
-      </w:pPr>
-      <w:r>
-        <w:t>Batidas noturnas</w:t>
-      </w:r>
-    </w:p>
-    <w:p>
-      <w:pPr>
-        <w:pStyle w:val="PargrafodaLista"/>
-        <w:numPr>
-          <w:ilvl w:val="0"/>
-          <w:numId w:val="7"/>
-        </w:numPr>
-      </w:pPr>
-      <w:r>
-        <w:t>Detecta FOLGA, DSR, FERIADO, MARCAÇÃO IRREGUAR, s/Marcação de Saída (V2)</w:t>
-      </w:r>
-    </w:p>
-    <w:p>
-      <w:pPr>
-        <w:pStyle w:val="PargrafodaLista"/>
-        <w:numPr>
-          <w:ilvl w:val="0"/>
-          <w:numId w:val="7"/>
-        </w:numPr>
-      </w:pPr>
-      <w:r>
-        <w:t>Fechamento de 1 a 31 versão padrão, e 16 a 15 versão 2.</w:t>
-      </w:r>
-    </w:p>
-    <w:p>
-      <w:pPr>
-        <w:pStyle w:val="PargrafodaLista"/>
-        <w:numPr>
-          <w:ilvl w:val="0"/>
-          <w:numId w:val="7"/>
-        </w:numPr>
-      </w:pPr>
-      <w:r>
-        <w:t>Entrada para inserir refeição</w:t>
-      </w:r>
-    </w:p>
-    <w:p>
-      <w:pPr>
-        <w:pStyle w:val="PargrafodaLista"/>
-        <w:numPr>
-          <w:ilvl w:val="0"/>
-          <w:numId w:val="7"/>
-        </w:numPr>
-      </w:pPr>
-      <w:r>
-        <w:t>Na versão 2 é importante copiar mês a mês usando o ALT e o Adobe ( a fim de evitar a não captura do cabeçalho)</w:t>
-      </w:r>
-    </w:p>
-    <w:p>
-      <w:pPr>
-        <w:pStyle w:val="PargrafodaLista"/>
-        <w:ind w:left="2160"/>
-      </w:pPr>
-    </w:p>
-    <w:p>
-      <w:pPr>
-        <w:pStyle w:val="PargrafodaLista"/>
-        <w:ind w:left="2160"/>
-      </w:pPr>
-    </w:p>
-    <w:p>
-      <w:pPr>
-        <w:pStyle w:val="PargrafodaLista"/>
-        <w:ind w:left="2160"/>
-      </w:pPr>
-    </w:p>
-    <w:p>
-      <w:pPr>
-        <w:pStyle w:val="PargrafodaLista"/>
-        <w:ind w:left="2160"/>
-      </w:pPr>
-    </w:p>
-    <w:p>
-      <w:pPr>
-        <w:pStyle w:val="PargrafodaLista"/>
-        <w:numPr>
-          <w:ilvl w:val="0"/>
-          <w:numId w:val="4"/>
-        </w:numPr>
-      </w:pPr>
-      <w:r>
-        <w:t>VALE</w:t>
-      </w:r>
-    </w:p>
-    <w:p>
-      <w:pPr>
-        <w:pStyle w:val="PargrafodaLista"/>
-        <w:numPr>
-          <w:ilvl w:val="0"/>
-          <w:numId w:val="8"/>
-        </w:numPr>
-      </w:pPr>
-      <w:r>
-        <w:t>Modos Padrão/ Maquinista</w:t>
-      </w:r>
-    </w:p>
-    <w:p>
-      <w:pPr>
-        <w:pStyle w:val="PargrafodaLista"/>
-        <w:numPr>
-          <w:ilvl w:val="0"/>
-          <w:numId w:val="8"/>
-        </w:numPr>
-      </w:pPr>
-      <w:r>
-        <w:t xml:space="preserve">Modo </w:t>
-      </w:r>
-      <w:r>
-        <w:t>padrão preenche marcação “s/Marcação de Saída “ com saída planejada. E em dias sem marcação, mas com código ele preenche com a batida planejada</w:t>
-      </w:r>
-    </w:p>
-    <w:p>
-      <w:pPr>
-        <w:pStyle w:val="PargrafodaLista"/>
-        <w:numPr>
-          <w:ilvl w:val="0"/>
-          <w:numId w:val="8"/>
-        </w:numPr>
-      </w:pPr>
-      <w:r>
-        <w:t xml:space="preserve">Modo maquinista captura rubricas especificas pré-definidas de marcação de ponto. </w:t>
-      </w:r>
-    </w:p>
-    <w:p>
-      <w:pPr>
-        <w:pStyle w:val="PargrafodaLista"/>
-        <w:numPr>
-          <w:ilvl w:val="0"/>
-          <w:numId w:val="8"/>
-        </w:numPr>
-      </w:pPr>
-    </w:p>
-    <w:p>
-      <w:pPr>
-        <w:pStyle w:val="PargrafodaLista"/>
-        <w:numPr>
-          <w:ilvl w:val="0"/>
-          <w:numId w:val="4"/>
-        </w:numPr>
-      </w:pPr>
-      <w:r>
-        <w:t>DGRANEL</w:t>
-      </w:r>
-    </w:p>
-    <w:p>
-      <w:pPr>
-        <w:pStyle w:val="PargrafodaLista"/>
-        <w:numPr>
-          <w:ilvl w:val="0"/>
-          <w:numId w:val="4"/>
-        </w:numPr>
-      </w:pPr>
-      <w:r>
-        <w:t>FERTRAN</w:t>
-      </w:r>
-    </w:p>
-    <w:p>
-      <w:pPr>
-        <w:pStyle w:val="PargrafodaLista"/>
-        <w:numPr>
-          <w:ilvl w:val="0"/>
-          <w:numId w:val="4"/>
-        </w:numPr>
-      </w:pPr>
-      <w:r>
-        <w:t>LENARGE</w:t>
-      </w:r>
-    </w:p>
-    <w:p>
-      <w:pPr>
-        <w:pStyle w:val="PargrafodaLista"/>
-        <w:numPr>
-          <w:ilvl w:val="0"/>
-          <w:numId w:val="1"/>
-        </w:numPr>
-      </w:pPr>
-      <w:r>
-        <w:t>Pontos de atenção</w:t>
-      </w:r>
+        <w:jc w:val="both"/>
+        <w:rPr>
+          <w:rFonts w:cstheme="minorHAnsi"/>
+        </w:rPr>
+      </w:pPr>
     </w:p>
     <w:sectPr>
       <w:pgSz w:w="11906" w:h="16838"/>
@@ -570,8 +2035,97 @@
 </file>
 
 <file path=word/numbering.xml><?xml version="1.0" encoding="utf-8"?>
-<w:numbering xmlns:wpc="http://schemas.microsoft.com/office/word/2010/wordprocessingCanvas" xmlns:cx="http://schemas.microsoft.com/office/drawing/2014/chartex" xmlns:cx1="http://schemas.microsoft.com/office/drawing/2015/9/8/chartex" xmlns:cx2="http://schemas.microsoft.com/office/drawing/2015/10/21/chartex" xmlns:cx3="http://schemas.microsoft.com/office/drawing/2016/5/9/chartex" xmlns:cx4="http://schemas.microsoft.com/office/drawing/2016/5/10/chartex" xmlns:cx5="http://schemas.microsoft.com/office/drawing/2016/5/11/chartex" xmlns:cx6="http://schemas.microsoft.com/office/drawing/2016/5/12/chartex" xmlns:cx7="http://schemas.microsoft.com/office/drawing/2016/5/13/chartex" xmlns:cx8="http://schemas.microsoft.com/office/drawing/2016/5/14/chartex" xmlns:mc="http://schemas.openxmlformats.org/markup-compatibility/2006" xmlns:aink="http://schemas.microsoft.com/office/drawing/2016/ink" xmlns:am3d="http://schemas.microsoft.com/office/drawing/2017/model3d" xmlns:o="urn:schemas-microsoft-com:office:office" xmlns:r="http://schemas.openxmlformats.org/officeDocument/2006/relationships" xmlns:m="http://schemas.openxmlformats.org/officeDocument/2006/math" xmlns:v="urn:schemas-microsoft-com:vml" xmlns:wp14="http://schemas.microsoft.com/office/word/2010/wordprocessingDrawing" xmlns:wp="http://schemas.openxmlformats.org/drawingml/2006/wordprocessingDrawing" xmlns:w10="urn:schemas-microsoft-com:office:word" xmlns:w="http://schemas.openxmlformats.org/wordprocessingml/2006/main" xmlns:w14="http://schemas.microsoft.com/office/word/2010/wordml" xmlns:w15="http://schemas.microsoft.com/office/word/2012/wordml" xmlns:w16cex="http://schemas.microsoft.com/office/word/2018/wordml/cex" xmlns:w16cid="http://schemas.microsoft.com/office/word/2016/wordml/cid" xmlns:w16="http://schemas.microsoft.com/office/word/2018/wordml" xmlns:w16sdtdh="http://schemas.microsoft.com/office/word/2020/wordml/sdtdatahash" xmlns:w16se="http://schemas.microsoft.com/office/word/2015/wordml/symex" xmlns:wpg="http://schemas.microsoft.com/office/word/2010/wordprocessingGroup" xmlns:wpi="http://schemas.microsoft.com/office/word/2010/wordprocessingInk" xmlns:wne="http://schemas.microsoft.com/office/word/2006/wordml" xmlns:wps="http://schemas.microsoft.com/office/word/2010/wordprocessingShape" mc:Ignorable="w14 w15 w16se w16cid w16 w16cex w16sdtdh wp14">
+<w:numbering xmlns:wpc="http://schemas.microsoft.com/office/word/2010/wordprocessingCanvas" xmlns:cx="http://schemas.microsoft.com/office/drawing/2014/chartex" xmlns:cx1="http://schemas.microsoft.com/office/drawing/2015/9/8/chartex" xmlns:cx2="http://schemas.microsoft.com/office/drawing/2015/10/21/chartex" xmlns:cx3="http://schemas.microsoft.com/office/drawing/2016/5/9/chartex" xmlns:cx4="http://schemas.microsoft.com/office/drawing/2016/5/10/chartex" xmlns:cx5="http://schemas.microsoft.com/office/drawing/2016/5/11/chartex" xmlns:cx6="http://schemas.microsoft.com/office/drawing/2016/5/12/chartex" xmlns:cx7="http://schemas.microsoft.com/office/drawing/2016/5/13/chartex" xmlns:cx8="http://schemas.microsoft.com/office/drawing/2016/5/14/chartex" xmlns:mc="http://schemas.openxmlformats.org/markup-compatibility/2006" xmlns:aink="http://schemas.microsoft.com/office/drawing/2016/ink" xmlns:am3d="http://schemas.microsoft.com/office/drawing/2017/model3d" xmlns:o="urn:schemas-microsoft-com:office:office" xmlns:oel="http://schemas.microsoft.com/office/2019/extlst" xmlns:r="http://schemas.openxmlformats.org/officeDocument/2006/relationships" xmlns:m="http://schemas.openxmlformats.org/officeDocument/2006/math" xmlns:v="urn:schemas-microsoft-com:vml" xmlns:wp14="http://schemas.microsoft.com/office/word/2010/wordprocessingDrawing" xmlns:wp="http://schemas.openxmlformats.org/drawingml/2006/wordprocessingDrawing" xmlns:w10="urn:schemas-microsoft-com:office:word" xmlns:w="http://schemas.openxmlformats.org/wordprocessingml/2006/main" xmlns:w14="http://schemas.microsoft.com/office/word/2010/wordml" xmlns:w15="http://schemas.microsoft.com/office/word/2012/wordml" xmlns:w16cex="http://schemas.microsoft.com/office/word/2018/wordml/cex" xmlns:w16cid="http://schemas.microsoft.com/office/word/2016/wordml/cid" xmlns:w16="http://schemas.microsoft.com/office/word/2018/wordml" xmlns:w16sdtdh="http://schemas.microsoft.com/office/word/2020/wordml/sdtdatahash" xmlns:w16se="http://schemas.microsoft.com/office/word/2015/wordml/symex" xmlns:wpg="http://schemas.microsoft.com/office/word/2010/wordprocessingGroup" xmlns:wpi="http://schemas.microsoft.com/office/word/2010/wordprocessingInk" xmlns:wne="http://schemas.microsoft.com/office/word/2006/wordml" xmlns:wps="http://schemas.microsoft.com/office/word/2010/wordprocessingShape" mc:Ignorable="w14 w15 w16se w16cid w16 w16cex w16sdtdh wp14">
   <w:abstractNum w:abstractNumId="0" w15:restartNumberingAfterBreak="0">
+    <w:nsid w:val="00EC1007"/>
+    <w:multiLevelType w:val="hybridMultilevel"/>
+    <w:tmpl w:val="E340D438"/>
+    <w:lvl w:ilvl="0" w:tplc="04160001">
+      <w:start w:val="1"/>
+      <w:numFmt w:val="bullet"/>
+      <w:lvlText w:val=""/>
+      <w:lvlJc w:val="left"/>
+      <w:pPr>
+        <w:ind w:left="720" w:hanging="360"/>
+      </w:pPr>
+      <w:rPr>
+        <w:rFonts w:ascii="Symbol" w:hAnsi="Symbol" w:hint="default"/>
+      </w:rPr>
+    </w:lvl>
+    <w:lvl w:ilvl="1" w:tplc="FFFFFFFF" w:tentative="1">
+      <w:start w:val="1"/>
+      <w:numFmt w:val="lowerLetter"/>
+      <w:lvlText w:val="%2."/>
+      <w:lvlJc w:val="left"/>
+      <w:pPr>
+        <w:ind w:left="1440" w:hanging="360"/>
+      </w:pPr>
+    </w:lvl>
+    <w:lvl w:ilvl="2" w:tplc="FFFFFFFF" w:tentative="1">
+      <w:start w:val="1"/>
+      <w:numFmt w:val="lowerRoman"/>
+      <w:lvlText w:val="%3."/>
+      <w:lvlJc w:val="right"/>
+      <w:pPr>
+        <w:ind w:left="2160" w:hanging="180"/>
+      </w:pPr>
+    </w:lvl>
+    <w:lvl w:ilvl="3" w:tplc="FFFFFFFF" w:tentative="1">
+      <w:start w:val="1"/>
+      <w:numFmt w:val="decimal"/>
+      <w:lvlText w:val="%4."/>
+      <w:lvlJc w:val="left"/>
+      <w:pPr>
+        <w:ind w:left="2880" w:hanging="360"/>
+      </w:pPr>
+    </w:lvl>
+    <w:lvl w:ilvl="4" w:tplc="FFFFFFFF" w:tentative="1">
+      <w:start w:val="1"/>
+      <w:numFmt w:val="lowerLetter"/>
+      <w:lvlText w:val="%5."/>
+      <w:lvlJc w:val="left"/>
+      <w:pPr>
+        <w:ind w:left="3600" w:hanging="360"/>
+      </w:pPr>
+    </w:lvl>
+    <w:lvl w:ilvl="5" w:tplc="FFFFFFFF" w:tentative="1">
+      <w:start w:val="1"/>
+      <w:numFmt w:val="lowerRoman"/>
+      <w:lvlText w:val="%6."/>
+      <w:lvlJc w:val="right"/>
+      <w:pPr>
+        <w:ind w:left="4320" w:hanging="180"/>
+      </w:pPr>
+    </w:lvl>
+    <w:lvl w:ilvl="6" w:tplc="FFFFFFFF" w:tentative="1">
+      <w:start w:val="1"/>
+      <w:numFmt w:val="decimal"/>
+      <w:lvlText w:val="%7."/>
+      <w:lvlJc w:val="left"/>
+      <w:pPr>
+        <w:ind w:left="5040" w:hanging="360"/>
+      </w:pPr>
+    </w:lvl>
+    <w:lvl w:ilvl="7" w:tplc="FFFFFFFF" w:tentative="1">
+      <w:start w:val="1"/>
+      <w:numFmt w:val="lowerLetter"/>
+      <w:lvlText w:val="%8."/>
+      <w:lvlJc w:val="left"/>
+      <w:pPr>
+        <w:ind w:left="5760" w:hanging="360"/>
+      </w:pPr>
+    </w:lvl>
+    <w:lvl w:ilvl="8" w:tplc="FFFFFFFF" w:tentative="1">
+      <w:start w:val="1"/>
+      <w:numFmt w:val="lowerRoman"/>
+      <w:lvlText w:val="%9."/>
+      <w:lvlJc w:val="right"/>
+      <w:pPr>
+        <w:ind w:left="6480" w:hanging="180"/>
+      </w:pPr>
+    </w:lvl>
+  </w:abstractNum>
+  <w:abstractNum w:abstractNumId="1" w15:restartNumberingAfterBreak="0">
     <w:nsid w:val="01C92A54"/>
     <w:multiLevelType w:val="hybridMultilevel"/>
     <w:tmpl w:val="2C900582"/>
@@ -657,7 +2211,156 @@
       </w:pPr>
     </w:lvl>
   </w:abstractNum>
-  <w:abstractNum w:abstractNumId="1" w15:restartNumberingAfterBreak="0">
+  <w:abstractNum w:abstractNumId="2" w15:restartNumberingAfterBreak="0">
+    <w:nsid w:val="0A271B0E"/>
+    <w:multiLevelType w:val="multilevel"/>
+    <w:tmpl w:val="4650B70A"/>
+    <w:lvl w:ilvl="0">
+      <w:start w:val="1"/>
+      <w:numFmt w:val="bullet"/>
+      <w:lvlText w:val=""/>
+      <w:lvlJc w:val="left"/>
+      <w:pPr>
+        <w:tabs>
+          <w:tab w:val="num" w:pos="720"/>
+        </w:tabs>
+        <w:ind w:left="720" w:hanging="360"/>
+      </w:pPr>
+      <w:rPr>
+        <w:rFonts w:ascii="Symbol" w:hAnsi="Symbol" w:hint="default"/>
+        <w:sz w:val="20"/>
+      </w:rPr>
+    </w:lvl>
+    <w:lvl w:ilvl="1" w:tentative="1">
+      <w:start w:val="1"/>
+      <w:numFmt w:val="bullet"/>
+      <w:lvlText w:val=""/>
+      <w:lvlJc w:val="left"/>
+      <w:pPr>
+        <w:tabs>
+          <w:tab w:val="num" w:pos="1440"/>
+        </w:tabs>
+        <w:ind w:left="1440" w:hanging="360"/>
+      </w:pPr>
+      <w:rPr>
+        <w:rFonts w:ascii="Symbol" w:hAnsi="Symbol" w:hint="default"/>
+        <w:sz w:val="20"/>
+      </w:rPr>
+    </w:lvl>
+    <w:lvl w:ilvl="2" w:tentative="1">
+      <w:start w:val="1"/>
+      <w:numFmt w:val="bullet"/>
+      <w:lvlText w:val=""/>
+      <w:lvlJc w:val="left"/>
+      <w:pPr>
+        <w:tabs>
+          <w:tab w:val="num" w:pos="2160"/>
+        </w:tabs>
+        <w:ind w:left="2160" w:hanging="360"/>
+      </w:pPr>
+      <w:rPr>
+        <w:rFonts w:ascii="Symbol" w:hAnsi="Symbol" w:hint="default"/>
+        <w:sz w:val="20"/>
+      </w:rPr>
+    </w:lvl>
+    <w:lvl w:ilvl="3" w:tentative="1">
+      <w:start w:val="1"/>
+      <w:numFmt w:val="bullet"/>
+      <w:lvlText w:val=""/>
+      <w:lvlJc w:val="left"/>
+      <w:pPr>
+        <w:tabs>
+          <w:tab w:val="num" w:pos="2880"/>
+        </w:tabs>
+        <w:ind w:left="2880" w:hanging="360"/>
+      </w:pPr>
+      <w:rPr>
+        <w:rFonts w:ascii="Symbol" w:hAnsi="Symbol" w:hint="default"/>
+        <w:sz w:val="20"/>
+      </w:rPr>
+    </w:lvl>
+    <w:lvl w:ilvl="4" w:tentative="1">
+      <w:start w:val="1"/>
+      <w:numFmt w:val="bullet"/>
+      <w:lvlText w:val=""/>
+      <w:lvlJc w:val="left"/>
+      <w:pPr>
+        <w:tabs>
+          <w:tab w:val="num" w:pos="3600"/>
+        </w:tabs>
+        <w:ind w:left="3600" w:hanging="360"/>
+      </w:pPr>
+      <w:rPr>
+        <w:rFonts w:ascii="Symbol" w:hAnsi="Symbol" w:hint="default"/>
+        <w:sz w:val="20"/>
+      </w:rPr>
+    </w:lvl>
+    <w:lvl w:ilvl="5" w:tentative="1">
+      <w:start w:val="1"/>
+      <w:numFmt w:val="bullet"/>
+      <w:lvlText w:val=""/>
+      <w:lvlJc w:val="left"/>
+      <w:pPr>
+        <w:tabs>
+          <w:tab w:val="num" w:pos="4320"/>
+        </w:tabs>
+        <w:ind w:left="4320" w:hanging="360"/>
+      </w:pPr>
+      <w:rPr>
+        <w:rFonts w:ascii="Symbol" w:hAnsi="Symbol" w:hint="default"/>
+        <w:sz w:val="20"/>
+      </w:rPr>
+    </w:lvl>
+    <w:lvl w:ilvl="6" w:tentative="1">
+      <w:start w:val="1"/>
+      <w:numFmt w:val="bullet"/>
+      <w:lvlText w:val=""/>
+      <w:lvlJc w:val="left"/>
+      <w:pPr>
+        <w:tabs>
+          <w:tab w:val="num" w:pos="5040"/>
+        </w:tabs>
+        <w:ind w:left="5040" w:hanging="360"/>
+      </w:pPr>
+      <w:rPr>
+        <w:rFonts w:ascii="Symbol" w:hAnsi="Symbol" w:hint="default"/>
+        <w:sz w:val="20"/>
+      </w:rPr>
+    </w:lvl>
+    <w:lvl w:ilvl="7" w:tentative="1">
+      <w:start w:val="1"/>
+      <w:numFmt w:val="bullet"/>
+      <w:lvlText w:val=""/>
+      <w:lvlJc w:val="left"/>
+      <w:pPr>
+        <w:tabs>
+          <w:tab w:val="num" w:pos="5760"/>
+        </w:tabs>
+        <w:ind w:left="5760" w:hanging="360"/>
+      </w:pPr>
+      <w:rPr>
+        <w:rFonts w:ascii="Symbol" w:hAnsi="Symbol" w:hint="default"/>
+        <w:sz w:val="20"/>
+      </w:rPr>
+    </w:lvl>
+    <w:lvl w:ilvl="8" w:tentative="1">
+      <w:start w:val="1"/>
+      <w:numFmt w:val="bullet"/>
+      <w:lvlText w:val=""/>
+      <w:lvlJc w:val="left"/>
+      <w:pPr>
+        <w:tabs>
+          <w:tab w:val="num" w:pos="6480"/>
+        </w:tabs>
+        <w:ind w:left="6480" w:hanging="360"/>
+      </w:pPr>
+      <w:rPr>
+        <w:rFonts w:ascii="Symbol" w:hAnsi="Symbol" w:hint="default"/>
+        <w:sz w:val="20"/>
+      </w:rPr>
+    </w:lvl>
+  </w:abstractNum>
+  <w:abstractNum w:abstractNumId="3" w15:restartNumberingAfterBreak="0">
     <w:nsid w:val="13473E74"/>
     <w:multiLevelType w:val="hybridMultilevel"/>
     <w:tmpl w:val="36BC570E"/>
@@ -770,7 +2473,152 @@
       </w:rPr>
     </w:lvl>
   </w:abstractNum>
-  <w:abstractNum w:abstractNumId="2" w15:restartNumberingAfterBreak="0">
+  <w:abstractNum w:abstractNumId="4" w15:restartNumberingAfterBreak="0">
+    <w:nsid w:val="137051B2"/>
+    <w:multiLevelType w:val="multilevel"/>
+    <w:tmpl w:val="19007F46"/>
+    <w:lvl w:ilvl="0">
+      <w:start w:val="1"/>
+      <w:numFmt w:val="bullet"/>
+      <w:lvlText w:val=""/>
+      <w:lvlJc w:val="left"/>
+      <w:pPr>
+        <w:tabs>
+          <w:tab w:val="num" w:pos="720"/>
+        </w:tabs>
+        <w:ind w:left="720" w:hanging="360"/>
+      </w:pPr>
+      <w:rPr>
+        <w:rFonts w:ascii="Symbol" w:hAnsi="Symbol" w:hint="default"/>
+        <w:sz w:val="20"/>
+      </w:rPr>
+    </w:lvl>
+    <w:lvl w:ilvl="1">
+      <w:start w:val="4"/>
+      <w:numFmt w:val="decimal"/>
+      <w:lvlText w:val="%2."/>
+      <w:lvlJc w:val="left"/>
+      <w:pPr>
+        <w:ind w:left="1440" w:hanging="360"/>
+      </w:pPr>
+      <w:rPr>
+        <w:rFonts w:hint="default"/>
+      </w:rPr>
+    </w:lvl>
+    <w:lvl w:ilvl="2" w:tentative="1">
+      <w:start w:val="1"/>
+      <w:numFmt w:val="bullet"/>
+      <w:lvlText w:val=""/>
+      <w:lvlJc w:val="left"/>
+      <w:pPr>
+        <w:tabs>
+          <w:tab w:val="num" w:pos="2160"/>
+        </w:tabs>
+        <w:ind w:left="2160" w:hanging="360"/>
+      </w:pPr>
+      <w:rPr>
+        <w:rFonts w:ascii="Symbol" w:hAnsi="Symbol" w:hint="default"/>
+        <w:sz w:val="20"/>
+      </w:rPr>
+    </w:lvl>
+    <w:lvl w:ilvl="3" w:tentative="1">
+      <w:start w:val="1"/>
+      <w:numFmt w:val="bullet"/>
+      <w:lvlText w:val=""/>
+      <w:lvlJc w:val="left"/>
+      <w:pPr>
+        <w:tabs>
+          <w:tab w:val="num" w:pos="2880"/>
+        </w:tabs>
+        <w:ind w:left="2880" w:hanging="360"/>
+      </w:pPr>
+      <w:rPr>
+        <w:rFonts w:ascii="Symbol" w:hAnsi="Symbol" w:hint="default"/>
+        <w:sz w:val="20"/>
+      </w:rPr>
+    </w:lvl>
+    <w:lvl w:ilvl="4" w:tentative="1">
+      <w:start w:val="1"/>
+      <w:numFmt w:val="bullet"/>
+      <w:lvlText w:val=""/>
+      <w:lvlJc w:val="left"/>
+      <w:pPr>
+        <w:tabs>
+          <w:tab w:val="num" w:pos="3600"/>
+        </w:tabs>
+        <w:ind w:left="3600" w:hanging="360"/>
+      </w:pPr>
+      <w:rPr>
+        <w:rFonts w:ascii="Symbol" w:hAnsi="Symbol" w:hint="default"/>
+        <w:sz w:val="20"/>
+      </w:rPr>
+    </w:lvl>
+    <w:lvl w:ilvl="5" w:tentative="1">
+      <w:start w:val="1"/>
+      <w:numFmt w:val="bullet"/>
+      <w:lvlText w:val=""/>
+      <w:lvlJc w:val="left"/>
+      <w:pPr>
+        <w:tabs>
+          <w:tab w:val="num" w:pos="4320"/>
+        </w:tabs>
+        <w:ind w:left="4320" w:hanging="360"/>
+      </w:pPr>
+      <w:rPr>
+        <w:rFonts w:ascii="Symbol" w:hAnsi="Symbol" w:hint="default"/>
+        <w:sz w:val="20"/>
+      </w:rPr>
+    </w:lvl>
+    <w:lvl w:ilvl="6" w:tentative="1">
+      <w:start w:val="1"/>
+      <w:numFmt w:val="bullet"/>
+      <w:lvlText w:val=""/>
+      <w:lvlJc w:val="left"/>
+      <w:pPr>
+        <w:tabs>
+          <w:tab w:val="num" w:pos="5040"/>
+        </w:tabs>
+        <w:ind w:left="5040" w:hanging="360"/>
+      </w:pPr>
+      <w:rPr>
+        <w:rFonts w:ascii="Symbol" w:hAnsi="Symbol" w:hint="default"/>
+        <w:sz w:val="20"/>
+      </w:rPr>
+    </w:lvl>
+    <w:lvl w:ilvl="7" w:tentative="1">
+      <w:start w:val="1"/>
+      <w:numFmt w:val="bullet"/>
+      <w:lvlText w:val=""/>
+      <w:lvlJc w:val="left"/>
+      <w:pPr>
+        <w:tabs>
+          <w:tab w:val="num" w:pos="5760"/>
+        </w:tabs>
+        <w:ind w:left="5760" w:hanging="360"/>
+      </w:pPr>
+      <w:rPr>
+        <w:rFonts w:ascii="Symbol" w:hAnsi="Symbol" w:hint="default"/>
+        <w:sz w:val="20"/>
+      </w:rPr>
+    </w:lvl>
+    <w:lvl w:ilvl="8" w:tentative="1">
+      <w:start w:val="1"/>
+      <w:numFmt w:val="bullet"/>
+      <w:lvlText w:val=""/>
+      <w:lvlJc w:val="left"/>
+      <w:pPr>
+        <w:tabs>
+          <w:tab w:val="num" w:pos="6480"/>
+        </w:tabs>
+        <w:ind w:left="6480" w:hanging="360"/>
+      </w:pPr>
+      <w:rPr>
+        <w:rFonts w:ascii="Symbol" w:hAnsi="Symbol" w:hint="default"/>
+        <w:sz w:val="20"/>
+      </w:rPr>
+    </w:lvl>
+  </w:abstractNum>
+  <w:abstractNum w:abstractNumId="5" w15:restartNumberingAfterBreak="0">
     <w:nsid w:val="14E019D8"/>
     <w:multiLevelType w:val="hybridMultilevel"/>
     <w:tmpl w:val="3BC8D2E8"/>
@@ -883,7 +2731,7 @@
       </w:rPr>
     </w:lvl>
   </w:abstractNum>
-  <w:abstractNum w:abstractNumId="3" w15:restartNumberingAfterBreak="0">
+  <w:abstractNum w:abstractNumId="6" w15:restartNumberingAfterBreak="0">
     <w:nsid w:val="16E032D6"/>
     <w:multiLevelType w:val="hybridMultilevel"/>
     <w:tmpl w:val="E99A7AA6"/>
@@ -969,7 +2817,7 @@
       </w:pPr>
     </w:lvl>
   </w:abstractNum>
-  <w:abstractNum w:abstractNumId="4" w15:restartNumberingAfterBreak="0">
+  <w:abstractNum w:abstractNumId="7" w15:restartNumberingAfterBreak="0">
     <w:nsid w:val="1E043764"/>
     <w:multiLevelType w:val="hybridMultilevel"/>
     <w:tmpl w:val="595EFCD6"/>
@@ -1082,7 +2930,120 @@
       </w:rPr>
     </w:lvl>
   </w:abstractNum>
-  <w:abstractNum w:abstractNumId="5" w15:restartNumberingAfterBreak="0">
+  <w:abstractNum w:abstractNumId="8" w15:restartNumberingAfterBreak="0">
+    <w:nsid w:val="26F66FBD"/>
+    <w:multiLevelType w:val="hybridMultilevel"/>
+    <w:tmpl w:val="0442A83E"/>
+    <w:lvl w:ilvl="0" w:tplc="04160001">
+      <w:start w:val="1"/>
+      <w:numFmt w:val="bullet"/>
+      <w:lvlText w:val=""/>
+      <w:lvlJc w:val="left"/>
+      <w:pPr>
+        <w:ind w:left="2160" w:hanging="360"/>
+      </w:pPr>
+      <w:rPr>
+        <w:rFonts w:ascii="Symbol" w:hAnsi="Symbol" w:hint="default"/>
+      </w:rPr>
+    </w:lvl>
+    <w:lvl w:ilvl="1" w:tplc="04160003" w:tentative="1">
+      <w:start w:val="1"/>
+      <w:numFmt w:val="bullet"/>
+      <w:lvlText w:val="o"/>
+      <w:lvlJc w:val="left"/>
+      <w:pPr>
+        <w:ind w:left="2880" w:hanging="360"/>
+      </w:pPr>
+      <w:rPr>
+        <w:rFonts w:ascii="Courier New" w:hAnsi="Courier New" w:cs="Courier New" w:hint="default"/>
+      </w:rPr>
+    </w:lvl>
+    <w:lvl w:ilvl="2" w:tplc="04160005" w:tentative="1">
+      <w:start w:val="1"/>
+      <w:numFmt w:val="bullet"/>
+      <w:lvlText w:val=""/>
+      <w:lvlJc w:val="left"/>
+      <w:pPr>
+        <w:ind w:left="3600" w:hanging="360"/>
+      </w:pPr>
+      <w:rPr>
+        <w:rFonts w:ascii="Wingdings" w:hAnsi="Wingdings" w:hint="default"/>
+      </w:rPr>
+    </w:lvl>
+    <w:lvl w:ilvl="3" w:tplc="04160001" w:tentative="1">
+      <w:start w:val="1"/>
+      <w:numFmt w:val="bullet"/>
+      <w:lvlText w:val=""/>
+      <w:lvlJc w:val="left"/>
+      <w:pPr>
+        <w:ind w:left="4320" w:hanging="360"/>
+      </w:pPr>
+      <w:rPr>
+        <w:rFonts w:ascii="Symbol" w:hAnsi="Symbol" w:hint="default"/>
+      </w:rPr>
+    </w:lvl>
+    <w:lvl w:ilvl="4" w:tplc="04160003" w:tentative="1">
+      <w:start w:val="1"/>
+      <w:numFmt w:val="bullet"/>
+      <w:lvlText w:val="o"/>
+      <w:lvlJc w:val="left"/>
+      <w:pPr>
+        <w:ind w:left="5040" w:hanging="360"/>
+      </w:pPr>
+      <w:rPr>
+        <w:rFonts w:ascii="Courier New" w:hAnsi="Courier New" w:cs="Courier New" w:hint="default"/>
+      </w:rPr>
+    </w:lvl>
+    <w:lvl w:ilvl="5" w:tplc="04160005" w:tentative="1">
+      <w:start w:val="1"/>
+      <w:numFmt w:val="bullet"/>
+      <w:lvlText w:val=""/>
+      <w:lvlJc w:val="left"/>
+      <w:pPr>
+        <w:ind w:left="5760" w:hanging="360"/>
+      </w:pPr>
+      <w:rPr>
+        <w:rFonts w:ascii="Wingdings" w:hAnsi="Wingdings" w:hint="default"/>
+      </w:rPr>
+    </w:lvl>
+    <w:lvl w:ilvl="6" w:tplc="04160001" w:tentative="1">
+      <w:start w:val="1"/>
+      <w:numFmt w:val="bullet"/>
+      <w:lvlText w:val=""/>
+      <w:lvlJc w:val="left"/>
+      <w:pPr>
+        <w:ind w:left="6480" w:hanging="360"/>
+      </w:pPr>
+      <w:rPr>
+        <w:rFonts w:ascii="Symbol" w:hAnsi="Symbol" w:hint="default"/>
+      </w:rPr>
+    </w:lvl>
+    <w:lvl w:ilvl="7" w:tplc="04160003" w:tentative="1">
+      <w:start w:val="1"/>
+      <w:numFmt w:val="bullet"/>
+      <w:lvlText w:val="o"/>
+      <w:lvlJc w:val="left"/>
+      <w:pPr>
+        <w:ind w:left="7200" w:hanging="360"/>
+      </w:pPr>
+      <w:rPr>
+        <w:rFonts w:ascii="Courier New" w:hAnsi="Courier New" w:cs="Courier New" w:hint="default"/>
+      </w:rPr>
+    </w:lvl>
+    <w:lvl w:ilvl="8" w:tplc="04160005" w:tentative="1">
+      <w:start w:val="1"/>
+      <w:numFmt w:val="bullet"/>
+      <w:lvlText w:val=""/>
+      <w:lvlJc w:val="left"/>
+      <w:pPr>
+        <w:ind w:left="7920" w:hanging="360"/>
+      </w:pPr>
+      <w:rPr>
+        <w:rFonts w:ascii="Wingdings" w:hAnsi="Wingdings" w:hint="default"/>
+      </w:rPr>
+    </w:lvl>
+  </w:abstractNum>
+  <w:abstractNum w:abstractNumId="9" w15:restartNumberingAfterBreak="0">
     <w:nsid w:val="2B4F1ECA"/>
     <w:multiLevelType w:val="hybridMultilevel"/>
     <w:tmpl w:val="D110CA3C"/>
@@ -1195,7 +3156,269 @@
       </w:rPr>
     </w:lvl>
   </w:abstractNum>
-  <w:abstractNum w:abstractNumId="6" w15:restartNumberingAfterBreak="0">
+  <w:abstractNum w:abstractNumId="10" w15:restartNumberingAfterBreak="0">
+    <w:nsid w:val="2C0D3672"/>
+    <w:multiLevelType w:val="hybridMultilevel"/>
+    <w:tmpl w:val="DDD26DF6"/>
+    <w:lvl w:ilvl="0" w:tplc="04160001">
+      <w:start w:val="1"/>
+      <w:numFmt w:val="bullet"/>
+      <w:lvlText w:val=""/>
+      <w:lvlJc w:val="left"/>
+      <w:pPr>
+        <w:ind w:left="2160" w:hanging="360"/>
+      </w:pPr>
+      <w:rPr>
+        <w:rFonts w:ascii="Symbol" w:hAnsi="Symbol" w:hint="default"/>
+      </w:rPr>
+    </w:lvl>
+    <w:lvl w:ilvl="1" w:tplc="04160003" w:tentative="1">
+      <w:start w:val="1"/>
+      <w:numFmt w:val="bullet"/>
+      <w:lvlText w:val="o"/>
+      <w:lvlJc w:val="left"/>
+      <w:pPr>
+        <w:ind w:left="2880" w:hanging="360"/>
+      </w:pPr>
+      <w:rPr>
+        <w:rFonts w:ascii="Courier New" w:hAnsi="Courier New" w:cs="Courier New" w:hint="default"/>
+      </w:rPr>
+    </w:lvl>
+    <w:lvl w:ilvl="2" w:tplc="04160005" w:tentative="1">
+      <w:start w:val="1"/>
+      <w:numFmt w:val="bullet"/>
+      <w:lvlText w:val=""/>
+      <w:lvlJc w:val="left"/>
+      <w:pPr>
+        <w:ind w:left="3600" w:hanging="360"/>
+      </w:pPr>
+      <w:rPr>
+        <w:rFonts w:ascii="Wingdings" w:hAnsi="Wingdings" w:hint="default"/>
+      </w:rPr>
+    </w:lvl>
+    <w:lvl w:ilvl="3" w:tplc="04160001" w:tentative="1">
+      <w:start w:val="1"/>
+      <w:numFmt w:val="bullet"/>
+      <w:lvlText w:val=""/>
+      <w:lvlJc w:val="left"/>
+      <w:pPr>
+        <w:ind w:left="4320" w:hanging="360"/>
+      </w:pPr>
+      <w:rPr>
+        <w:rFonts w:ascii="Symbol" w:hAnsi="Symbol" w:hint="default"/>
+      </w:rPr>
+    </w:lvl>
+    <w:lvl w:ilvl="4" w:tplc="04160003" w:tentative="1">
+      <w:start w:val="1"/>
+      <w:numFmt w:val="bullet"/>
+      <w:lvlText w:val="o"/>
+      <w:lvlJc w:val="left"/>
+      <w:pPr>
+        <w:ind w:left="5040" w:hanging="360"/>
+      </w:pPr>
+      <w:rPr>
+        <w:rFonts w:ascii="Courier New" w:hAnsi="Courier New" w:cs="Courier New" w:hint="default"/>
+      </w:rPr>
+    </w:lvl>
+    <w:lvl w:ilvl="5" w:tplc="04160005" w:tentative="1">
+      <w:start w:val="1"/>
+      <w:numFmt w:val="bullet"/>
+      <w:lvlText w:val=""/>
+      <w:lvlJc w:val="left"/>
+      <w:pPr>
+        <w:ind w:left="5760" w:hanging="360"/>
+      </w:pPr>
+      <w:rPr>
+        <w:rFonts w:ascii="Wingdings" w:hAnsi="Wingdings" w:hint="default"/>
+      </w:rPr>
+    </w:lvl>
+    <w:lvl w:ilvl="6" w:tplc="04160001" w:tentative="1">
+      <w:start w:val="1"/>
+      <w:numFmt w:val="bullet"/>
+      <w:lvlText w:val=""/>
+      <w:lvlJc w:val="left"/>
+      <w:pPr>
+        <w:ind w:left="6480" w:hanging="360"/>
+      </w:pPr>
+      <w:rPr>
+        <w:rFonts w:ascii="Symbol" w:hAnsi="Symbol" w:hint="default"/>
+      </w:rPr>
+    </w:lvl>
+    <w:lvl w:ilvl="7" w:tplc="04160003" w:tentative="1">
+      <w:start w:val="1"/>
+      <w:numFmt w:val="bullet"/>
+      <w:lvlText w:val="o"/>
+      <w:lvlJc w:val="left"/>
+      <w:pPr>
+        <w:ind w:left="7200" w:hanging="360"/>
+      </w:pPr>
+      <w:rPr>
+        <w:rFonts w:ascii="Courier New" w:hAnsi="Courier New" w:cs="Courier New" w:hint="default"/>
+      </w:rPr>
+    </w:lvl>
+    <w:lvl w:ilvl="8" w:tplc="04160005" w:tentative="1">
+      <w:start w:val="1"/>
+      <w:numFmt w:val="bullet"/>
+      <w:lvlText w:val=""/>
+      <w:lvlJc w:val="left"/>
+      <w:pPr>
+        <w:ind w:left="7920" w:hanging="360"/>
+      </w:pPr>
+      <w:rPr>
+        <w:rFonts w:ascii="Wingdings" w:hAnsi="Wingdings" w:hint="default"/>
+      </w:rPr>
+    </w:lvl>
+  </w:abstractNum>
+  <w:abstractNum w:abstractNumId="11" w15:restartNumberingAfterBreak="0">
+    <w:nsid w:val="324E255D"/>
+    <w:multiLevelType w:val="multilevel"/>
+    <w:tmpl w:val="50DEDBD2"/>
+    <w:lvl w:ilvl="0">
+      <w:start w:val="1"/>
+      <w:numFmt w:val="bullet"/>
+      <w:lvlText w:val=""/>
+      <w:lvlJc w:val="left"/>
+      <w:pPr>
+        <w:tabs>
+          <w:tab w:val="num" w:pos="720"/>
+        </w:tabs>
+        <w:ind w:left="720" w:hanging="360"/>
+      </w:pPr>
+      <w:rPr>
+        <w:rFonts w:ascii="Symbol" w:hAnsi="Symbol" w:hint="default"/>
+        <w:sz w:val="20"/>
+      </w:rPr>
+    </w:lvl>
+    <w:lvl w:ilvl="1" w:tentative="1">
+      <w:start w:val="1"/>
+      <w:numFmt w:val="bullet"/>
+      <w:lvlText w:val=""/>
+      <w:lvlJc w:val="left"/>
+      <w:pPr>
+        <w:tabs>
+          <w:tab w:val="num" w:pos="1440"/>
+        </w:tabs>
+        <w:ind w:left="1440" w:hanging="360"/>
+      </w:pPr>
+      <w:rPr>
+        <w:rFonts w:ascii="Symbol" w:hAnsi="Symbol" w:hint="default"/>
+        <w:sz w:val="20"/>
+      </w:rPr>
+    </w:lvl>
+    <w:lvl w:ilvl="2" w:tentative="1">
+      <w:start w:val="1"/>
+      <w:numFmt w:val="bullet"/>
+      <w:lvlText w:val=""/>
+      <w:lvlJc w:val="left"/>
+      <w:pPr>
+        <w:tabs>
+          <w:tab w:val="num" w:pos="2160"/>
+        </w:tabs>
+        <w:ind w:left="2160" w:hanging="360"/>
+      </w:pPr>
+      <w:rPr>
+        <w:rFonts w:ascii="Symbol" w:hAnsi="Symbol" w:hint="default"/>
+        <w:sz w:val="20"/>
+      </w:rPr>
+    </w:lvl>
+    <w:lvl w:ilvl="3" w:tentative="1">
+      <w:start w:val="1"/>
+      <w:numFmt w:val="bullet"/>
+      <w:lvlText w:val=""/>
+      <w:lvlJc w:val="left"/>
+      <w:pPr>
+        <w:tabs>
+          <w:tab w:val="num" w:pos="2880"/>
+        </w:tabs>
+        <w:ind w:left="2880" w:hanging="360"/>
+      </w:pPr>
+      <w:rPr>
+        <w:rFonts w:ascii="Symbol" w:hAnsi="Symbol" w:hint="default"/>
+        <w:sz w:val="20"/>
+      </w:rPr>
+    </w:lvl>
+    <w:lvl w:ilvl="4" w:tentative="1">
+      <w:start w:val="1"/>
+      <w:numFmt w:val="bullet"/>
+      <w:lvlText w:val=""/>
+      <w:lvlJc w:val="left"/>
+      <w:pPr>
+        <w:tabs>
+          <w:tab w:val="num" w:pos="3600"/>
+        </w:tabs>
+        <w:ind w:left="3600" w:hanging="360"/>
+      </w:pPr>
+      <w:rPr>
+        <w:rFonts w:ascii="Symbol" w:hAnsi="Symbol" w:hint="default"/>
+        <w:sz w:val="20"/>
+      </w:rPr>
+    </w:lvl>
+    <w:lvl w:ilvl="5" w:tentative="1">
+      <w:start w:val="1"/>
+      <w:numFmt w:val="bullet"/>
+      <w:lvlText w:val=""/>
+      <w:lvlJc w:val="left"/>
+      <w:pPr>
+        <w:tabs>
+          <w:tab w:val="num" w:pos="4320"/>
+        </w:tabs>
+        <w:ind w:left="4320" w:hanging="360"/>
+      </w:pPr>
+      <w:rPr>
+        <w:rFonts w:ascii="Symbol" w:hAnsi="Symbol" w:hint="default"/>
+        <w:sz w:val="20"/>
+      </w:rPr>
+    </w:lvl>
+    <w:lvl w:ilvl="6" w:tentative="1">
+      <w:start w:val="1"/>
+      <w:numFmt w:val="bullet"/>
+      <w:lvlText w:val=""/>
+      <w:lvlJc w:val="left"/>
+      <w:pPr>
+        <w:tabs>
+          <w:tab w:val="num" w:pos="5040"/>
+        </w:tabs>
+        <w:ind w:left="5040" w:hanging="360"/>
+      </w:pPr>
+      <w:rPr>
+        <w:rFonts w:ascii="Symbol" w:hAnsi="Symbol" w:hint="default"/>
+        <w:sz w:val="20"/>
+      </w:rPr>
+    </w:lvl>
+    <w:lvl w:ilvl="7" w:tentative="1">
+      <w:start w:val="1"/>
+      <w:numFmt w:val="bullet"/>
+      <w:lvlText w:val=""/>
+      <w:lvlJc w:val="left"/>
+      <w:pPr>
+        <w:tabs>
+          <w:tab w:val="num" w:pos="5760"/>
+        </w:tabs>
+        <w:ind w:left="5760" w:hanging="360"/>
+      </w:pPr>
+      <w:rPr>
+        <w:rFonts w:ascii="Symbol" w:hAnsi="Symbol" w:hint="default"/>
+        <w:sz w:val="20"/>
+      </w:rPr>
+    </w:lvl>
+    <w:lvl w:ilvl="8" w:tentative="1">
+      <w:start w:val="1"/>
+      <w:numFmt w:val="bullet"/>
+      <w:lvlText w:val=""/>
+      <w:lvlJc w:val="left"/>
+      <w:pPr>
+        <w:tabs>
+          <w:tab w:val="num" w:pos="6480"/>
+        </w:tabs>
+        <w:ind w:left="6480" w:hanging="360"/>
+      </w:pPr>
+      <w:rPr>
+        <w:rFonts w:ascii="Symbol" w:hAnsi="Symbol" w:hint="default"/>
+        <w:sz w:val="20"/>
+      </w:rPr>
+    </w:lvl>
+  </w:abstractNum>
+  <w:abstractNum w:abstractNumId="12" w15:restartNumberingAfterBreak="0">
     <w:nsid w:val="33242780"/>
     <w:multiLevelType w:val="hybridMultilevel"/>
     <w:tmpl w:val="605E959E"/>
@@ -1281,10 +3504,308 @@
       </w:pPr>
     </w:lvl>
   </w:abstractNum>
-  <w:abstractNum w:abstractNumId="7" w15:restartNumberingAfterBreak="0">
+  <w:abstractNum w:abstractNumId="13" w15:restartNumberingAfterBreak="0">
+    <w:nsid w:val="3A3D00BA"/>
+    <w:multiLevelType w:val="multilevel"/>
+    <w:tmpl w:val="0F7EA8D0"/>
+    <w:lvl w:ilvl="0">
+      <w:start w:val="1"/>
+      <w:numFmt w:val="bullet"/>
+      <w:lvlText w:val=""/>
+      <w:lvlJc w:val="left"/>
+      <w:pPr>
+        <w:tabs>
+          <w:tab w:val="num" w:pos="720"/>
+        </w:tabs>
+        <w:ind w:left="720" w:hanging="360"/>
+      </w:pPr>
+      <w:rPr>
+        <w:rFonts w:ascii="Symbol" w:hAnsi="Symbol" w:hint="default"/>
+        <w:sz w:val="20"/>
+      </w:rPr>
+    </w:lvl>
+    <w:lvl w:ilvl="1" w:tentative="1">
+      <w:start w:val="1"/>
+      <w:numFmt w:val="bullet"/>
+      <w:lvlText w:val=""/>
+      <w:lvlJc w:val="left"/>
+      <w:pPr>
+        <w:tabs>
+          <w:tab w:val="num" w:pos="1440"/>
+        </w:tabs>
+        <w:ind w:left="1440" w:hanging="360"/>
+      </w:pPr>
+      <w:rPr>
+        <w:rFonts w:ascii="Symbol" w:hAnsi="Symbol" w:hint="default"/>
+        <w:sz w:val="20"/>
+      </w:rPr>
+    </w:lvl>
+    <w:lvl w:ilvl="2" w:tentative="1">
+      <w:start w:val="1"/>
+      <w:numFmt w:val="bullet"/>
+      <w:lvlText w:val=""/>
+      <w:lvlJc w:val="left"/>
+      <w:pPr>
+        <w:tabs>
+          <w:tab w:val="num" w:pos="2160"/>
+        </w:tabs>
+        <w:ind w:left="2160" w:hanging="360"/>
+      </w:pPr>
+      <w:rPr>
+        <w:rFonts w:ascii="Symbol" w:hAnsi="Symbol" w:hint="default"/>
+        <w:sz w:val="20"/>
+      </w:rPr>
+    </w:lvl>
+    <w:lvl w:ilvl="3" w:tentative="1">
+      <w:start w:val="1"/>
+      <w:numFmt w:val="bullet"/>
+      <w:lvlText w:val=""/>
+      <w:lvlJc w:val="left"/>
+      <w:pPr>
+        <w:tabs>
+          <w:tab w:val="num" w:pos="2880"/>
+        </w:tabs>
+        <w:ind w:left="2880" w:hanging="360"/>
+      </w:pPr>
+      <w:rPr>
+        <w:rFonts w:ascii="Symbol" w:hAnsi="Symbol" w:hint="default"/>
+        <w:sz w:val="20"/>
+      </w:rPr>
+    </w:lvl>
+    <w:lvl w:ilvl="4" w:tentative="1">
+      <w:start w:val="1"/>
+      <w:numFmt w:val="bullet"/>
+      <w:lvlText w:val=""/>
+      <w:lvlJc w:val="left"/>
+      <w:pPr>
+        <w:tabs>
+          <w:tab w:val="num" w:pos="3600"/>
+        </w:tabs>
+        <w:ind w:left="3600" w:hanging="360"/>
+      </w:pPr>
+      <w:rPr>
+        <w:rFonts w:ascii="Symbol" w:hAnsi="Symbol" w:hint="default"/>
+        <w:sz w:val="20"/>
+      </w:rPr>
+    </w:lvl>
+    <w:lvl w:ilvl="5" w:tentative="1">
+      <w:start w:val="1"/>
+      <w:numFmt w:val="bullet"/>
+      <w:lvlText w:val=""/>
+      <w:lvlJc w:val="left"/>
+      <w:pPr>
+        <w:tabs>
+          <w:tab w:val="num" w:pos="4320"/>
+        </w:tabs>
+        <w:ind w:left="4320" w:hanging="360"/>
+      </w:pPr>
+      <w:rPr>
+        <w:rFonts w:ascii="Symbol" w:hAnsi="Symbol" w:hint="default"/>
+        <w:sz w:val="20"/>
+      </w:rPr>
+    </w:lvl>
+    <w:lvl w:ilvl="6" w:tentative="1">
+      <w:start w:val="1"/>
+      <w:numFmt w:val="bullet"/>
+      <w:lvlText w:val=""/>
+      <w:lvlJc w:val="left"/>
+      <w:pPr>
+        <w:tabs>
+          <w:tab w:val="num" w:pos="5040"/>
+        </w:tabs>
+        <w:ind w:left="5040" w:hanging="360"/>
+      </w:pPr>
+      <w:rPr>
+        <w:rFonts w:ascii="Symbol" w:hAnsi="Symbol" w:hint="default"/>
+        <w:sz w:val="20"/>
+      </w:rPr>
+    </w:lvl>
+    <w:lvl w:ilvl="7" w:tentative="1">
+      <w:start w:val="1"/>
+      <w:numFmt w:val="bullet"/>
+      <w:lvlText w:val=""/>
+      <w:lvlJc w:val="left"/>
+      <w:pPr>
+        <w:tabs>
+          <w:tab w:val="num" w:pos="5760"/>
+        </w:tabs>
+        <w:ind w:left="5760" w:hanging="360"/>
+      </w:pPr>
+      <w:rPr>
+        <w:rFonts w:ascii="Symbol" w:hAnsi="Symbol" w:hint="default"/>
+        <w:sz w:val="20"/>
+      </w:rPr>
+    </w:lvl>
+    <w:lvl w:ilvl="8" w:tentative="1">
+      <w:start w:val="1"/>
+      <w:numFmt w:val="bullet"/>
+      <w:lvlText w:val=""/>
+      <w:lvlJc w:val="left"/>
+      <w:pPr>
+        <w:tabs>
+          <w:tab w:val="num" w:pos="6480"/>
+        </w:tabs>
+        <w:ind w:left="6480" w:hanging="360"/>
+      </w:pPr>
+      <w:rPr>
+        <w:rFonts w:ascii="Symbol" w:hAnsi="Symbol" w:hint="default"/>
+        <w:sz w:val="20"/>
+      </w:rPr>
+    </w:lvl>
+  </w:abstractNum>
+  <w:abstractNum w:abstractNumId="14" w15:restartNumberingAfterBreak="0">
+    <w:nsid w:val="4C7B4362"/>
+    <w:multiLevelType w:val="multilevel"/>
+    <w:tmpl w:val="A1084210"/>
+    <w:lvl w:ilvl="0">
+      <w:start w:val="1"/>
+      <w:numFmt w:val="bullet"/>
+      <w:lvlText w:val=""/>
+      <w:lvlJc w:val="left"/>
+      <w:pPr>
+        <w:tabs>
+          <w:tab w:val="num" w:pos="720"/>
+        </w:tabs>
+        <w:ind w:left="720" w:hanging="360"/>
+      </w:pPr>
+      <w:rPr>
+        <w:rFonts w:ascii="Symbol" w:hAnsi="Symbol" w:hint="default"/>
+        <w:sz w:val="20"/>
+      </w:rPr>
+    </w:lvl>
+    <w:lvl w:ilvl="1" w:tentative="1">
+      <w:start w:val="1"/>
+      <w:numFmt w:val="bullet"/>
+      <w:lvlText w:val=""/>
+      <w:lvlJc w:val="left"/>
+      <w:pPr>
+        <w:tabs>
+          <w:tab w:val="num" w:pos="1440"/>
+        </w:tabs>
+        <w:ind w:left="1440" w:hanging="360"/>
+      </w:pPr>
+      <w:rPr>
+        <w:rFonts w:ascii="Symbol" w:hAnsi="Symbol" w:hint="default"/>
+        <w:sz w:val="20"/>
+      </w:rPr>
+    </w:lvl>
+    <w:lvl w:ilvl="2" w:tentative="1">
+      <w:start w:val="1"/>
+      <w:numFmt w:val="bullet"/>
+      <w:lvlText w:val=""/>
+      <w:lvlJc w:val="left"/>
+      <w:pPr>
+        <w:tabs>
+          <w:tab w:val="num" w:pos="2160"/>
+        </w:tabs>
+        <w:ind w:left="2160" w:hanging="360"/>
+      </w:pPr>
+      <w:rPr>
+        <w:rFonts w:ascii="Symbol" w:hAnsi="Symbol" w:hint="default"/>
+        <w:sz w:val="20"/>
+      </w:rPr>
+    </w:lvl>
+    <w:lvl w:ilvl="3" w:tentative="1">
+      <w:start w:val="1"/>
+      <w:numFmt w:val="bullet"/>
+      <w:lvlText w:val=""/>
+      <w:lvlJc w:val="left"/>
+      <w:pPr>
+        <w:tabs>
+          <w:tab w:val="num" w:pos="2880"/>
+        </w:tabs>
+        <w:ind w:left="2880" w:hanging="360"/>
+      </w:pPr>
+      <w:rPr>
+        <w:rFonts w:ascii="Symbol" w:hAnsi="Symbol" w:hint="default"/>
+        <w:sz w:val="20"/>
+      </w:rPr>
+    </w:lvl>
+    <w:lvl w:ilvl="4" w:tentative="1">
+      <w:start w:val="1"/>
+      <w:numFmt w:val="bullet"/>
+      <w:lvlText w:val=""/>
+      <w:lvlJc w:val="left"/>
+      <w:pPr>
+        <w:tabs>
+          <w:tab w:val="num" w:pos="3600"/>
+        </w:tabs>
+        <w:ind w:left="3600" w:hanging="360"/>
+      </w:pPr>
+      <w:rPr>
+        <w:rFonts w:ascii="Symbol" w:hAnsi="Symbol" w:hint="default"/>
+        <w:sz w:val="20"/>
+      </w:rPr>
+    </w:lvl>
+    <w:lvl w:ilvl="5" w:tentative="1">
+      <w:start w:val="1"/>
+      <w:numFmt w:val="bullet"/>
+      <w:lvlText w:val=""/>
+      <w:lvlJc w:val="left"/>
+      <w:pPr>
+        <w:tabs>
+          <w:tab w:val="num" w:pos="4320"/>
+        </w:tabs>
+        <w:ind w:left="4320" w:hanging="360"/>
+      </w:pPr>
+      <w:rPr>
+        <w:rFonts w:ascii="Symbol" w:hAnsi="Symbol" w:hint="default"/>
+        <w:sz w:val="20"/>
+      </w:rPr>
+    </w:lvl>
+    <w:lvl w:ilvl="6" w:tentative="1">
+      <w:start w:val="1"/>
+      <w:numFmt w:val="bullet"/>
+      <w:lvlText w:val=""/>
+      <w:lvlJc w:val="left"/>
+      <w:pPr>
+        <w:tabs>
+          <w:tab w:val="num" w:pos="5040"/>
+        </w:tabs>
+        <w:ind w:left="5040" w:hanging="360"/>
+      </w:pPr>
+      <w:rPr>
+        <w:rFonts w:ascii="Symbol" w:hAnsi="Symbol" w:hint="default"/>
+        <w:sz w:val="20"/>
+      </w:rPr>
+    </w:lvl>
+    <w:lvl w:ilvl="7" w:tentative="1">
+      <w:start w:val="1"/>
+      <w:numFmt w:val="bullet"/>
+      <w:lvlText w:val=""/>
+      <w:lvlJc w:val="left"/>
+      <w:pPr>
+        <w:tabs>
+          <w:tab w:val="num" w:pos="5760"/>
+        </w:tabs>
+        <w:ind w:left="5760" w:hanging="360"/>
+      </w:pPr>
+      <w:rPr>
+        <w:rFonts w:ascii="Symbol" w:hAnsi="Symbol" w:hint="default"/>
+        <w:sz w:val="20"/>
+      </w:rPr>
+    </w:lvl>
+    <w:lvl w:ilvl="8" w:tentative="1">
+      <w:start w:val="1"/>
+      <w:numFmt w:val="bullet"/>
+      <w:lvlText w:val=""/>
+      <w:lvlJc w:val="left"/>
+      <w:pPr>
+        <w:tabs>
+          <w:tab w:val="num" w:pos="6480"/>
+        </w:tabs>
+        <w:ind w:left="6480" w:hanging="360"/>
+      </w:pPr>
+      <w:rPr>
+        <w:rFonts w:ascii="Symbol" w:hAnsi="Symbol" w:hint="default"/>
+        <w:sz w:val="20"/>
+      </w:rPr>
+    </w:lvl>
+  </w:abstractNum>
+  <w:abstractNum w:abstractNumId="15" w15:restartNumberingAfterBreak="0">
     <w:nsid w:val="4C7E4B79"/>
     <w:multiLevelType w:val="hybridMultilevel"/>
-    <w:tmpl w:val="5628B50A"/>
+    <w:tmpl w:val="1F742B6C"/>
     <w:lvl w:ilvl="0" w:tplc="0416000F">
       <w:start w:val="1"/>
       <w:numFmt w:val="decimal"/>
@@ -1367,29 +3888,589 @@
       </w:pPr>
     </w:lvl>
   </w:abstractNum>
-  <w:num w:numId="1">
+  <w:abstractNum w:abstractNumId="16" w15:restartNumberingAfterBreak="0">
+    <w:nsid w:val="596839D0"/>
+    <w:multiLevelType w:val="multilevel"/>
+    <w:tmpl w:val="26F03C1A"/>
+    <w:lvl w:ilvl="0">
+      <w:start w:val="1"/>
+      <w:numFmt w:val="bullet"/>
+      <w:lvlText w:val=""/>
+      <w:lvlJc w:val="left"/>
+      <w:pPr>
+        <w:tabs>
+          <w:tab w:val="num" w:pos="720"/>
+        </w:tabs>
+        <w:ind w:left="720" w:hanging="360"/>
+      </w:pPr>
+      <w:rPr>
+        <w:rFonts w:ascii="Symbol" w:hAnsi="Symbol" w:hint="default"/>
+        <w:sz w:val="20"/>
+      </w:rPr>
+    </w:lvl>
+    <w:lvl w:ilvl="1" w:tentative="1">
+      <w:start w:val="1"/>
+      <w:numFmt w:val="bullet"/>
+      <w:lvlText w:val=""/>
+      <w:lvlJc w:val="left"/>
+      <w:pPr>
+        <w:tabs>
+          <w:tab w:val="num" w:pos="1440"/>
+        </w:tabs>
+        <w:ind w:left="1440" w:hanging="360"/>
+      </w:pPr>
+      <w:rPr>
+        <w:rFonts w:ascii="Symbol" w:hAnsi="Symbol" w:hint="default"/>
+        <w:sz w:val="20"/>
+      </w:rPr>
+    </w:lvl>
+    <w:lvl w:ilvl="2" w:tentative="1">
+      <w:start w:val="1"/>
+      <w:numFmt w:val="bullet"/>
+      <w:lvlText w:val=""/>
+      <w:lvlJc w:val="left"/>
+      <w:pPr>
+        <w:tabs>
+          <w:tab w:val="num" w:pos="2160"/>
+        </w:tabs>
+        <w:ind w:left="2160" w:hanging="360"/>
+      </w:pPr>
+      <w:rPr>
+        <w:rFonts w:ascii="Symbol" w:hAnsi="Symbol" w:hint="default"/>
+        <w:sz w:val="20"/>
+      </w:rPr>
+    </w:lvl>
+    <w:lvl w:ilvl="3" w:tentative="1">
+      <w:start w:val="1"/>
+      <w:numFmt w:val="bullet"/>
+      <w:lvlText w:val=""/>
+      <w:lvlJc w:val="left"/>
+      <w:pPr>
+        <w:tabs>
+          <w:tab w:val="num" w:pos="2880"/>
+        </w:tabs>
+        <w:ind w:left="2880" w:hanging="360"/>
+      </w:pPr>
+      <w:rPr>
+        <w:rFonts w:ascii="Symbol" w:hAnsi="Symbol" w:hint="default"/>
+        <w:sz w:val="20"/>
+      </w:rPr>
+    </w:lvl>
+    <w:lvl w:ilvl="4" w:tentative="1">
+      <w:start w:val="1"/>
+      <w:numFmt w:val="bullet"/>
+      <w:lvlText w:val=""/>
+      <w:lvlJc w:val="left"/>
+      <w:pPr>
+        <w:tabs>
+          <w:tab w:val="num" w:pos="3600"/>
+        </w:tabs>
+        <w:ind w:left="3600" w:hanging="360"/>
+      </w:pPr>
+      <w:rPr>
+        <w:rFonts w:ascii="Symbol" w:hAnsi="Symbol" w:hint="default"/>
+        <w:sz w:val="20"/>
+      </w:rPr>
+    </w:lvl>
+    <w:lvl w:ilvl="5" w:tentative="1">
+      <w:start w:val="1"/>
+      <w:numFmt w:val="bullet"/>
+      <w:lvlText w:val=""/>
+      <w:lvlJc w:val="left"/>
+      <w:pPr>
+        <w:tabs>
+          <w:tab w:val="num" w:pos="4320"/>
+        </w:tabs>
+        <w:ind w:left="4320" w:hanging="360"/>
+      </w:pPr>
+      <w:rPr>
+        <w:rFonts w:ascii="Symbol" w:hAnsi="Symbol" w:hint="default"/>
+        <w:sz w:val="20"/>
+      </w:rPr>
+    </w:lvl>
+    <w:lvl w:ilvl="6" w:tentative="1">
+      <w:start w:val="1"/>
+      <w:numFmt w:val="bullet"/>
+      <w:lvlText w:val=""/>
+      <w:lvlJc w:val="left"/>
+      <w:pPr>
+        <w:tabs>
+          <w:tab w:val="num" w:pos="5040"/>
+        </w:tabs>
+        <w:ind w:left="5040" w:hanging="360"/>
+      </w:pPr>
+      <w:rPr>
+        <w:rFonts w:ascii="Symbol" w:hAnsi="Symbol" w:hint="default"/>
+        <w:sz w:val="20"/>
+      </w:rPr>
+    </w:lvl>
+    <w:lvl w:ilvl="7" w:tentative="1">
+      <w:start w:val="1"/>
+      <w:numFmt w:val="bullet"/>
+      <w:lvlText w:val=""/>
+      <w:lvlJc w:val="left"/>
+      <w:pPr>
+        <w:tabs>
+          <w:tab w:val="num" w:pos="5760"/>
+        </w:tabs>
+        <w:ind w:left="5760" w:hanging="360"/>
+      </w:pPr>
+      <w:rPr>
+        <w:rFonts w:ascii="Symbol" w:hAnsi="Symbol" w:hint="default"/>
+        <w:sz w:val="20"/>
+      </w:rPr>
+    </w:lvl>
+    <w:lvl w:ilvl="8" w:tentative="1">
+      <w:start w:val="1"/>
+      <w:numFmt w:val="bullet"/>
+      <w:lvlText w:val=""/>
+      <w:lvlJc w:val="left"/>
+      <w:pPr>
+        <w:tabs>
+          <w:tab w:val="num" w:pos="6480"/>
+        </w:tabs>
+        <w:ind w:left="6480" w:hanging="360"/>
+      </w:pPr>
+      <w:rPr>
+        <w:rFonts w:ascii="Symbol" w:hAnsi="Symbol" w:hint="default"/>
+        <w:sz w:val="20"/>
+      </w:rPr>
+    </w:lvl>
+  </w:abstractNum>
+  <w:abstractNum w:abstractNumId="17" w15:restartNumberingAfterBreak="0">
+    <w:nsid w:val="5C5212C2"/>
+    <w:multiLevelType w:val="hybridMultilevel"/>
+    <w:tmpl w:val="B08C8808"/>
+    <w:lvl w:ilvl="0" w:tplc="04160001">
+      <w:start w:val="1"/>
+      <w:numFmt w:val="bullet"/>
+      <w:lvlText w:val=""/>
+      <w:lvlJc w:val="left"/>
+      <w:pPr>
+        <w:ind w:left="2160" w:hanging="360"/>
+      </w:pPr>
+      <w:rPr>
+        <w:rFonts w:ascii="Symbol" w:hAnsi="Symbol" w:hint="default"/>
+      </w:rPr>
+    </w:lvl>
+    <w:lvl w:ilvl="1" w:tplc="04160003" w:tentative="1">
+      <w:start w:val="1"/>
+      <w:numFmt w:val="bullet"/>
+      <w:lvlText w:val="o"/>
+      <w:lvlJc w:val="left"/>
+      <w:pPr>
+        <w:ind w:left="2880" w:hanging="360"/>
+      </w:pPr>
+      <w:rPr>
+        <w:rFonts w:ascii="Courier New" w:hAnsi="Courier New" w:cs="Courier New" w:hint="default"/>
+      </w:rPr>
+    </w:lvl>
+    <w:lvl w:ilvl="2" w:tplc="04160005" w:tentative="1">
+      <w:start w:val="1"/>
+      <w:numFmt w:val="bullet"/>
+      <w:lvlText w:val=""/>
+      <w:lvlJc w:val="left"/>
+      <w:pPr>
+        <w:ind w:left="3600" w:hanging="360"/>
+      </w:pPr>
+      <w:rPr>
+        <w:rFonts w:ascii="Wingdings" w:hAnsi="Wingdings" w:hint="default"/>
+      </w:rPr>
+    </w:lvl>
+    <w:lvl w:ilvl="3" w:tplc="04160001" w:tentative="1">
+      <w:start w:val="1"/>
+      <w:numFmt w:val="bullet"/>
+      <w:lvlText w:val=""/>
+      <w:lvlJc w:val="left"/>
+      <w:pPr>
+        <w:ind w:left="4320" w:hanging="360"/>
+      </w:pPr>
+      <w:rPr>
+        <w:rFonts w:ascii="Symbol" w:hAnsi="Symbol" w:hint="default"/>
+      </w:rPr>
+    </w:lvl>
+    <w:lvl w:ilvl="4" w:tplc="04160003" w:tentative="1">
+      <w:start w:val="1"/>
+      <w:numFmt w:val="bullet"/>
+      <w:lvlText w:val="o"/>
+      <w:lvlJc w:val="left"/>
+      <w:pPr>
+        <w:ind w:left="5040" w:hanging="360"/>
+      </w:pPr>
+      <w:rPr>
+        <w:rFonts w:ascii="Courier New" w:hAnsi="Courier New" w:cs="Courier New" w:hint="default"/>
+      </w:rPr>
+    </w:lvl>
+    <w:lvl w:ilvl="5" w:tplc="04160005" w:tentative="1">
+      <w:start w:val="1"/>
+      <w:numFmt w:val="bullet"/>
+      <w:lvlText w:val=""/>
+      <w:lvlJc w:val="left"/>
+      <w:pPr>
+        <w:ind w:left="5760" w:hanging="360"/>
+      </w:pPr>
+      <w:rPr>
+        <w:rFonts w:ascii="Wingdings" w:hAnsi="Wingdings" w:hint="default"/>
+      </w:rPr>
+    </w:lvl>
+    <w:lvl w:ilvl="6" w:tplc="04160001" w:tentative="1">
+      <w:start w:val="1"/>
+      <w:numFmt w:val="bullet"/>
+      <w:lvlText w:val=""/>
+      <w:lvlJc w:val="left"/>
+      <w:pPr>
+        <w:ind w:left="6480" w:hanging="360"/>
+      </w:pPr>
+      <w:rPr>
+        <w:rFonts w:ascii="Symbol" w:hAnsi="Symbol" w:hint="default"/>
+      </w:rPr>
+    </w:lvl>
+    <w:lvl w:ilvl="7" w:tplc="04160003" w:tentative="1">
+      <w:start w:val="1"/>
+      <w:numFmt w:val="bullet"/>
+      <w:lvlText w:val="o"/>
+      <w:lvlJc w:val="left"/>
+      <w:pPr>
+        <w:ind w:left="7200" w:hanging="360"/>
+      </w:pPr>
+      <w:rPr>
+        <w:rFonts w:ascii="Courier New" w:hAnsi="Courier New" w:cs="Courier New" w:hint="default"/>
+      </w:rPr>
+    </w:lvl>
+    <w:lvl w:ilvl="8" w:tplc="04160005" w:tentative="1">
+      <w:start w:val="1"/>
+      <w:numFmt w:val="bullet"/>
+      <w:lvlText w:val=""/>
+      <w:lvlJc w:val="left"/>
+      <w:pPr>
+        <w:ind w:left="7920" w:hanging="360"/>
+      </w:pPr>
+      <w:rPr>
+        <w:rFonts w:ascii="Wingdings" w:hAnsi="Wingdings" w:hint="default"/>
+      </w:rPr>
+    </w:lvl>
+  </w:abstractNum>
+  <w:abstractNum w:abstractNumId="18" w15:restartNumberingAfterBreak="0">
+    <w:nsid w:val="6AD82DF6"/>
+    <w:multiLevelType w:val="multilevel"/>
+    <w:tmpl w:val="C6681C7E"/>
+    <w:lvl w:ilvl="0">
+      <w:start w:val="1"/>
+      <w:numFmt w:val="bullet"/>
+      <w:lvlText w:val=""/>
+      <w:lvlJc w:val="left"/>
+      <w:pPr>
+        <w:tabs>
+          <w:tab w:val="num" w:pos="720"/>
+        </w:tabs>
+        <w:ind w:left="720" w:hanging="360"/>
+      </w:pPr>
+      <w:rPr>
+        <w:rFonts w:ascii="Symbol" w:hAnsi="Symbol" w:hint="default"/>
+        <w:sz w:val="20"/>
+      </w:rPr>
+    </w:lvl>
+    <w:lvl w:ilvl="1" w:tentative="1">
+      <w:start w:val="1"/>
+      <w:numFmt w:val="bullet"/>
+      <w:lvlText w:val=""/>
+      <w:lvlJc w:val="left"/>
+      <w:pPr>
+        <w:tabs>
+          <w:tab w:val="num" w:pos="1440"/>
+        </w:tabs>
+        <w:ind w:left="1440" w:hanging="360"/>
+      </w:pPr>
+      <w:rPr>
+        <w:rFonts w:ascii="Symbol" w:hAnsi="Symbol" w:hint="default"/>
+        <w:sz w:val="20"/>
+      </w:rPr>
+    </w:lvl>
+    <w:lvl w:ilvl="2" w:tentative="1">
+      <w:start w:val="1"/>
+      <w:numFmt w:val="bullet"/>
+      <w:lvlText w:val=""/>
+      <w:lvlJc w:val="left"/>
+      <w:pPr>
+        <w:tabs>
+          <w:tab w:val="num" w:pos="2160"/>
+        </w:tabs>
+        <w:ind w:left="2160" w:hanging="360"/>
+      </w:pPr>
+      <w:rPr>
+        <w:rFonts w:ascii="Symbol" w:hAnsi="Symbol" w:hint="default"/>
+        <w:sz w:val="20"/>
+      </w:rPr>
+    </w:lvl>
+    <w:lvl w:ilvl="3" w:tentative="1">
+      <w:start w:val="1"/>
+      <w:numFmt w:val="bullet"/>
+      <w:lvlText w:val=""/>
+      <w:lvlJc w:val="left"/>
+      <w:pPr>
+        <w:tabs>
+          <w:tab w:val="num" w:pos="2880"/>
+        </w:tabs>
+        <w:ind w:left="2880" w:hanging="360"/>
+      </w:pPr>
+      <w:rPr>
+        <w:rFonts w:ascii="Symbol" w:hAnsi="Symbol" w:hint="default"/>
+        <w:sz w:val="20"/>
+      </w:rPr>
+    </w:lvl>
+    <w:lvl w:ilvl="4" w:tentative="1">
+      <w:start w:val="1"/>
+      <w:numFmt w:val="bullet"/>
+      <w:lvlText w:val=""/>
+      <w:lvlJc w:val="left"/>
+      <w:pPr>
+        <w:tabs>
+          <w:tab w:val="num" w:pos="3600"/>
+        </w:tabs>
+        <w:ind w:left="3600" w:hanging="360"/>
+      </w:pPr>
+      <w:rPr>
+        <w:rFonts w:ascii="Symbol" w:hAnsi="Symbol" w:hint="default"/>
+        <w:sz w:val="20"/>
+      </w:rPr>
+    </w:lvl>
+    <w:lvl w:ilvl="5" w:tentative="1">
+      <w:start w:val="1"/>
+      <w:numFmt w:val="bullet"/>
+      <w:lvlText w:val=""/>
+      <w:lvlJc w:val="left"/>
+      <w:pPr>
+        <w:tabs>
+          <w:tab w:val="num" w:pos="4320"/>
+        </w:tabs>
+        <w:ind w:left="4320" w:hanging="360"/>
+      </w:pPr>
+      <w:rPr>
+        <w:rFonts w:ascii="Symbol" w:hAnsi="Symbol" w:hint="default"/>
+        <w:sz w:val="20"/>
+      </w:rPr>
+    </w:lvl>
+    <w:lvl w:ilvl="6" w:tentative="1">
+      <w:start w:val="1"/>
+      <w:numFmt w:val="bullet"/>
+      <w:lvlText w:val=""/>
+      <w:lvlJc w:val="left"/>
+      <w:pPr>
+        <w:tabs>
+          <w:tab w:val="num" w:pos="5040"/>
+        </w:tabs>
+        <w:ind w:left="5040" w:hanging="360"/>
+      </w:pPr>
+      <w:rPr>
+        <w:rFonts w:ascii="Symbol" w:hAnsi="Symbol" w:hint="default"/>
+        <w:sz w:val="20"/>
+      </w:rPr>
+    </w:lvl>
+    <w:lvl w:ilvl="7" w:tentative="1">
+      <w:start w:val="1"/>
+      <w:numFmt w:val="bullet"/>
+      <w:lvlText w:val=""/>
+      <w:lvlJc w:val="left"/>
+      <w:pPr>
+        <w:tabs>
+          <w:tab w:val="num" w:pos="5760"/>
+        </w:tabs>
+        <w:ind w:left="5760" w:hanging="360"/>
+      </w:pPr>
+      <w:rPr>
+        <w:rFonts w:ascii="Symbol" w:hAnsi="Symbol" w:hint="default"/>
+        <w:sz w:val="20"/>
+      </w:rPr>
+    </w:lvl>
+    <w:lvl w:ilvl="8" w:tentative="1">
+      <w:start w:val="1"/>
+      <w:numFmt w:val="bullet"/>
+      <w:lvlText w:val=""/>
+      <w:lvlJc w:val="left"/>
+      <w:pPr>
+        <w:tabs>
+          <w:tab w:val="num" w:pos="6480"/>
+        </w:tabs>
+        <w:ind w:left="6480" w:hanging="360"/>
+      </w:pPr>
+      <w:rPr>
+        <w:rFonts w:ascii="Symbol" w:hAnsi="Symbol" w:hint="default"/>
+        <w:sz w:val="20"/>
+      </w:rPr>
+    </w:lvl>
+  </w:abstractNum>
+  <w:abstractNum w:abstractNumId="19" w15:restartNumberingAfterBreak="0">
+    <w:nsid w:val="6CB522FF"/>
+    <w:multiLevelType w:val="hybridMultilevel"/>
+    <w:tmpl w:val="9C04D28A"/>
+    <w:lvl w:ilvl="0" w:tplc="04160001">
+      <w:start w:val="1"/>
+      <w:numFmt w:val="bullet"/>
+      <w:lvlText w:val=""/>
+      <w:lvlJc w:val="left"/>
+      <w:pPr>
+        <w:ind w:left="2160" w:hanging="360"/>
+      </w:pPr>
+      <w:rPr>
+        <w:rFonts w:ascii="Symbol" w:hAnsi="Symbol" w:hint="default"/>
+      </w:rPr>
+    </w:lvl>
+    <w:lvl w:ilvl="1" w:tplc="04160003" w:tentative="1">
+      <w:start w:val="1"/>
+      <w:numFmt w:val="bullet"/>
+      <w:lvlText w:val="o"/>
+      <w:lvlJc w:val="left"/>
+      <w:pPr>
+        <w:ind w:left="2880" w:hanging="360"/>
+      </w:pPr>
+      <w:rPr>
+        <w:rFonts w:ascii="Courier New" w:hAnsi="Courier New" w:cs="Courier New" w:hint="default"/>
+      </w:rPr>
+    </w:lvl>
+    <w:lvl w:ilvl="2" w:tplc="04160005" w:tentative="1">
+      <w:start w:val="1"/>
+      <w:numFmt w:val="bullet"/>
+      <w:lvlText w:val=""/>
+      <w:lvlJc w:val="left"/>
+      <w:pPr>
+        <w:ind w:left="3600" w:hanging="360"/>
+      </w:pPr>
+      <w:rPr>
+        <w:rFonts w:ascii="Wingdings" w:hAnsi="Wingdings" w:hint="default"/>
+      </w:rPr>
+    </w:lvl>
+    <w:lvl w:ilvl="3" w:tplc="04160001" w:tentative="1">
+      <w:start w:val="1"/>
+      <w:numFmt w:val="bullet"/>
+      <w:lvlText w:val=""/>
+      <w:lvlJc w:val="left"/>
+      <w:pPr>
+        <w:ind w:left="4320" w:hanging="360"/>
+      </w:pPr>
+      <w:rPr>
+        <w:rFonts w:ascii="Symbol" w:hAnsi="Symbol" w:hint="default"/>
+      </w:rPr>
+    </w:lvl>
+    <w:lvl w:ilvl="4" w:tplc="04160003" w:tentative="1">
+      <w:start w:val="1"/>
+      <w:numFmt w:val="bullet"/>
+      <w:lvlText w:val="o"/>
+      <w:lvlJc w:val="left"/>
+      <w:pPr>
+        <w:ind w:left="5040" w:hanging="360"/>
+      </w:pPr>
+      <w:rPr>
+        <w:rFonts w:ascii="Courier New" w:hAnsi="Courier New" w:cs="Courier New" w:hint="default"/>
+      </w:rPr>
+    </w:lvl>
+    <w:lvl w:ilvl="5" w:tplc="04160005" w:tentative="1">
+      <w:start w:val="1"/>
+      <w:numFmt w:val="bullet"/>
+      <w:lvlText w:val=""/>
+      <w:lvlJc w:val="left"/>
+      <w:pPr>
+        <w:ind w:left="5760" w:hanging="360"/>
+      </w:pPr>
+      <w:rPr>
+        <w:rFonts w:ascii="Wingdings" w:hAnsi="Wingdings" w:hint="default"/>
+      </w:rPr>
+    </w:lvl>
+    <w:lvl w:ilvl="6" w:tplc="04160001" w:tentative="1">
+      <w:start w:val="1"/>
+      <w:numFmt w:val="bullet"/>
+      <w:lvlText w:val=""/>
+      <w:lvlJc w:val="left"/>
+      <w:pPr>
+        <w:ind w:left="6480" w:hanging="360"/>
+      </w:pPr>
+      <w:rPr>
+        <w:rFonts w:ascii="Symbol" w:hAnsi="Symbol" w:hint="default"/>
+      </w:rPr>
+    </w:lvl>
+    <w:lvl w:ilvl="7" w:tplc="04160003" w:tentative="1">
+      <w:start w:val="1"/>
+      <w:numFmt w:val="bullet"/>
+      <w:lvlText w:val="o"/>
+      <w:lvlJc w:val="left"/>
+      <w:pPr>
+        <w:ind w:left="7200" w:hanging="360"/>
+      </w:pPr>
+      <w:rPr>
+        <w:rFonts w:ascii="Courier New" w:hAnsi="Courier New" w:cs="Courier New" w:hint="default"/>
+      </w:rPr>
+    </w:lvl>
+    <w:lvl w:ilvl="8" w:tplc="04160005" w:tentative="1">
+      <w:start w:val="1"/>
+      <w:numFmt w:val="bullet"/>
+      <w:lvlText w:val=""/>
+      <w:lvlJc w:val="left"/>
+      <w:pPr>
+        <w:ind w:left="7920" w:hanging="360"/>
+      </w:pPr>
+      <w:rPr>
+        <w:rFonts w:ascii="Wingdings" w:hAnsi="Wingdings" w:hint="default"/>
+      </w:rPr>
+    </w:lvl>
+  </w:abstractNum>
+  <w:num w:numId="1" w16cid:durableId="1700814042">
+    <w:abstractNumId w:val="15"/>
+  </w:num>
+  <w:num w:numId="2" w16cid:durableId="1183205842">
+    <w:abstractNumId w:val="6"/>
+  </w:num>
+  <w:num w:numId="3" w16cid:durableId="728071928">
+    <w:abstractNumId w:val="12"/>
+  </w:num>
+  <w:num w:numId="4" w16cid:durableId="378289798">
+    <w:abstractNumId w:val="1"/>
+  </w:num>
+  <w:num w:numId="5" w16cid:durableId="520315252">
     <w:abstractNumId w:val="7"/>
   </w:num>
-  <w:num w:numId="2">
+  <w:num w:numId="6" w16cid:durableId="1793283459">
+    <w:abstractNumId w:val="5"/>
+  </w:num>
+  <w:num w:numId="7" w16cid:durableId="193151577">
+    <w:abstractNumId w:val="9"/>
+  </w:num>
+  <w:num w:numId="8" w16cid:durableId="1304703067">
     <w:abstractNumId w:val="3"/>
   </w:num>
-  <w:num w:numId="3">
-    <w:abstractNumId w:val="6"/>
+  <w:num w:numId="9" w16cid:durableId="1704281850">
+    <w:abstractNumId w:val="10"/>
   </w:num>
-  <w:num w:numId="4">
-    <w:abstractNumId w:val="0"/>
+  <w:num w:numId="10" w16cid:durableId="472259974">
+    <w:abstractNumId w:val="17"/>
   </w:num>
-  <w:num w:numId="5">
+  <w:num w:numId="11" w16cid:durableId="794638535">
+    <w:abstractNumId w:val="19"/>
+  </w:num>
+  <w:num w:numId="12" w16cid:durableId="2018340832">
+    <w:abstractNumId w:val="8"/>
+  </w:num>
+  <w:num w:numId="13" w16cid:durableId="1591112833">
+    <w:abstractNumId w:val="13"/>
+  </w:num>
+  <w:num w:numId="14" w16cid:durableId="1515728293">
+    <w:abstractNumId w:val="14"/>
+  </w:num>
+  <w:num w:numId="15" w16cid:durableId="1381897902">
+    <w:abstractNumId w:val="2"/>
+  </w:num>
+  <w:num w:numId="16" w16cid:durableId="1384064735">
+    <w:abstractNumId w:val="11"/>
+  </w:num>
+  <w:num w:numId="17" w16cid:durableId="1012032061">
+    <w:abstractNumId w:val="18"/>
+  </w:num>
+  <w:num w:numId="18" w16cid:durableId="1500274268">
     <w:abstractNumId w:val="4"/>
   </w:num>
-  <w:num w:numId="6">
-    <w:abstractNumId w:val="2"/>
+  <w:num w:numId="19" w16cid:durableId="278488432">
+    <w:abstractNumId w:val="16"/>
   </w:num>
-  <w:num w:numId="7">
-    <w:abstractNumId w:val="5"/>
-  </w:num>
-  <w:num w:numId="8">
-    <w:abstractNumId w:val="1"/>
+  <w:num w:numId="20" w16cid:durableId="363941699">
+    <w:abstractNumId w:val="0"/>
   </w:num>
 </w:numbering>
 </file>
@@ -1849,6 +4930,23 @@
       </w:tblBorders>
     </w:tblPr>
   </w:style>
+  <w:style w:type="paragraph" w:styleId="NormalWeb">
+    <w:name w:val="Normal (Web)"/>
+    <w:basedOn w:val="Normal"/>
+    <w:uiPriority w:val="99"/>
+    <w:semiHidden/>
+    <w:unhideWhenUsed/>
+    <w:rsid w:val="00E742A2"/>
+    <w:pPr>
+      <w:spacing w:before="100" w:beforeAutospacing="1" w:after="100" w:afterAutospacing="1" w:line="240" w:lineRule="auto"/>
+    </w:pPr>
+    <w:rPr>
+      <w:rFonts w:ascii="Times New Roman" w:eastAsia="Times New Roman" w:hAnsi="Times New Roman" w:cs="Times New Roman"/>
+      <w:sz w:val="24"/>
+      <w:szCs w:val="24"/>
+      <w:lang w:eastAsia="pt-BR"/>
+    </w:rPr>
+  </w:style>
 </w:styles>
 </file>
 

--- a/TREINAMENTO/TREINAMENTO PROCESSADORES DE PONTO.docx
+++ b/TREINAMENTO/TREINAMENTO PROCESSADORES DE PONTO.docx
@@ -4,6 +4,7 @@
   <w:body>
     <w:p>
       <w:pPr>
+        <w:jc w:val="center"/>
         <w:rPr>
           <w:rFonts w:cstheme="minorHAnsi"/>
           <w:b/>
@@ -20,8 +21,40 @@
           <w:sz w:val="28"/>
           <w:szCs w:val="28"/>
         </w:rPr>
-        <w:t>TREINAMENTO PROCESSADORES DE PONTO</w:t>
-      </w:r>
+        <w:t xml:space="preserve">TREINAMENTO </w:t>
+      </w:r>
+      <w:r>
+        <w:rPr>
+          <w:rFonts w:cstheme="minorHAnsi"/>
+          <w:b/>
+          <w:bCs/>
+          <w:sz w:val="28"/>
+          <w:szCs w:val="28"/>
+        </w:rPr>
+        <w:t xml:space="preserve">- </w:t>
+      </w:r>
+      <w:r>
+        <w:rPr>
+          <w:rFonts w:cstheme="minorHAnsi"/>
+          <w:b/>
+          <w:bCs/>
+          <w:sz w:val="28"/>
+          <w:szCs w:val="28"/>
+        </w:rPr>
+        <w:t>PROCESSADORES DE PONTO</w:t>
+      </w:r>
+    </w:p>
+    <w:p>
+      <w:pPr>
+        <w:jc w:val="center"/>
+        <w:rPr>
+          <w:rFonts w:cstheme="minorHAnsi"/>
+          <w:b/>
+          <w:bCs/>
+          <w:sz w:val="28"/>
+          <w:szCs w:val="28"/>
+        </w:rPr>
+      </w:pPr>
     </w:p>
     <w:p>
       <w:pPr>
@@ -34,17 +67,17 @@
           <w:rFonts w:cstheme="minorHAnsi"/>
           <w:b/>
           <w:bCs/>
-          <w:sz w:val="24"/>
-          <w:szCs w:val="24"/>
-        </w:rPr>
-      </w:pPr>
-      <w:r>
-        <w:rPr>
-          <w:rFonts w:cstheme="minorHAnsi"/>
-          <w:b/>
-          <w:bCs/>
-          <w:sz w:val="24"/>
-          <w:szCs w:val="24"/>
+          <w:sz w:val="28"/>
+          <w:szCs w:val="28"/>
+        </w:rPr>
+      </w:pPr>
+      <w:r>
+        <w:rPr>
+          <w:rFonts w:cstheme="minorHAnsi"/>
+          <w:b/>
+          <w:bCs/>
+          <w:sz w:val="28"/>
+          <w:szCs w:val="28"/>
         </w:rPr>
         <w:t>Processadores de ponto</w:t>
       </w:r>
@@ -56,6 +89,8 @@
           <w:rFonts w:cstheme="minorHAnsi"/>
           <w:b/>
           <w:bCs/>
+          <w:sz w:val="24"/>
+          <w:szCs w:val="24"/>
         </w:rPr>
       </w:pPr>
     </w:p>
@@ -70,13 +105,17 @@
           <w:rFonts w:cstheme="minorHAnsi"/>
           <w:b/>
           <w:bCs/>
-        </w:rPr>
-      </w:pPr>
-      <w:r>
-        <w:rPr>
-          <w:rFonts w:cstheme="minorHAnsi"/>
-          <w:b/>
-          <w:bCs/>
+          <w:sz w:val="24"/>
+          <w:szCs w:val="24"/>
+        </w:rPr>
+      </w:pPr>
+      <w:r>
+        <w:rPr>
+          <w:rFonts w:cstheme="minorHAnsi"/>
+          <w:b/>
+          <w:bCs/>
+          <w:sz w:val="24"/>
+          <w:szCs w:val="24"/>
         </w:rPr>
         <w:t>O que é?</w:t>
       </w:r>
@@ -89,16 +128,12 @@
         <w:rPr>
           <w:rFonts w:asciiTheme="minorHAnsi" w:hAnsiTheme="minorHAnsi" w:cstheme="minorHAnsi"/>
           <w:color w:val="0D0D0D"/>
-          <w:sz w:val="22"/>
-          <w:szCs w:val="22"/>
         </w:rPr>
       </w:pPr>
       <w:r>
         <w:rPr>
           <w:rFonts w:asciiTheme="minorHAnsi" w:hAnsiTheme="minorHAnsi" w:cstheme="minorHAnsi"/>
           <w:color w:val="0D0D0D"/>
-          <w:sz w:val="22"/>
-          <w:szCs w:val="22"/>
         </w:rPr>
         <w:t xml:space="preserve">O processador de ponto é uma aplicação web local desenvolvida em HTML e </w:t>
       </w:r>
@@ -107,8 +142,6 @@
         <w:rPr>
           <w:rFonts w:asciiTheme="minorHAnsi" w:hAnsiTheme="minorHAnsi" w:cstheme="minorHAnsi"/>
           <w:color w:val="0D0D0D"/>
-          <w:sz w:val="22"/>
-          <w:szCs w:val="22"/>
         </w:rPr>
         <w:t>JavaScript</w:t>
       </w:r>
@@ -117,28 +150,50 @@
         <w:rPr>
           <w:rFonts w:asciiTheme="minorHAnsi" w:hAnsiTheme="minorHAnsi" w:cstheme="minorHAnsi"/>
           <w:color w:val="0D0D0D"/>
-          <w:sz w:val="22"/>
-          <w:szCs w:val="22"/>
-        </w:rPr>
-        <w:t xml:space="preserve">, com interface simples e prática. Sua principal função é receber como entrada o espelho de ponto copiado do </w:t>
+        </w:rPr>
+        <w:t>, com interface simples e prática. Sua principal função é receber como entrada o espelho de ponto copiado d</w:t>
       </w:r>
       <w:r>
         <w:rPr>
           <w:rFonts w:asciiTheme="minorHAnsi" w:hAnsiTheme="minorHAnsi" w:cstheme="minorHAnsi"/>
           <w:color w:val="0D0D0D"/>
-          <w:sz w:val="22"/>
-          <w:szCs w:val="22"/>
-        </w:rPr>
-        <w:t>processo</w:t>
+        </w:rPr>
+        <w:t>o</w:t>
       </w:r>
       <w:r>
         <w:rPr>
           <w:rFonts w:asciiTheme="minorHAnsi" w:hAnsiTheme="minorHAnsi" w:cstheme="minorHAnsi"/>
           <w:color w:val="0D0D0D"/>
-          <w:sz w:val="22"/>
-          <w:szCs w:val="22"/>
-        </w:rPr>
-        <w:t xml:space="preserve"> e transformar esse conteúdo em uma saída organizada, com as batidas separadas por dia, semana e mês, prontas para serem coladas nas planilhas de cartões de ponto.</w:t>
+        </w:rPr>
+        <w:t xml:space="preserve"> </w:t>
+      </w:r>
+      <w:r>
+        <w:rPr>
+          <w:rFonts w:asciiTheme="minorHAnsi" w:hAnsiTheme="minorHAnsi" w:cstheme="minorHAnsi"/>
+          <w:color w:val="0D0D0D"/>
+        </w:rPr>
+        <w:t>processo</w:t>
+      </w:r>
+      <w:r>
+        <w:rPr>
+          <w:rFonts w:asciiTheme="minorHAnsi" w:hAnsiTheme="minorHAnsi" w:cstheme="minorHAnsi"/>
+          <w:color w:val="0D0D0D"/>
+        </w:rPr>
+        <w:t xml:space="preserve"> </w:t>
+      </w:r>
+      <w:r>
+        <w:rPr>
+          <w:rFonts w:asciiTheme="minorHAnsi" w:hAnsiTheme="minorHAnsi" w:cstheme="minorHAnsi"/>
+          <w:color w:val="0D0D0D"/>
+        </w:rPr>
+        <w:t xml:space="preserve">trabalhista </w:t>
+      </w:r>
+      <w:r>
+        <w:rPr>
+          <w:rFonts w:asciiTheme="minorHAnsi" w:hAnsiTheme="minorHAnsi" w:cstheme="minorHAnsi"/>
+          <w:color w:val="0D0D0D"/>
+        </w:rPr>
+        <w:t>e transformar esse conteúdo em uma saída organizada, com as batidas separadas por dia, semana e mês, prontas para serem coladas nas planilhas de cartões de ponto.</w:t>
       </w:r>
     </w:p>
     <w:p>
@@ -149,16 +204,12 @@
         <w:rPr>
           <w:rFonts w:asciiTheme="minorHAnsi" w:hAnsiTheme="minorHAnsi" w:cstheme="minorHAnsi"/>
           <w:color w:val="0D0D0D"/>
-          <w:sz w:val="22"/>
-          <w:szCs w:val="22"/>
         </w:rPr>
       </w:pPr>
       <w:r>
         <w:rPr>
           <w:rFonts w:asciiTheme="minorHAnsi" w:hAnsiTheme="minorHAnsi" w:cstheme="minorHAnsi"/>
           <w:color w:val="0D0D0D"/>
-          <w:sz w:val="22"/>
-          <w:szCs w:val="22"/>
         </w:rPr>
         <w:t>Esse modelo foi adotado por ser uma solução de fácil utilização, baixo consumo de recursos computacionais e manutenção simples, o que facilita tanto o uso no dia a dia quanto eventuais ajustes e melhorias.</w:t>
       </w:r>
@@ -171,27 +222,39 @@
         <w:rPr>
           <w:rFonts w:asciiTheme="minorHAnsi" w:hAnsiTheme="minorHAnsi" w:cstheme="minorHAnsi"/>
           <w:color w:val="0D0D0D"/>
-          <w:sz w:val="22"/>
-          <w:szCs w:val="22"/>
         </w:rPr>
       </w:pPr>
       <w:r>
         <w:rPr>
           <w:rFonts w:asciiTheme="minorHAnsi" w:hAnsiTheme="minorHAnsi" w:cstheme="minorHAnsi"/>
           <w:color w:val="0D0D0D"/>
-          <w:sz w:val="22"/>
-          <w:szCs w:val="22"/>
-        </w:rPr>
-        <w:t xml:space="preserve">Os processadores são hospedados localmente, ou seja, funcionam por meio de arquivos abertos diretamente no navegador, sem necessidade de instalação complexa ou de acesso a um sistema online. </w:t>
-      </w:r>
-    </w:p>
-    <w:p>
-      <w:pPr>
-        <w:jc w:val="both"/>
-        <w:rPr>
-          <w:rFonts w:cstheme="minorHAnsi"/>
-          <w:b/>
-          <w:bCs/>
+        </w:rPr>
+        <w:t xml:space="preserve">Os processadores </w:t>
+      </w:r>
+      <w:r>
+        <w:rPr>
+          <w:rFonts w:asciiTheme="minorHAnsi" w:hAnsiTheme="minorHAnsi" w:cstheme="minorHAnsi"/>
+          <w:color w:val="0D0D0D"/>
+        </w:rPr>
+        <w:t>estão</w:t>
+      </w:r>
+      <w:r>
+        <w:rPr>
+          <w:rFonts w:asciiTheme="minorHAnsi" w:hAnsiTheme="minorHAnsi" w:cstheme="minorHAnsi"/>
+          <w:color w:val="0D0D0D"/>
+        </w:rPr>
+        <w:t xml:space="preserve"> hospedados localmente, ou seja, funcionam por meio de arquivos abertos diretamente no navegador, sem necessidade de instalação complexa ou de acesso a um sistema online. </w:t>
+      </w:r>
+    </w:p>
+    <w:p>
+      <w:pPr>
+        <w:jc w:val="both"/>
+        <w:rPr>
+          <w:rFonts w:cstheme="minorHAnsi"/>
+          <w:b/>
+          <w:bCs/>
+          <w:sz w:val="24"/>
+          <w:szCs w:val="24"/>
         </w:rPr>
       </w:pPr>
     </w:p>
@@ -207,13 +270,17 @@
           <w:rFonts w:cstheme="minorHAnsi"/>
           <w:b/>
           <w:bCs/>
-        </w:rPr>
-      </w:pPr>
-      <w:r>
-        <w:rPr>
-          <w:rFonts w:cstheme="minorHAnsi"/>
-          <w:b/>
-          <w:bCs/>
+          <w:sz w:val="24"/>
+          <w:szCs w:val="24"/>
+        </w:rPr>
+      </w:pPr>
+      <w:r>
+        <w:rPr>
+          <w:rFonts w:cstheme="minorHAnsi"/>
+          <w:b/>
+          <w:bCs/>
+          <w:sz w:val="24"/>
+          <w:szCs w:val="24"/>
         </w:rPr>
         <w:t>Como funciona?</w:t>
       </w:r>
@@ -226,16 +293,12 @@
         <w:rPr>
           <w:rFonts w:asciiTheme="minorHAnsi" w:hAnsiTheme="minorHAnsi" w:cstheme="minorHAnsi"/>
           <w:color w:val="0D0D0D"/>
-          <w:sz w:val="22"/>
-          <w:szCs w:val="22"/>
         </w:rPr>
       </w:pPr>
       <w:r>
         <w:rPr>
           <w:rFonts w:asciiTheme="minorHAnsi" w:hAnsiTheme="minorHAnsi" w:cstheme="minorHAnsi"/>
           <w:color w:val="0D0D0D"/>
-          <w:sz w:val="22"/>
-          <w:szCs w:val="22"/>
         </w:rPr>
         <w:t>O uso do processador é simples: basta copiar o espelho de ponto e colá-lo no campo indicado dentro da aplicação. Após o processamento, o sistema retorna as batidas já organizadas, normalmente separadas por semana, facilitando a conferência e a colagem nos modelos de cartão de ponto.</w:t>
       </w:r>
@@ -248,16 +311,12 @@
         <w:rPr>
           <w:rFonts w:asciiTheme="minorHAnsi" w:hAnsiTheme="minorHAnsi" w:cstheme="minorHAnsi"/>
           <w:color w:val="0D0D0D"/>
-          <w:sz w:val="22"/>
-          <w:szCs w:val="22"/>
         </w:rPr>
       </w:pPr>
       <w:r>
         <w:rPr>
           <w:rFonts w:asciiTheme="minorHAnsi" w:hAnsiTheme="minorHAnsi" w:cstheme="minorHAnsi"/>
           <w:color w:val="0D0D0D"/>
-          <w:sz w:val="22"/>
-          <w:szCs w:val="22"/>
         </w:rPr>
         <w:t>Segue abaixo a imagem de um dos processadores:</w:t>
       </w:r>
@@ -268,12 +327,16 @@
         <w:jc w:val="both"/>
         <w:rPr>
           <w:rFonts w:cstheme="minorHAnsi"/>
+          <w:sz w:val="24"/>
+          <w:szCs w:val="24"/>
         </w:rPr>
       </w:pPr>
       <w:r>
         <w:rPr>
           <w:rFonts w:cstheme="minorHAnsi"/>
           <w:noProof/>
+          <w:sz w:val="24"/>
+          <w:szCs w:val="24"/>
         </w:rPr>
         <w:drawing>
           <wp:inline distT="0" distB="0" distL="0" distR="0" wp14:anchorId="3F49A09E" wp14:editId="06A3B447">
@@ -318,12 +381,16 @@
         <w:jc w:val="both"/>
         <w:rPr>
           <w:rFonts w:cstheme="minorHAnsi"/>
+          <w:sz w:val="24"/>
+          <w:szCs w:val="24"/>
         </w:rPr>
       </w:pPr>
       <w:r>
         <w:rPr>
           <w:rFonts w:cstheme="minorHAnsi"/>
           <w:noProof/>
+          <w:sz w:val="24"/>
+          <w:szCs w:val="24"/>
         </w:rPr>
         <w:lastRenderedPageBreak/>
         <w:drawing>
@@ -369,27 +436,35 @@
         <w:jc w:val="both"/>
         <w:rPr>
           <w:rFonts w:cstheme="minorHAnsi"/>
-        </w:rPr>
-      </w:pPr>
-    </w:p>
-    <w:p>
-      <w:pPr>
-        <w:jc w:val="both"/>
-        <w:rPr>
-          <w:rFonts w:cstheme="minorHAnsi"/>
-        </w:rPr>
-      </w:pPr>
-    </w:p>
-    <w:p>
-      <w:pPr>
-        <w:jc w:val="both"/>
-        <w:rPr>
-          <w:rFonts w:cstheme="minorHAnsi"/>
-        </w:rPr>
-      </w:pPr>
-      <w:r>
-        <w:rPr>
-          <w:rFonts w:cstheme="minorHAnsi"/>
+          <w:sz w:val="24"/>
+          <w:szCs w:val="24"/>
+        </w:rPr>
+      </w:pPr>
+    </w:p>
+    <w:p>
+      <w:pPr>
+        <w:jc w:val="both"/>
+        <w:rPr>
+          <w:rFonts w:cstheme="minorHAnsi"/>
+          <w:sz w:val="24"/>
+          <w:szCs w:val="24"/>
+        </w:rPr>
+      </w:pPr>
+    </w:p>
+    <w:p>
+      <w:pPr>
+        <w:jc w:val="both"/>
+        <w:rPr>
+          <w:rFonts w:cstheme="minorHAnsi"/>
+          <w:sz w:val="24"/>
+          <w:szCs w:val="24"/>
+        </w:rPr>
+      </w:pPr>
+      <w:r>
+        <w:rPr>
+          <w:rFonts w:cstheme="minorHAnsi"/>
+          <w:sz w:val="24"/>
+          <w:szCs w:val="24"/>
         </w:rPr>
         <w:t xml:space="preserve"> </w:t>
       </w:r>
@@ -406,17 +481,17 @@
           <w:rFonts w:cstheme="minorHAnsi"/>
           <w:b/>
           <w:bCs/>
-          <w:sz w:val="24"/>
-          <w:szCs w:val="24"/>
-        </w:rPr>
-      </w:pPr>
-      <w:r>
-        <w:rPr>
-          <w:rFonts w:cstheme="minorHAnsi"/>
-          <w:b/>
-          <w:bCs/>
-          <w:sz w:val="24"/>
-          <w:szCs w:val="24"/>
+          <w:sz w:val="28"/>
+          <w:szCs w:val="28"/>
+        </w:rPr>
+      </w:pPr>
+      <w:r>
+        <w:rPr>
+          <w:rFonts w:cstheme="minorHAnsi"/>
+          <w:b/>
+          <w:bCs/>
+          <w:sz w:val="28"/>
+          <w:szCs w:val="28"/>
         </w:rPr>
         <w:t xml:space="preserve"> </w:t>
       </w:r>
@@ -425,8 +500,8 @@
           <w:rFonts w:cstheme="minorHAnsi"/>
           <w:b/>
           <w:bCs/>
-          <w:sz w:val="24"/>
-          <w:szCs w:val="24"/>
+          <w:sz w:val="28"/>
+          <w:szCs w:val="28"/>
         </w:rPr>
         <w:t>Características</w:t>
       </w:r>
@@ -445,24 +520,32 @@
       <w:r>
         <w:rPr>
           <w:rFonts w:cstheme="minorHAnsi"/>
+          <w:sz w:val="24"/>
+          <w:szCs w:val="24"/>
         </w:rPr>
         <w:t>Entre as principais características desses processadores</w:t>
       </w:r>
       <w:r>
         <w:rPr>
           <w:rFonts w:cstheme="minorHAnsi"/>
+          <w:sz w:val="24"/>
+          <w:szCs w:val="24"/>
         </w:rPr>
         <w:t xml:space="preserve"> de ponto,</w:t>
       </w:r>
       <w:r>
         <w:rPr>
           <w:rFonts w:cstheme="minorHAnsi"/>
+          <w:sz w:val="24"/>
+          <w:szCs w:val="24"/>
         </w:rPr>
         <w:t xml:space="preserve"> podemos </w:t>
       </w:r>
       <w:r>
         <w:rPr>
           <w:rFonts w:cstheme="minorHAnsi"/>
+          <w:sz w:val="24"/>
+          <w:szCs w:val="24"/>
         </w:rPr>
         <w:t>destacar:</w:t>
       </w:r>
@@ -476,11 +559,15 @@
         <w:jc w:val="both"/>
         <w:rPr>
           <w:rFonts w:cstheme="minorHAnsi"/>
-        </w:rPr>
-      </w:pPr>
-      <w:r>
-        <w:rPr>
-          <w:rFonts w:cstheme="minorHAnsi"/>
+          <w:sz w:val="24"/>
+          <w:szCs w:val="24"/>
+        </w:rPr>
+      </w:pPr>
+      <w:r>
+        <w:rPr>
+          <w:rFonts w:cstheme="minorHAnsi"/>
+          <w:sz w:val="24"/>
+          <w:szCs w:val="24"/>
         </w:rPr>
         <w:t>Captura automática do nome do funcionário e do período informado no cabeçalho;</w:t>
       </w:r>
@@ -494,11 +581,15 @@
         <w:jc w:val="both"/>
         <w:rPr>
           <w:rFonts w:cstheme="minorHAnsi"/>
-        </w:rPr>
-      </w:pPr>
-      <w:r>
-        <w:rPr>
-          <w:rFonts w:cstheme="minorHAnsi"/>
+          <w:sz w:val="24"/>
+          <w:szCs w:val="24"/>
+        </w:rPr>
+      </w:pPr>
+      <w:r>
+        <w:rPr>
+          <w:rFonts w:cstheme="minorHAnsi"/>
+          <w:sz w:val="24"/>
+          <w:szCs w:val="24"/>
         </w:rPr>
         <w:t>Organização das batidas por dia, semana e mês;</w:t>
       </w:r>
@@ -512,11 +603,15 @@
         <w:jc w:val="both"/>
         <w:rPr>
           <w:rFonts w:cstheme="minorHAnsi"/>
-        </w:rPr>
-      </w:pPr>
-      <w:r>
-        <w:rPr>
-          <w:rFonts w:cstheme="minorHAnsi"/>
+          <w:sz w:val="24"/>
+          <w:szCs w:val="24"/>
+        </w:rPr>
+      </w:pPr>
+      <w:r>
+        <w:rPr>
+          <w:rFonts w:cstheme="minorHAnsi"/>
+          <w:sz w:val="24"/>
+          <w:szCs w:val="24"/>
         </w:rPr>
         <w:t>Separação semanal no padrão de segunda a domingo, facilitando a colagem nas planilhas;</w:t>
       </w:r>
@@ -530,11 +625,15 @@
         <w:jc w:val="both"/>
         <w:rPr>
           <w:rFonts w:cstheme="minorHAnsi"/>
-        </w:rPr>
-      </w:pPr>
-      <w:r>
-        <w:rPr>
-          <w:rFonts w:cstheme="minorHAnsi"/>
+          <w:sz w:val="24"/>
+          <w:szCs w:val="24"/>
+        </w:rPr>
+      </w:pPr>
+      <w:r>
+        <w:rPr>
+          <w:rFonts w:cstheme="minorHAnsi"/>
+          <w:sz w:val="24"/>
+          <w:szCs w:val="24"/>
         </w:rPr>
         <w:t>Geração de saída pronta para uso nos modelos de cartões de ponto;</w:t>
       </w:r>
@@ -548,11 +647,15 @@
         <w:jc w:val="both"/>
         <w:rPr>
           <w:rFonts w:cstheme="minorHAnsi"/>
-        </w:rPr>
-      </w:pPr>
-      <w:r>
-        <w:rPr>
-          <w:rFonts w:cstheme="minorHAnsi"/>
+          <w:sz w:val="24"/>
+          <w:szCs w:val="24"/>
+        </w:rPr>
+      </w:pPr>
+      <w:r>
+        <w:rPr>
+          <w:rFonts w:cstheme="minorHAnsi"/>
+          <w:sz w:val="24"/>
+          <w:szCs w:val="24"/>
         </w:rPr>
         <w:t>Tratamento de jornadas noturnas, com conversão de horários quando necessário para o formato 24h+;</w:t>
       </w:r>
@@ -566,11 +669,15 @@
         <w:jc w:val="both"/>
         <w:rPr>
           <w:rFonts w:cstheme="minorHAnsi"/>
-        </w:rPr>
-      </w:pPr>
-      <w:r>
-        <w:rPr>
-          <w:rFonts w:cstheme="minorHAnsi"/>
+          <w:sz w:val="24"/>
+          <w:szCs w:val="24"/>
+        </w:rPr>
+      </w:pPr>
+      <w:r>
+        <w:rPr>
+          <w:rFonts w:cstheme="minorHAnsi"/>
+          <w:sz w:val="24"/>
+          <w:szCs w:val="24"/>
         </w:rPr>
         <w:t>Ignora automaticamente FOLGAS, DSRs e dias sem batidas, mantendo esses campos em branco na saída;</w:t>
       </w:r>
@@ -584,11 +691,15 @@
         <w:jc w:val="both"/>
         <w:rPr>
           <w:rFonts w:cstheme="minorHAnsi"/>
-        </w:rPr>
-      </w:pPr>
-      <w:r>
-        <w:rPr>
-          <w:rFonts w:cstheme="minorHAnsi"/>
+          <w:sz w:val="24"/>
+          <w:szCs w:val="24"/>
+        </w:rPr>
+      </w:pPr>
+      <w:r>
+        <w:rPr>
+          <w:rFonts w:cstheme="minorHAnsi"/>
+          <w:sz w:val="24"/>
+          <w:szCs w:val="24"/>
         </w:rPr>
         <w:t>Reorganização de horários fora de ordem em algumas empresas específicas;</w:t>
       </w:r>
@@ -602,11 +713,15 @@
         <w:jc w:val="both"/>
         <w:rPr>
           <w:rFonts w:cstheme="minorHAnsi"/>
-        </w:rPr>
-      </w:pPr>
-      <w:r>
-        <w:rPr>
-          <w:rFonts w:cstheme="minorHAnsi"/>
+          <w:sz w:val="24"/>
+          <w:szCs w:val="24"/>
+        </w:rPr>
+      </w:pPr>
+      <w:r>
+        <w:rPr>
+          <w:rFonts w:cstheme="minorHAnsi"/>
+          <w:sz w:val="24"/>
+          <w:szCs w:val="24"/>
         </w:rPr>
         <w:t>Em determinadas versões, preenchimento automático de horários planejados ou complementares, conforme a regra da empresa;</w:t>
       </w:r>
@@ -620,20 +735,37 @@
         <w:jc w:val="both"/>
         <w:rPr>
           <w:rFonts w:cstheme="minorHAnsi"/>
-        </w:rPr>
-      </w:pPr>
-      <w:r>
-        <w:rPr>
-          <w:rFonts w:cstheme="minorHAnsi"/>
+          <w:sz w:val="24"/>
+          <w:szCs w:val="24"/>
+        </w:rPr>
+      </w:pPr>
+      <w:r>
+        <w:rPr>
+          <w:rFonts w:cstheme="minorHAnsi"/>
+          <w:sz w:val="24"/>
+          <w:szCs w:val="24"/>
         </w:rPr>
         <w:t>Interface simples, leve e de fácil operação.</w:t>
       </w:r>
     </w:p>
     <w:p>
       <w:pPr>
-        <w:jc w:val="both"/>
-        <w:rPr>
-          <w:rFonts w:cstheme="minorHAnsi"/>
+        <w:ind w:left="720"/>
+        <w:jc w:val="both"/>
+        <w:rPr>
+          <w:rFonts w:cstheme="minorHAnsi"/>
+          <w:sz w:val="24"/>
+          <w:szCs w:val="24"/>
+        </w:rPr>
+      </w:pPr>
+    </w:p>
+    <w:p>
+      <w:pPr>
+        <w:jc w:val="both"/>
+        <w:rPr>
+          <w:rFonts w:cstheme="minorHAnsi"/>
+          <w:sz w:val="24"/>
+          <w:szCs w:val="24"/>
         </w:rPr>
       </w:pPr>
     </w:p>
@@ -645,18 +777,19 @@
           <w:rFonts w:cstheme="minorHAnsi"/>
           <w:b/>
           <w:bCs/>
-          <w:sz w:val="24"/>
-          <w:szCs w:val="24"/>
-        </w:rPr>
-      </w:pPr>
-      <w:r>
-        <w:rPr>
-          <w:rFonts w:cstheme="minorHAnsi"/>
-          <w:b/>
-          <w:bCs/>
-          <w:sz w:val="24"/>
-          <w:szCs w:val="24"/>
-        </w:rPr>
+          <w:sz w:val="28"/>
+          <w:szCs w:val="28"/>
+        </w:rPr>
+      </w:pPr>
+      <w:r>
+        <w:rPr>
+          <w:rFonts w:cstheme="minorHAnsi"/>
+          <w:b/>
+          <w:bCs/>
+          <w:sz w:val="28"/>
+          <w:szCs w:val="28"/>
+        </w:rPr>
+        <w:lastRenderedPageBreak/>
         <w:t>3. Empresas e suas versões</w:t>
       </w:r>
     </w:p>
@@ -667,13 +800,17 @@
           <w:rFonts w:cstheme="minorHAnsi"/>
           <w:b/>
           <w:bCs/>
-        </w:rPr>
-      </w:pPr>
-      <w:r>
-        <w:rPr>
-          <w:rFonts w:cstheme="minorHAnsi"/>
-          <w:b/>
-          <w:bCs/>
+          <w:sz w:val="24"/>
+          <w:szCs w:val="24"/>
+        </w:rPr>
+      </w:pPr>
+      <w:r>
+        <w:rPr>
+          <w:rFonts w:cstheme="minorHAnsi"/>
+          <w:b/>
+          <w:bCs/>
+          <w:sz w:val="24"/>
+          <w:szCs w:val="24"/>
         </w:rPr>
         <w:t>a. USIMINAS</w:t>
       </w:r>
@@ -683,11 +820,15 @@
         <w:jc w:val="both"/>
         <w:rPr>
           <w:rFonts w:cstheme="minorHAnsi"/>
-        </w:rPr>
-      </w:pPr>
-      <w:r>
-        <w:rPr>
-          <w:rFonts w:cstheme="minorHAnsi"/>
+          <w:sz w:val="24"/>
+          <w:szCs w:val="24"/>
+        </w:rPr>
+      </w:pPr>
+      <w:r>
+        <w:rPr>
+          <w:rFonts w:cstheme="minorHAnsi"/>
+          <w:sz w:val="24"/>
+          <w:szCs w:val="24"/>
         </w:rPr>
         <w:t>O processador da USIMINAS possui dois modos principais: </w:t>
       </w:r>
@@ -696,12 +837,16 @@
           <w:rFonts w:cstheme="minorHAnsi"/>
           <w:b/>
           <w:bCs/>
+          <w:sz w:val="24"/>
+          <w:szCs w:val="24"/>
         </w:rPr>
         <w:t>Padrão (V1)</w:t>
       </w:r>
       <w:r>
         <w:rPr>
           <w:rFonts w:cstheme="minorHAnsi"/>
+          <w:sz w:val="24"/>
+          <w:szCs w:val="24"/>
         </w:rPr>
         <w:t> e </w:t>
       </w:r>
@@ -710,12 +855,16 @@
           <w:rFonts w:cstheme="minorHAnsi"/>
           <w:b/>
           <w:bCs/>
+          <w:sz w:val="24"/>
+          <w:szCs w:val="24"/>
         </w:rPr>
         <w:t>Versão 2 (V2)</w:t>
       </w:r>
       <w:r>
         <w:rPr>
           <w:rFonts w:cstheme="minorHAnsi"/>
+          <w:sz w:val="24"/>
+          <w:szCs w:val="24"/>
         </w:rPr>
         <w:t>.</w:t>
       </w:r>
@@ -727,15 +876,18 @@
           <w:rFonts w:cstheme="minorHAnsi"/>
           <w:b/>
           <w:bCs/>
-        </w:rPr>
-      </w:pPr>
-      <w:r>
-        <w:rPr>
-          <w:rFonts w:cstheme="minorHAnsi"/>
-          <w:b/>
-          <w:bCs/>
-        </w:rPr>
-        <w:lastRenderedPageBreak/>
+          <w:sz w:val="24"/>
+          <w:szCs w:val="24"/>
+        </w:rPr>
+      </w:pPr>
+      <w:r>
+        <w:rPr>
+          <w:rFonts w:cstheme="minorHAnsi"/>
+          <w:b/>
+          <w:bCs/>
+          <w:sz w:val="24"/>
+          <w:szCs w:val="24"/>
+        </w:rPr>
         <w:t>Principais características:</w:t>
       </w:r>
     </w:p>
@@ -748,11 +900,15 @@
         <w:jc w:val="both"/>
         <w:rPr>
           <w:rFonts w:cstheme="minorHAnsi"/>
-        </w:rPr>
-      </w:pPr>
-      <w:r>
-        <w:rPr>
-          <w:rFonts w:cstheme="minorHAnsi"/>
+          <w:sz w:val="24"/>
+          <w:szCs w:val="24"/>
+        </w:rPr>
+      </w:pPr>
+      <w:r>
+        <w:rPr>
+          <w:rFonts w:cstheme="minorHAnsi"/>
+          <w:sz w:val="24"/>
+          <w:szCs w:val="24"/>
         </w:rPr>
         <w:t>Modo </w:t>
       </w:r>
@@ -761,12 +917,16 @@
           <w:rFonts w:cstheme="minorHAnsi"/>
           <w:b/>
           <w:bCs/>
+          <w:sz w:val="24"/>
+          <w:szCs w:val="24"/>
         </w:rPr>
         <w:t>Padrão (V1)</w:t>
       </w:r>
       <w:r>
         <w:rPr>
           <w:rFonts w:cstheme="minorHAnsi"/>
+          <w:sz w:val="24"/>
+          <w:szCs w:val="24"/>
         </w:rPr>
         <w:t> e </w:t>
       </w:r>
@@ -775,12 +935,16 @@
           <w:rFonts w:cstheme="minorHAnsi"/>
           <w:b/>
           <w:bCs/>
+          <w:sz w:val="24"/>
+          <w:szCs w:val="24"/>
         </w:rPr>
         <w:t>Versão 2 (V2)</w:t>
       </w:r>
       <w:r>
         <w:rPr>
           <w:rFonts w:cstheme="minorHAnsi"/>
+          <w:sz w:val="24"/>
+          <w:szCs w:val="24"/>
         </w:rPr>
         <w:t>;</w:t>
       </w:r>
@@ -794,11 +958,15 @@
         <w:jc w:val="both"/>
         <w:rPr>
           <w:rFonts w:cstheme="minorHAnsi"/>
-        </w:rPr>
-      </w:pPr>
-      <w:r>
-        <w:rPr>
-          <w:rFonts w:cstheme="minorHAnsi"/>
+          <w:sz w:val="24"/>
+          <w:szCs w:val="24"/>
+        </w:rPr>
+      </w:pPr>
+      <w:r>
+        <w:rPr>
+          <w:rFonts w:cstheme="minorHAnsi"/>
+          <w:sz w:val="24"/>
+          <w:szCs w:val="24"/>
         </w:rPr>
         <w:t>Na versão padrão, o sistema ignora batidas planejadas, considerando apenas as batidas reais;</w:t>
       </w:r>
@@ -812,39 +980,61 @@
         <w:jc w:val="both"/>
         <w:rPr>
           <w:rFonts w:cstheme="minorHAnsi"/>
-        </w:rPr>
-      </w:pPr>
-      <w:r>
-        <w:rPr>
-          <w:rFonts w:cstheme="minorHAnsi"/>
-        </w:rPr>
-        <w:t>Na versão 2, há detecção de ocorrências como </w:t>
-      </w:r>
-      <w:r>
-        <w:rPr>
-          <w:rFonts w:cstheme="minorHAnsi"/>
-          <w:b/>
-          <w:bCs/>
-        </w:rPr>
-        <w:t>FOLGA, DSR, FERIADO, MARCAÇÃO IRREGULAR</w:t>
-      </w:r>
-      <w:r>
-        <w:rPr>
-          <w:rFonts w:cstheme="minorHAnsi"/>
-        </w:rPr>
-        <w:t> e </w:t>
-      </w:r>
-      <w:r>
-        <w:rPr>
-          <w:rFonts w:cstheme="minorHAnsi"/>
-          <w:b/>
-          <w:bCs/>
-        </w:rPr>
-        <w:t>s/Marcação de Saída</w:t>
-      </w:r>
-      <w:r>
-        <w:rPr>
-          <w:rFonts w:cstheme="minorHAnsi"/>
+          <w:sz w:val="24"/>
+          <w:szCs w:val="24"/>
+        </w:rPr>
+      </w:pPr>
+      <w:r>
+        <w:rPr>
+          <w:rFonts w:cstheme="minorHAnsi"/>
+          <w:sz w:val="24"/>
+          <w:szCs w:val="24"/>
+        </w:rPr>
+        <w:t>A versão padrão trabalha com fechamento de </w:t>
+      </w:r>
+      <w:r>
+        <w:rPr>
+          <w:rFonts w:cstheme="minorHAnsi"/>
+          <w:b/>
+          <w:bCs/>
+          <w:sz w:val="24"/>
+          <w:szCs w:val="24"/>
+        </w:rPr>
+        <w:t>1 a 31</w:t>
+      </w:r>
+      <w:r>
+        <w:rPr>
+          <w:rFonts w:cstheme="minorHAnsi"/>
+          <w:b/>
+          <w:bCs/>
+          <w:sz w:val="24"/>
+          <w:szCs w:val="24"/>
+        </w:rPr>
+        <w:t xml:space="preserve">, </w:t>
+      </w:r>
+      <w:r>
+        <w:rPr>
+          <w:rFonts w:cstheme="minorHAnsi"/>
+          <w:sz w:val="24"/>
+          <w:szCs w:val="24"/>
+        </w:rPr>
+        <w:t>enquanto a versão 2 conta com o fechamento de</w:t>
+      </w:r>
+      <w:r>
+        <w:rPr>
+          <w:rFonts w:cstheme="minorHAnsi"/>
+          <w:b/>
+          <w:bCs/>
+          <w:sz w:val="24"/>
+          <w:szCs w:val="24"/>
+        </w:rPr>
+        <w:t xml:space="preserve"> 16 a 15</w:t>
+      </w:r>
+      <w:r>
+        <w:rPr>
+          <w:rFonts w:cstheme="minorHAnsi"/>
+          <w:sz w:val="24"/>
+          <w:szCs w:val="24"/>
         </w:rPr>
         <w:t>;</w:t>
       </w:r>
@@ -858,25 +1048,33 @@
         <w:jc w:val="both"/>
         <w:rPr>
           <w:rFonts w:cstheme="minorHAnsi"/>
-        </w:rPr>
-      </w:pPr>
-      <w:r>
-        <w:rPr>
-          <w:rFonts w:cstheme="minorHAnsi"/>
-        </w:rPr>
-        <w:t>A versão padrão trabalha com fechamento de </w:t>
-      </w:r>
-      <w:r>
-        <w:rPr>
-          <w:rFonts w:cstheme="minorHAnsi"/>
-          <w:b/>
-          <w:bCs/>
-        </w:rPr>
-        <w:t>1 a 31</w:t>
-      </w:r>
-      <w:r>
-        <w:rPr>
-          <w:rFonts w:cstheme="minorHAnsi"/>
+          <w:sz w:val="24"/>
+          <w:szCs w:val="24"/>
+        </w:rPr>
+      </w:pPr>
+      <w:r>
+        <w:rPr>
+          <w:rFonts w:cstheme="minorHAnsi"/>
+          <w:sz w:val="24"/>
+          <w:szCs w:val="24"/>
+        </w:rPr>
+        <w:t>Possui campo para inserção de </w:t>
+      </w:r>
+      <w:r>
+        <w:rPr>
+          <w:rFonts w:cstheme="minorHAnsi"/>
+          <w:b/>
+          <w:bCs/>
+          <w:sz w:val="24"/>
+          <w:szCs w:val="24"/>
+        </w:rPr>
+        <w:t>intervalo de refeição</w:t>
+      </w:r>
+      <w:r>
+        <w:rPr>
+          <w:rFonts w:cstheme="minorHAnsi"/>
+          <w:sz w:val="24"/>
+          <w:szCs w:val="24"/>
         </w:rPr>
         <w:t>;</w:t>
       </w:r>
@@ -890,75 +1088,15 @@
         <w:jc w:val="both"/>
         <w:rPr>
           <w:rFonts w:cstheme="minorHAnsi"/>
-        </w:rPr>
-      </w:pPr>
-      <w:r>
-        <w:rPr>
-          <w:rFonts w:cstheme="minorHAnsi"/>
-        </w:rPr>
-        <w:t>A versão 2 trabalha com fechamento de </w:t>
-      </w:r>
-      <w:r>
-        <w:rPr>
-          <w:rFonts w:cstheme="minorHAnsi"/>
-          <w:b/>
-          <w:bCs/>
-        </w:rPr>
-        <w:t>16 a 15</w:t>
-      </w:r>
-      <w:r>
-        <w:rPr>
-          <w:rFonts w:cstheme="minorHAnsi"/>
-        </w:rPr>
-        <w:t>;</w:t>
-      </w:r>
-    </w:p>
-    <w:p>
-      <w:pPr>
-        <w:numPr>
-          <w:ilvl w:val="0"/>
-          <w:numId w:val="14"/>
-        </w:numPr>
-        <w:jc w:val="both"/>
-        <w:rPr>
-          <w:rFonts w:cstheme="minorHAnsi"/>
-        </w:rPr>
-      </w:pPr>
-      <w:r>
-        <w:rPr>
-          <w:rFonts w:cstheme="minorHAnsi"/>
-        </w:rPr>
-        <w:t>Possui campo para inserção de </w:t>
-      </w:r>
-      <w:r>
-        <w:rPr>
-          <w:rFonts w:cstheme="minorHAnsi"/>
-          <w:b/>
-          <w:bCs/>
-        </w:rPr>
-        <w:t>intervalo de refeição</w:t>
-      </w:r>
-      <w:r>
-        <w:rPr>
-          <w:rFonts w:cstheme="minorHAnsi"/>
-        </w:rPr>
-        <w:t>;</w:t>
-      </w:r>
-    </w:p>
-    <w:p>
-      <w:pPr>
-        <w:numPr>
-          <w:ilvl w:val="0"/>
-          <w:numId w:val="14"/>
-        </w:numPr>
-        <w:jc w:val="both"/>
-        <w:rPr>
-          <w:rFonts w:cstheme="minorHAnsi"/>
-        </w:rPr>
-      </w:pPr>
-      <w:r>
-        <w:rPr>
-          <w:rFonts w:cstheme="minorHAnsi"/>
+          <w:sz w:val="24"/>
+          <w:szCs w:val="24"/>
+        </w:rPr>
+      </w:pPr>
+      <w:r>
+        <w:rPr>
+          <w:rFonts w:cstheme="minorHAnsi"/>
+          <w:sz w:val="24"/>
+          <w:szCs w:val="24"/>
         </w:rPr>
         <w:t>Na versão 2, é importante copiar o espelho </w:t>
       </w:r>
@@ -967,12 +1105,16 @@
           <w:rFonts w:cstheme="minorHAnsi"/>
           <w:b/>
           <w:bCs/>
+          <w:sz w:val="24"/>
+          <w:szCs w:val="24"/>
         </w:rPr>
         <w:t>mês a mês</w:t>
       </w:r>
       <w:r>
         <w:rPr>
           <w:rFonts w:cstheme="minorHAnsi"/>
+          <w:sz w:val="24"/>
+          <w:szCs w:val="24"/>
         </w:rPr>
         <w:t>, utilizando </w:t>
       </w:r>
@@ -981,30 +1123,72 @@
           <w:rFonts w:cstheme="minorHAnsi"/>
           <w:b/>
           <w:bCs/>
-        </w:rPr>
-        <w:t>ALT + Adobe</w:t>
-      </w:r>
-      <w:r>
-        <w:rPr>
-          <w:rFonts w:cstheme="minorHAnsi"/>
-        </w:rPr>
-        <w:t>, para evitar falhas na captura do cabeçalho.</w:t>
-      </w:r>
-    </w:p>
-    <w:p>
-      <w:pPr>
-        <w:jc w:val="both"/>
-        <w:rPr>
-          <w:rFonts w:cstheme="minorHAnsi"/>
-          <w:b/>
-          <w:bCs/>
-        </w:rPr>
-      </w:pPr>
-      <w:r>
-        <w:rPr>
-          <w:rFonts w:cstheme="minorHAnsi"/>
-          <w:b/>
-          <w:bCs/>
+          <w:sz w:val="24"/>
+          <w:szCs w:val="24"/>
+        </w:rPr>
+        <w:t>ALT + Ad</w:t>
+      </w:r>
+      <w:r>
+        <w:rPr>
+          <w:rFonts w:cstheme="minorHAnsi"/>
+          <w:b/>
+          <w:bCs/>
+          <w:sz w:val="24"/>
+          <w:szCs w:val="24"/>
+        </w:rPr>
+        <w:t>obe (</w:t>
+      </w:r>
+      <w:r>
+        <w:rPr>
+          <w:rFonts w:cstheme="minorHAnsi"/>
+          <w:sz w:val="24"/>
+          <w:szCs w:val="24"/>
+        </w:rPr>
+        <w:t>ou algum leitor de PDF que tenha a opção de selecionar uma parte especifica)</w:t>
+      </w:r>
+      <w:r>
+        <w:rPr>
+          <w:rFonts w:cstheme="minorHAnsi"/>
+          <w:sz w:val="24"/>
+          <w:szCs w:val="24"/>
+        </w:rPr>
+        <w:t xml:space="preserve"> para evitar falhas na captura do cabeçalho</w:t>
+      </w:r>
+      <w:r>
+        <w:rPr>
+          <w:rFonts w:cstheme="minorHAnsi"/>
+          <w:sz w:val="24"/>
+          <w:szCs w:val="24"/>
+        </w:rPr>
+        <w:t xml:space="preserve"> e outras partes do espelho</w:t>
+      </w:r>
+      <w:r>
+        <w:rPr>
+          <w:rFonts w:cstheme="minorHAnsi"/>
+          <w:sz w:val="24"/>
+          <w:szCs w:val="24"/>
+        </w:rPr>
+        <w:t>.</w:t>
+      </w:r>
+    </w:p>
+    <w:p>
+      <w:pPr>
+        <w:jc w:val="both"/>
+        <w:rPr>
+          <w:rFonts w:cstheme="minorHAnsi"/>
+          <w:b/>
+          <w:bCs/>
+          <w:sz w:val="24"/>
+          <w:szCs w:val="24"/>
+        </w:rPr>
+      </w:pPr>
+      <w:r>
+        <w:rPr>
+          <w:rFonts w:cstheme="minorHAnsi"/>
+          <w:b/>
+          <w:bCs/>
+          <w:sz w:val="24"/>
+          <w:szCs w:val="24"/>
         </w:rPr>
         <w:t>b. VALE</w:t>
       </w:r>
@@ -1014,11 +1198,15 @@
         <w:jc w:val="both"/>
         <w:rPr>
           <w:rFonts w:cstheme="minorHAnsi"/>
-        </w:rPr>
-      </w:pPr>
-      <w:r>
-        <w:rPr>
-          <w:rFonts w:cstheme="minorHAnsi"/>
+          <w:sz w:val="24"/>
+          <w:szCs w:val="24"/>
+        </w:rPr>
+      </w:pPr>
+      <w:r>
+        <w:rPr>
+          <w:rFonts w:cstheme="minorHAnsi"/>
+          <w:sz w:val="24"/>
+          <w:szCs w:val="24"/>
         </w:rPr>
         <w:t>O processador da VALE conta com dois modos: </w:t>
       </w:r>
@@ -1027,12 +1215,16 @@
           <w:rFonts w:cstheme="minorHAnsi"/>
           <w:b/>
           <w:bCs/>
+          <w:sz w:val="24"/>
+          <w:szCs w:val="24"/>
         </w:rPr>
         <w:t>Padrão</w:t>
       </w:r>
       <w:r>
         <w:rPr>
           <w:rFonts w:cstheme="minorHAnsi"/>
+          <w:sz w:val="24"/>
+          <w:szCs w:val="24"/>
         </w:rPr>
         <w:t> e </w:t>
       </w:r>
@@ -1041,12 +1233,16 @@
           <w:rFonts w:cstheme="minorHAnsi"/>
           <w:b/>
           <w:bCs/>
+          <w:sz w:val="24"/>
+          <w:szCs w:val="24"/>
         </w:rPr>
         <w:t>Maquinista</w:t>
       </w:r>
       <w:r>
         <w:rPr>
           <w:rFonts w:cstheme="minorHAnsi"/>
+          <w:sz w:val="24"/>
+          <w:szCs w:val="24"/>
         </w:rPr>
         <w:t>.</w:t>
       </w:r>
@@ -1058,13 +1254,17 @@
           <w:rFonts w:cstheme="minorHAnsi"/>
           <w:b/>
           <w:bCs/>
-        </w:rPr>
-      </w:pPr>
-      <w:r>
-        <w:rPr>
-          <w:rFonts w:cstheme="minorHAnsi"/>
-          <w:b/>
-          <w:bCs/>
+          <w:sz w:val="24"/>
+          <w:szCs w:val="24"/>
+        </w:rPr>
+      </w:pPr>
+      <w:r>
+        <w:rPr>
+          <w:rFonts w:cstheme="minorHAnsi"/>
+          <w:b/>
+          <w:bCs/>
+          <w:sz w:val="24"/>
+          <w:szCs w:val="24"/>
         </w:rPr>
         <w:t>Principais características:</w:t>
       </w:r>
@@ -1078,11 +1278,15 @@
         <w:jc w:val="both"/>
         <w:rPr>
           <w:rFonts w:cstheme="minorHAnsi"/>
-        </w:rPr>
-      </w:pPr>
-      <w:r>
-        <w:rPr>
-          <w:rFonts w:cstheme="minorHAnsi"/>
+          <w:sz w:val="24"/>
+          <w:szCs w:val="24"/>
+        </w:rPr>
+      </w:pPr>
+      <w:r>
+        <w:rPr>
+          <w:rFonts w:cstheme="minorHAnsi"/>
+          <w:sz w:val="24"/>
+          <w:szCs w:val="24"/>
         </w:rPr>
         <w:t>Modos </w:t>
       </w:r>
@@ -1091,12 +1295,16 @@
           <w:rFonts w:cstheme="minorHAnsi"/>
           <w:b/>
           <w:bCs/>
+          <w:sz w:val="24"/>
+          <w:szCs w:val="24"/>
         </w:rPr>
         <w:t>Padrão</w:t>
       </w:r>
       <w:r>
         <w:rPr>
           <w:rFonts w:cstheme="minorHAnsi"/>
+          <w:sz w:val="24"/>
+          <w:szCs w:val="24"/>
         </w:rPr>
         <w:t> e </w:t>
       </w:r>
@@ -1105,12 +1313,16 @@
           <w:rFonts w:cstheme="minorHAnsi"/>
           <w:b/>
           <w:bCs/>
+          <w:sz w:val="24"/>
+          <w:szCs w:val="24"/>
         </w:rPr>
         <w:t>Maquinista</w:t>
       </w:r>
       <w:r>
         <w:rPr>
           <w:rFonts w:cstheme="minorHAnsi"/>
+          <w:sz w:val="24"/>
+          <w:szCs w:val="24"/>
         </w:rPr>
         <w:t>;</w:t>
       </w:r>
@@ -1124,27 +1336,139 @@
         <w:jc w:val="both"/>
         <w:rPr>
           <w:rFonts w:cstheme="minorHAnsi"/>
-        </w:rPr>
-      </w:pPr>
-      <w:r>
-        <w:rPr>
-          <w:rFonts w:cstheme="minorHAnsi"/>
-        </w:rPr>
-        <w:t>No modo padrão, quando existe a ocorrência </w:t>
-      </w:r>
-      <w:r>
-        <w:rPr>
-          <w:rFonts w:cstheme="minorHAnsi"/>
-          <w:b/>
-          <w:bCs/>
+          <w:sz w:val="24"/>
+          <w:szCs w:val="24"/>
+        </w:rPr>
+      </w:pPr>
+      <w:r>
+        <w:rPr>
+          <w:rFonts w:cstheme="minorHAnsi"/>
+          <w:sz w:val="24"/>
+          <w:szCs w:val="24"/>
+        </w:rPr>
+        <w:t xml:space="preserve">No </w:t>
+      </w:r>
+      <w:r>
+        <w:rPr>
+          <w:rFonts w:cstheme="minorHAnsi"/>
+          <w:b/>
+          <w:bCs/>
+          <w:sz w:val="24"/>
+          <w:szCs w:val="24"/>
+        </w:rPr>
+        <w:t>modo padrão</w:t>
+      </w:r>
+      <w:r>
+        <w:rPr>
+          <w:rFonts w:cstheme="minorHAnsi"/>
+          <w:sz w:val="24"/>
+          <w:szCs w:val="24"/>
+        </w:rPr>
+        <w:t>, quando existe a ocorrência </w:t>
+      </w:r>
+      <w:r>
+        <w:rPr>
+          <w:rFonts w:cstheme="minorHAnsi"/>
+          <w:b/>
+          <w:bCs/>
+          <w:sz w:val="24"/>
+          <w:szCs w:val="24"/>
         </w:rPr>
         <w:t>“s/Marcação de Saída”</w:t>
       </w:r>
       <w:r>
         <w:rPr>
           <w:rFonts w:cstheme="minorHAnsi"/>
-        </w:rPr>
-        <w:t>, o sistema pode preencher a saída com base na batida planejada;</w:t>
+          <w:sz w:val="24"/>
+          <w:szCs w:val="24"/>
+        </w:rPr>
+        <w:t>, o sistema preencher a saída com base na batida planejada</w:t>
+      </w:r>
+      <w:r>
+        <w:rPr>
+          <w:rFonts w:cstheme="minorHAnsi"/>
+          <w:sz w:val="24"/>
+          <w:szCs w:val="24"/>
+        </w:rPr>
+        <w:t xml:space="preserve"> (ficar atento a isso)</w:t>
+      </w:r>
+      <w:r>
+        <w:rPr>
+          <w:rFonts w:cstheme="minorHAnsi"/>
+          <w:sz w:val="24"/>
+          <w:szCs w:val="24"/>
+        </w:rPr>
+        <w:t>;</w:t>
+      </w:r>
+      <w:r>
+        <w:rPr>
+          <w:rFonts w:cstheme="minorHAnsi"/>
+          <w:sz w:val="24"/>
+          <w:szCs w:val="24"/>
+        </w:rPr>
+        <w:t xml:space="preserve"> </w:t>
+      </w:r>
+      <w:proofErr w:type="gramStart"/>
+      <w:r>
+        <w:rPr>
+          <w:rFonts w:cstheme="minorHAnsi"/>
+          <w:sz w:val="24"/>
+          <w:szCs w:val="24"/>
+        </w:rPr>
+        <w:t>Em</w:t>
+      </w:r>
+      <w:proofErr w:type="gramEnd"/>
+      <w:r>
+        <w:rPr>
+          <w:rFonts w:cstheme="minorHAnsi"/>
+          <w:sz w:val="24"/>
+          <w:szCs w:val="24"/>
+        </w:rPr>
+        <w:t xml:space="preserve"> dias com “</w:t>
+      </w:r>
+      <w:r>
+        <w:rPr>
+          <w:rFonts w:cstheme="minorHAnsi"/>
+          <w:b/>
+          <w:bCs/>
+          <w:sz w:val="24"/>
+          <w:szCs w:val="24"/>
+        </w:rPr>
+        <w:t>Marcação não registrada</w:t>
+      </w:r>
+      <w:r>
+        <w:rPr>
+          <w:rFonts w:cstheme="minorHAnsi"/>
+          <w:sz w:val="24"/>
+          <w:szCs w:val="24"/>
+        </w:rPr>
+        <w:t>”, mas com código válido, o sistema também preenche com a batida planejada</w:t>
+      </w:r>
+      <w:r>
+        <w:rPr>
+          <w:rFonts w:cstheme="minorHAnsi"/>
+          <w:sz w:val="24"/>
+          <w:szCs w:val="24"/>
+        </w:rPr>
+        <w:t>; E em dias com “</w:t>
+      </w:r>
+      <w:r>
+        <w:rPr>
+          <w:rFonts w:cstheme="minorHAnsi"/>
+          <w:b/>
+          <w:bCs/>
+          <w:sz w:val="24"/>
+          <w:szCs w:val="24"/>
+        </w:rPr>
+        <w:t>Permanência fora do horário</w:t>
+      </w:r>
+      <w:r>
+        <w:rPr>
+          <w:rFonts w:cstheme="minorHAnsi"/>
+          <w:sz w:val="24"/>
+          <w:szCs w:val="24"/>
+        </w:rPr>
+        <w:t>” ele reordena os pares de entrada e saída da forma mais conveniente (também ficar atento a isso).</w:t>
       </w:r>
     </w:p>
     <w:p>
@@ -1156,13 +1480,35 @@
         <w:jc w:val="both"/>
         <w:rPr>
           <w:rFonts w:cstheme="minorHAnsi"/>
-        </w:rPr>
-      </w:pPr>
-      <w:r>
-        <w:rPr>
-          <w:rFonts w:cstheme="minorHAnsi"/>
-        </w:rPr>
-        <w:t>Em dias sem marcação, mas com código válido, o sistema também pode preencher com a batida planejada;</w:t>
+          <w:sz w:val="24"/>
+          <w:szCs w:val="24"/>
+        </w:rPr>
+      </w:pPr>
+      <w:r>
+        <w:rPr>
+          <w:rFonts w:cstheme="minorHAnsi"/>
+          <w:sz w:val="24"/>
+          <w:szCs w:val="24"/>
+        </w:rPr>
+        <w:t xml:space="preserve">No </w:t>
+      </w:r>
+      <w:r>
+        <w:rPr>
+          <w:rFonts w:cstheme="minorHAnsi"/>
+          <w:b/>
+          <w:bCs/>
+          <w:sz w:val="24"/>
+          <w:szCs w:val="24"/>
+        </w:rPr>
+        <w:t xml:space="preserve">modo padrão </w:t>
+      </w:r>
+      <w:r>
+        <w:rPr>
+          <w:rFonts w:cstheme="minorHAnsi"/>
+          <w:sz w:val="24"/>
+          <w:szCs w:val="24"/>
+        </w:rPr>
+        <w:t>é de extrema importância copiar desde o cabeçalho, uma vez que lá se encontram as marcações planejadas.</w:t>
       </w:r>
     </w:p>
     <w:p>
@@ -1174,27 +1520,35 @@
         <w:jc w:val="both"/>
         <w:rPr>
           <w:rFonts w:cstheme="minorHAnsi"/>
-        </w:rPr>
-      </w:pPr>
-      <w:r>
-        <w:rPr>
-          <w:rFonts w:cstheme="minorHAnsi"/>
-        </w:rPr>
-        <w:t>Fechamento de </w:t>
-      </w:r>
-      <w:r>
-        <w:rPr>
-          <w:rFonts w:cstheme="minorHAnsi"/>
-          <w:b/>
-          <w:bCs/>
-        </w:rPr>
-        <w:t>1 a 31</w:t>
-      </w:r>
-      <w:r>
-        <w:rPr>
-          <w:rFonts w:cstheme="minorHAnsi"/>
-        </w:rPr>
-        <w:t>;</w:t>
+          <w:sz w:val="24"/>
+          <w:szCs w:val="24"/>
+        </w:rPr>
+      </w:pPr>
+      <w:r>
+        <w:rPr>
+          <w:rFonts w:cstheme="minorHAnsi"/>
+          <w:sz w:val="24"/>
+          <w:szCs w:val="24"/>
+        </w:rPr>
+        <w:t>O modo </w:t>
+      </w:r>
+      <w:r>
+        <w:rPr>
+          <w:rFonts w:cstheme="minorHAnsi"/>
+          <w:b/>
+          <w:bCs/>
+          <w:sz w:val="24"/>
+          <w:szCs w:val="24"/>
+        </w:rPr>
+        <w:t>Maquinista</w:t>
+      </w:r>
+      <w:r>
+        <w:rPr>
+          <w:rFonts w:cstheme="minorHAnsi"/>
+          <w:sz w:val="24"/>
+          <w:szCs w:val="24"/>
+        </w:rPr>
+        <w:t> captura rubricas específicas, previamente definidas para esse tipo de espelho de ponto;</w:t>
       </w:r>
     </w:p>
     <w:p>
@@ -1206,43 +1560,15 @@
         <w:jc w:val="both"/>
         <w:rPr>
           <w:rFonts w:cstheme="minorHAnsi"/>
-        </w:rPr>
-      </w:pPr>
-      <w:r>
-        <w:rPr>
-          <w:rFonts w:cstheme="minorHAnsi"/>
-        </w:rPr>
-        <w:t>O modo </w:t>
-      </w:r>
-      <w:r>
-        <w:rPr>
-          <w:rFonts w:cstheme="minorHAnsi"/>
-          <w:b/>
-          <w:bCs/>
-        </w:rPr>
-        <w:t>Maquinista</w:t>
-      </w:r>
-      <w:r>
-        <w:rPr>
-          <w:rFonts w:cstheme="minorHAnsi"/>
-        </w:rPr>
-        <w:t> captura rubricas específicas, previamente definidas para esse tipo de espelho de ponto;</w:t>
-      </w:r>
-    </w:p>
-    <w:p>
-      <w:pPr>
-        <w:numPr>
-          <w:ilvl w:val="0"/>
-          <w:numId w:val="15"/>
-        </w:numPr>
-        <w:jc w:val="both"/>
-        <w:rPr>
-          <w:rFonts w:cstheme="minorHAnsi"/>
-        </w:rPr>
-      </w:pPr>
-      <w:r>
-        <w:rPr>
-          <w:rFonts w:cstheme="minorHAnsi"/>
+          <w:sz w:val="24"/>
+          <w:szCs w:val="24"/>
+        </w:rPr>
+      </w:pPr>
+      <w:r>
+        <w:rPr>
+          <w:rFonts w:cstheme="minorHAnsi"/>
+          <w:sz w:val="24"/>
+          <w:szCs w:val="24"/>
         </w:rPr>
         <w:t>Possui campo para inserção de </w:t>
       </w:r>
@@ -1251,12 +1577,16 @@
           <w:rFonts w:cstheme="minorHAnsi"/>
           <w:b/>
           <w:bCs/>
+          <w:sz w:val="24"/>
+          <w:szCs w:val="24"/>
         </w:rPr>
         <w:t>intervalo de refeição</w:t>
       </w:r>
       <w:r>
         <w:rPr>
           <w:rFonts w:cstheme="minorHAnsi"/>
+          <w:sz w:val="24"/>
+          <w:szCs w:val="24"/>
         </w:rPr>
         <w:t>.</w:t>
       </w:r>
@@ -1268,13 +1598,17 @@
           <w:rFonts w:cstheme="minorHAnsi"/>
           <w:b/>
           <w:bCs/>
-        </w:rPr>
-      </w:pPr>
-      <w:r>
-        <w:rPr>
-          <w:rFonts w:cstheme="minorHAnsi"/>
-          <w:b/>
-          <w:bCs/>
+          <w:sz w:val="24"/>
+          <w:szCs w:val="24"/>
+        </w:rPr>
+      </w:pPr>
+      <w:r>
+        <w:rPr>
+          <w:rFonts w:cstheme="minorHAnsi"/>
+          <w:b/>
+          <w:bCs/>
+          <w:sz w:val="24"/>
+          <w:szCs w:val="24"/>
         </w:rPr>
         <w:t>c. D’GRANEL</w:t>
       </w:r>
@@ -1286,13 +1620,17 @@
           <w:rFonts w:cstheme="minorHAnsi"/>
           <w:b/>
           <w:bCs/>
-        </w:rPr>
-      </w:pPr>
-      <w:r>
-        <w:rPr>
-          <w:rFonts w:cstheme="minorHAnsi"/>
-          <w:b/>
-          <w:bCs/>
+          <w:sz w:val="24"/>
+          <w:szCs w:val="24"/>
+        </w:rPr>
+      </w:pPr>
+      <w:r>
+        <w:rPr>
+          <w:rFonts w:cstheme="minorHAnsi"/>
+          <w:b/>
+          <w:bCs/>
+          <w:sz w:val="24"/>
+          <w:szCs w:val="24"/>
         </w:rPr>
         <w:t>Principais características:</w:t>
       </w:r>
@@ -1306,11 +1644,15 @@
         <w:jc w:val="both"/>
         <w:rPr>
           <w:rFonts w:cstheme="minorHAnsi"/>
-        </w:rPr>
-      </w:pPr>
-      <w:r>
-        <w:rPr>
-          <w:rFonts w:cstheme="minorHAnsi"/>
+          <w:sz w:val="24"/>
+          <w:szCs w:val="24"/>
+        </w:rPr>
+      </w:pPr>
+      <w:r>
+        <w:rPr>
+          <w:rFonts w:cstheme="minorHAnsi"/>
+          <w:sz w:val="24"/>
+          <w:szCs w:val="24"/>
         </w:rPr>
         <w:t>Modo </w:t>
       </w:r>
@@ -1319,12 +1661,16 @@
           <w:rFonts w:cstheme="minorHAnsi"/>
           <w:b/>
           <w:bCs/>
+          <w:sz w:val="24"/>
+          <w:szCs w:val="24"/>
         </w:rPr>
         <w:t>sem espera</w:t>
       </w:r>
       <w:r>
         <w:rPr>
           <w:rFonts w:cstheme="minorHAnsi"/>
+          <w:sz w:val="24"/>
+          <w:szCs w:val="24"/>
         </w:rPr>
         <w:t>, utilizado para períodos anteriores à </w:t>
       </w:r>
@@ -1333,12 +1679,16 @@
           <w:rFonts w:cstheme="minorHAnsi"/>
           <w:b/>
           <w:bCs/>
+          <w:sz w:val="24"/>
+          <w:szCs w:val="24"/>
         </w:rPr>
         <w:t>ADI 5322</w:t>
       </w:r>
       <w:r>
         <w:rPr>
           <w:rFonts w:cstheme="minorHAnsi"/>
+          <w:sz w:val="24"/>
+          <w:szCs w:val="24"/>
         </w:rPr>
         <w:t>;</w:t>
       </w:r>
@@ -1352,11 +1702,15 @@
         <w:jc w:val="both"/>
         <w:rPr>
           <w:rFonts w:cstheme="minorHAnsi"/>
-        </w:rPr>
-      </w:pPr>
-      <w:r>
-        <w:rPr>
-          <w:rFonts w:cstheme="minorHAnsi"/>
+          <w:sz w:val="24"/>
+          <w:szCs w:val="24"/>
+        </w:rPr>
+      </w:pPr>
+      <w:r>
+        <w:rPr>
+          <w:rFonts w:cstheme="minorHAnsi"/>
+          <w:sz w:val="24"/>
+          <w:szCs w:val="24"/>
         </w:rPr>
         <w:t>Modo </w:t>
       </w:r>
@@ -1365,12 +1719,16 @@
           <w:rFonts w:cstheme="minorHAnsi"/>
           <w:b/>
           <w:bCs/>
+          <w:sz w:val="24"/>
+          <w:szCs w:val="24"/>
         </w:rPr>
         <w:t>com espera integrada na jornada</w:t>
       </w:r>
       <w:r>
         <w:rPr>
           <w:rFonts w:cstheme="minorHAnsi"/>
+          <w:sz w:val="24"/>
+          <w:szCs w:val="24"/>
         </w:rPr>
         <w:t>, utilizado para períodos posteriores à </w:t>
       </w:r>
@@ -1379,12 +1737,16 @@
           <w:rFonts w:cstheme="minorHAnsi"/>
           <w:b/>
           <w:bCs/>
+          <w:sz w:val="24"/>
+          <w:szCs w:val="24"/>
         </w:rPr>
         <w:t>ADI 5322</w:t>
       </w:r>
       <w:r>
         <w:rPr>
           <w:rFonts w:cstheme="minorHAnsi"/>
+          <w:sz w:val="24"/>
+          <w:szCs w:val="24"/>
         </w:rPr>
         <w:t>;</w:t>
       </w:r>
@@ -1398,12 +1760,17 @@
         <w:jc w:val="both"/>
         <w:rPr>
           <w:rFonts w:cstheme="minorHAnsi"/>
-        </w:rPr>
-      </w:pPr>
-      <w:r>
-        <w:rPr>
-          <w:rFonts w:cstheme="minorHAnsi"/>
-        </w:rPr>
+          <w:sz w:val="24"/>
+          <w:szCs w:val="24"/>
+        </w:rPr>
+      </w:pPr>
+      <w:r>
+        <w:rPr>
+          <w:rFonts w:cstheme="minorHAnsi"/>
+          <w:sz w:val="24"/>
+          <w:szCs w:val="24"/>
+        </w:rPr>
+        <w:lastRenderedPageBreak/>
         <w:t>Fechamento de </w:t>
       </w:r>
       <w:r>
@@ -1411,12 +1778,36 @@
           <w:rFonts w:cstheme="minorHAnsi"/>
           <w:b/>
           <w:bCs/>
-        </w:rPr>
-        <w:t>1 a 31</w:t>
-      </w:r>
-      <w:r>
-        <w:rPr>
-          <w:rFonts w:cstheme="minorHAnsi"/>
+          <w:sz w:val="24"/>
+          <w:szCs w:val="24"/>
+        </w:rPr>
+        <w:t>21</w:t>
+      </w:r>
+      <w:r>
+        <w:rPr>
+          <w:rFonts w:cstheme="minorHAnsi"/>
+          <w:b/>
+          <w:bCs/>
+          <w:sz w:val="24"/>
+          <w:szCs w:val="24"/>
+        </w:rPr>
+        <w:t xml:space="preserve"> a </w:t>
+      </w:r>
+      <w:r>
+        <w:rPr>
+          <w:rFonts w:cstheme="minorHAnsi"/>
+          <w:b/>
+          <w:bCs/>
+          <w:sz w:val="24"/>
+          <w:szCs w:val="24"/>
+        </w:rPr>
+        <w:t>20</w:t>
+      </w:r>
+      <w:r>
+        <w:rPr>
+          <w:rFonts w:cstheme="minorHAnsi"/>
+          <w:sz w:val="24"/>
+          <w:szCs w:val="24"/>
         </w:rPr>
         <w:t>;</w:t>
       </w:r>
@@ -1426,23 +1817,29 @@
         <w:jc w:val="both"/>
         <w:rPr>
           <w:rFonts w:cstheme="minorHAnsi"/>
-        </w:rPr>
-      </w:pPr>
-    </w:p>
-    <w:p>
-      <w:pPr>
-        <w:jc w:val="both"/>
-        <w:rPr>
-          <w:rFonts w:cstheme="minorHAnsi"/>
-          <w:b/>
-          <w:bCs/>
-        </w:rPr>
-      </w:pPr>
-      <w:r>
-        <w:rPr>
-          <w:rFonts w:cstheme="minorHAnsi"/>
-          <w:b/>
-          <w:bCs/>
+          <w:sz w:val="24"/>
+          <w:szCs w:val="24"/>
+        </w:rPr>
+      </w:pPr>
+    </w:p>
+    <w:p>
+      <w:pPr>
+        <w:jc w:val="both"/>
+        <w:rPr>
+          <w:rFonts w:cstheme="minorHAnsi"/>
+          <w:b/>
+          <w:bCs/>
+          <w:sz w:val="24"/>
+          <w:szCs w:val="24"/>
+        </w:rPr>
+      </w:pPr>
+      <w:r>
+        <w:rPr>
+          <w:rFonts w:cstheme="minorHAnsi"/>
+          <w:b/>
+          <w:bCs/>
+          <w:sz w:val="24"/>
+          <w:szCs w:val="24"/>
         </w:rPr>
         <w:t>d. FERTRAN</w:t>
       </w:r>
@@ -1454,13 +1851,17 @@
           <w:rFonts w:cstheme="minorHAnsi"/>
           <w:b/>
           <w:bCs/>
-        </w:rPr>
-      </w:pPr>
-      <w:r>
-        <w:rPr>
-          <w:rFonts w:cstheme="minorHAnsi"/>
-          <w:b/>
-          <w:bCs/>
+          <w:sz w:val="24"/>
+          <w:szCs w:val="24"/>
+        </w:rPr>
+      </w:pPr>
+      <w:r>
+        <w:rPr>
+          <w:rFonts w:cstheme="minorHAnsi"/>
+          <w:b/>
+          <w:bCs/>
+          <w:sz w:val="24"/>
+          <w:szCs w:val="24"/>
         </w:rPr>
         <w:t>Principais características:</w:t>
       </w:r>
@@ -1474,11 +1875,15 @@
         <w:jc w:val="both"/>
         <w:rPr>
           <w:rFonts w:cstheme="minorHAnsi"/>
-        </w:rPr>
-      </w:pPr>
-      <w:r>
-        <w:rPr>
-          <w:rFonts w:cstheme="minorHAnsi"/>
+          <w:sz w:val="24"/>
+          <w:szCs w:val="24"/>
+        </w:rPr>
+      </w:pPr>
+      <w:r>
+        <w:rPr>
+          <w:rFonts w:cstheme="minorHAnsi"/>
+          <w:sz w:val="24"/>
+          <w:szCs w:val="24"/>
         </w:rPr>
         <w:t>Modo </w:t>
       </w:r>
@@ -1487,12 +1892,16 @@
           <w:rFonts w:cstheme="minorHAnsi"/>
           <w:b/>
           <w:bCs/>
+          <w:sz w:val="24"/>
+          <w:szCs w:val="24"/>
         </w:rPr>
         <w:t>sem espera</w:t>
       </w:r>
       <w:r>
         <w:rPr>
           <w:rFonts w:cstheme="minorHAnsi"/>
+          <w:sz w:val="24"/>
+          <w:szCs w:val="24"/>
         </w:rPr>
         <w:t>, para períodos anteriores à </w:t>
       </w:r>
@@ -1501,12 +1910,16 @@
           <w:rFonts w:cstheme="minorHAnsi"/>
           <w:b/>
           <w:bCs/>
+          <w:sz w:val="24"/>
+          <w:szCs w:val="24"/>
         </w:rPr>
         <w:t>ADI 5322</w:t>
       </w:r>
       <w:r>
         <w:rPr>
           <w:rFonts w:cstheme="minorHAnsi"/>
+          <w:sz w:val="24"/>
+          <w:szCs w:val="24"/>
         </w:rPr>
         <w:t>;</w:t>
       </w:r>
@@ -1520,11 +1933,15 @@
         <w:jc w:val="both"/>
         <w:rPr>
           <w:rFonts w:cstheme="minorHAnsi"/>
-        </w:rPr>
-      </w:pPr>
-      <w:r>
-        <w:rPr>
-          <w:rFonts w:cstheme="minorHAnsi"/>
+          <w:sz w:val="24"/>
+          <w:szCs w:val="24"/>
+        </w:rPr>
+      </w:pPr>
+      <w:r>
+        <w:rPr>
+          <w:rFonts w:cstheme="minorHAnsi"/>
+          <w:sz w:val="24"/>
+          <w:szCs w:val="24"/>
         </w:rPr>
         <w:t>Modo </w:t>
       </w:r>
@@ -1533,12 +1950,16 @@
           <w:rFonts w:cstheme="minorHAnsi"/>
           <w:b/>
           <w:bCs/>
+          <w:sz w:val="24"/>
+          <w:szCs w:val="24"/>
         </w:rPr>
         <w:t>com espera integrada na jornada</w:t>
       </w:r>
       <w:r>
         <w:rPr>
           <w:rFonts w:cstheme="minorHAnsi"/>
+          <w:sz w:val="24"/>
+          <w:szCs w:val="24"/>
         </w:rPr>
         <w:t>, para períodos posteriores à </w:t>
       </w:r>
@@ -1547,12 +1968,16 @@
           <w:rFonts w:cstheme="minorHAnsi"/>
           <w:b/>
           <w:bCs/>
+          <w:sz w:val="24"/>
+          <w:szCs w:val="24"/>
         </w:rPr>
         <w:t>ADI 5322</w:t>
       </w:r>
       <w:r>
         <w:rPr>
           <w:rFonts w:cstheme="minorHAnsi"/>
+          <w:sz w:val="24"/>
+          <w:szCs w:val="24"/>
         </w:rPr>
         <w:t>;</w:t>
       </w:r>
@@ -1566,13 +1991,16 @@
         <w:jc w:val="both"/>
         <w:rPr>
           <w:rFonts w:cstheme="minorHAnsi"/>
-        </w:rPr>
-      </w:pPr>
-      <w:r>
-        <w:rPr>
-          <w:rFonts w:cstheme="minorHAnsi"/>
-        </w:rPr>
-        <w:lastRenderedPageBreak/>
+          <w:sz w:val="24"/>
+          <w:szCs w:val="24"/>
+        </w:rPr>
+      </w:pPr>
+      <w:r>
+        <w:rPr>
+          <w:rFonts w:cstheme="minorHAnsi"/>
+          <w:sz w:val="24"/>
+          <w:szCs w:val="24"/>
+        </w:rPr>
         <w:t>Fechamento de </w:t>
       </w:r>
       <w:r>
@@ -1580,12 +2008,36 @@
           <w:rFonts w:cstheme="minorHAnsi"/>
           <w:b/>
           <w:bCs/>
-        </w:rPr>
-        <w:t>21 a 20</w:t>
-      </w:r>
-      <w:r>
-        <w:rPr>
-          <w:rFonts w:cstheme="minorHAnsi"/>
+          <w:sz w:val="24"/>
+          <w:szCs w:val="24"/>
+        </w:rPr>
+        <w:t>1</w:t>
+      </w:r>
+      <w:r>
+        <w:rPr>
+          <w:rFonts w:cstheme="minorHAnsi"/>
+          <w:b/>
+          <w:bCs/>
+          <w:sz w:val="24"/>
+          <w:szCs w:val="24"/>
+        </w:rPr>
+        <w:t xml:space="preserve"> a </w:t>
+      </w:r>
+      <w:r>
+        <w:rPr>
+          <w:rFonts w:cstheme="minorHAnsi"/>
+          <w:b/>
+          <w:bCs/>
+          <w:sz w:val="24"/>
+          <w:szCs w:val="24"/>
+        </w:rPr>
+        <w:t>31</w:t>
+      </w:r>
+      <w:r>
+        <w:rPr>
+          <w:rFonts w:cstheme="minorHAnsi"/>
+          <w:sz w:val="24"/>
+          <w:szCs w:val="24"/>
         </w:rPr>
         <w:t>;</w:t>
       </w:r>
@@ -1595,23 +2047,29 @@
         <w:jc w:val="both"/>
         <w:rPr>
           <w:rFonts w:cstheme="minorHAnsi"/>
-        </w:rPr>
-      </w:pPr>
-    </w:p>
-    <w:p>
-      <w:pPr>
-        <w:jc w:val="both"/>
-        <w:rPr>
-          <w:rFonts w:cstheme="minorHAnsi"/>
-          <w:b/>
-          <w:bCs/>
-        </w:rPr>
-      </w:pPr>
-      <w:r>
-        <w:rPr>
-          <w:rFonts w:cstheme="minorHAnsi"/>
-          <w:b/>
-          <w:bCs/>
+          <w:sz w:val="24"/>
+          <w:szCs w:val="24"/>
+        </w:rPr>
+      </w:pPr>
+    </w:p>
+    <w:p>
+      <w:pPr>
+        <w:jc w:val="both"/>
+        <w:rPr>
+          <w:rFonts w:cstheme="minorHAnsi"/>
+          <w:b/>
+          <w:bCs/>
+          <w:sz w:val="24"/>
+          <w:szCs w:val="24"/>
+        </w:rPr>
+      </w:pPr>
+      <w:r>
+        <w:rPr>
+          <w:rFonts w:cstheme="minorHAnsi"/>
+          <w:b/>
+          <w:bCs/>
+          <w:sz w:val="24"/>
+          <w:szCs w:val="24"/>
         </w:rPr>
         <w:t>e. LENARGE</w:t>
       </w:r>
@@ -1621,29 +2079,19 @@
         <w:jc w:val="both"/>
         <w:rPr>
           <w:rFonts w:cstheme="minorHAnsi"/>
-        </w:rPr>
-      </w:pPr>
-      <w:r>
-        <w:rPr>
-          <w:rFonts w:cstheme="minorHAnsi"/>
-        </w:rPr>
-        <w:t>O processador da LENARGE possui versões voltadas principalmente para jornadas relacionadas à condução e ao controle de viagem.</w:t>
-      </w:r>
-    </w:p>
-    <w:p>
-      <w:pPr>
-        <w:jc w:val="both"/>
-        <w:rPr>
-          <w:rFonts w:cstheme="minorHAnsi"/>
-          <w:b/>
-          <w:bCs/>
-        </w:rPr>
-      </w:pPr>
-      <w:r>
-        <w:rPr>
-          <w:rFonts w:cstheme="minorHAnsi"/>
-          <w:b/>
-          <w:bCs/>
+          <w:b/>
+          <w:bCs/>
+          <w:sz w:val="24"/>
+          <w:szCs w:val="24"/>
+        </w:rPr>
+      </w:pPr>
+      <w:r>
+        <w:rPr>
+          <w:rFonts w:cstheme="minorHAnsi"/>
+          <w:b/>
+          <w:bCs/>
+          <w:sz w:val="24"/>
+          <w:szCs w:val="24"/>
         </w:rPr>
         <w:t>Principais características:</w:t>
       </w:r>
@@ -1657,11 +2105,15 @@
         <w:jc w:val="both"/>
         <w:rPr>
           <w:rFonts w:cstheme="minorHAnsi"/>
-        </w:rPr>
-      </w:pPr>
-      <w:r>
-        <w:rPr>
-          <w:rFonts w:cstheme="minorHAnsi"/>
+          <w:sz w:val="24"/>
+          <w:szCs w:val="24"/>
+        </w:rPr>
+      </w:pPr>
+      <w:r>
+        <w:rPr>
+          <w:rFonts w:cstheme="minorHAnsi"/>
+          <w:sz w:val="24"/>
+          <w:szCs w:val="24"/>
         </w:rPr>
         <w:t>Versão que captura batidas de </w:t>
       </w:r>
@@ -1670,12 +2122,16 @@
           <w:rFonts w:cstheme="minorHAnsi"/>
           <w:b/>
           <w:bCs/>
+          <w:sz w:val="24"/>
+          <w:szCs w:val="24"/>
         </w:rPr>
         <w:t>condução</w:t>
       </w:r>
       <w:r>
         <w:rPr>
           <w:rFonts w:cstheme="minorHAnsi"/>
+          <w:sz w:val="24"/>
+          <w:szCs w:val="24"/>
         </w:rPr>
         <w:t>, com opção </w:t>
       </w:r>
@@ -1684,12 +2140,16 @@
           <w:rFonts w:cstheme="minorHAnsi"/>
           <w:b/>
           <w:bCs/>
+          <w:sz w:val="24"/>
+          <w:szCs w:val="24"/>
         </w:rPr>
         <w:t>com espera</w:t>
       </w:r>
       <w:r>
         <w:rPr>
           <w:rFonts w:cstheme="minorHAnsi"/>
+          <w:sz w:val="24"/>
+          <w:szCs w:val="24"/>
         </w:rPr>
         <w:t> e </w:t>
       </w:r>
@@ -1698,12 +2158,86 @@
           <w:rFonts w:cstheme="minorHAnsi"/>
           <w:b/>
           <w:bCs/>
+          <w:sz w:val="24"/>
+          <w:szCs w:val="24"/>
         </w:rPr>
         <w:t>sem espera</w:t>
       </w:r>
       <w:r>
         <w:rPr>
           <w:rFonts w:cstheme="minorHAnsi"/>
+          <w:b/>
+          <w:bCs/>
+          <w:sz w:val="24"/>
+          <w:szCs w:val="24"/>
+        </w:rPr>
+        <w:t xml:space="preserve"> </w:t>
+      </w:r>
+      <w:r>
+        <w:rPr>
+          <w:rFonts w:cstheme="minorHAnsi"/>
+          <w:sz w:val="24"/>
+          <w:szCs w:val="24"/>
+        </w:rPr>
+        <w:t xml:space="preserve">(semelhante a </w:t>
+      </w:r>
+      <w:proofErr w:type="spellStart"/>
+      <w:r>
+        <w:rPr>
+          <w:rFonts w:cstheme="minorHAnsi"/>
+          <w:sz w:val="24"/>
+          <w:szCs w:val="24"/>
+        </w:rPr>
+        <w:t>D</w:t>
+      </w:r>
+      <w:r>
+        <w:rPr>
+          <w:rFonts w:cstheme="minorHAnsi"/>
+          <w:sz w:val="24"/>
+          <w:szCs w:val="24"/>
+        </w:rPr>
+        <w:t>G</w:t>
+      </w:r>
+      <w:r>
+        <w:rPr>
+          <w:rFonts w:cstheme="minorHAnsi"/>
+          <w:sz w:val="24"/>
+          <w:szCs w:val="24"/>
+        </w:rPr>
+        <w:t>ranel</w:t>
+      </w:r>
+      <w:proofErr w:type="spellEnd"/>
+      <w:r>
+        <w:rPr>
+          <w:rFonts w:cstheme="minorHAnsi"/>
+          <w:sz w:val="24"/>
+          <w:szCs w:val="24"/>
+        </w:rPr>
+        <w:t xml:space="preserve"> e </w:t>
+      </w:r>
+      <w:proofErr w:type="spellStart"/>
+      <w:r>
+        <w:rPr>
+          <w:rFonts w:cstheme="minorHAnsi"/>
+          <w:sz w:val="24"/>
+          <w:szCs w:val="24"/>
+        </w:rPr>
+        <w:t>Fertran</w:t>
+      </w:r>
+      <w:proofErr w:type="spellEnd"/>
+      <w:r>
+        <w:rPr>
+          <w:rFonts w:cstheme="minorHAnsi"/>
+          <w:sz w:val="24"/>
+          <w:szCs w:val="24"/>
+        </w:rPr>
+        <w:t>)</w:t>
+      </w:r>
+      <w:r>
+        <w:rPr>
+          <w:rFonts w:cstheme="minorHAnsi"/>
+          <w:sz w:val="24"/>
+          <w:szCs w:val="24"/>
         </w:rPr>
         <w:t>;</w:t>
       </w:r>
@@ -1717,64 +2251,72 @@
         <w:jc w:val="both"/>
         <w:rPr>
           <w:rFonts w:cstheme="minorHAnsi"/>
-        </w:rPr>
-      </w:pPr>
-      <w:r>
-        <w:rPr>
-          <w:rFonts w:cstheme="minorHAnsi"/>
+          <w:sz w:val="24"/>
+          <w:szCs w:val="24"/>
+        </w:rPr>
+      </w:pPr>
+      <w:r>
+        <w:rPr>
+          <w:rFonts w:cstheme="minorHAnsi"/>
+          <w:sz w:val="24"/>
+          <w:szCs w:val="24"/>
         </w:rPr>
         <w:t xml:space="preserve">Outra versão </w:t>
       </w:r>
       <w:r>
         <w:rPr>
           <w:rFonts w:cstheme="minorHAnsi"/>
-        </w:rPr>
-        <w:t>que captura</w:t>
-      </w:r>
-      <w:r>
-        <w:rPr>
-          <w:rFonts w:cstheme="minorHAnsi"/>
-        </w:rPr>
-        <w:t xml:space="preserve"> de </w:t>
-      </w:r>
-      <w:r>
-        <w:rPr>
-          <w:rFonts w:cstheme="minorHAnsi"/>
-          <w:b/>
-          <w:bCs/>
-        </w:rPr>
-        <w:t>início de viagem, fim de viagem, tempo de condução e tempo de espera</w:t>
-      </w:r>
-      <w:r>
-        <w:rPr>
-          <w:rFonts w:cstheme="minorHAnsi"/>
-        </w:rPr>
-        <w:t>;</w:t>
-      </w:r>
-    </w:p>
-    <w:p>
-      <w:pPr>
-        <w:numPr>
-          <w:ilvl w:val="0"/>
-          <w:numId w:val="18"/>
-        </w:numPr>
-        <w:jc w:val="both"/>
-        <w:rPr>
-          <w:rFonts w:cstheme="minorHAnsi"/>
-        </w:rPr>
-      </w:pPr>
-      <w:r>
-        <w:rPr>
-          <w:rFonts w:cstheme="minorHAnsi"/>
-        </w:rPr>
-        <w:t>Fechamento.</w:t>
-      </w:r>
-    </w:p>
-    <w:p>
-      <w:pPr>
-        <w:jc w:val="both"/>
-        <w:rPr>
-          <w:rFonts w:cstheme="minorHAnsi"/>
+          <w:sz w:val="24"/>
+          <w:szCs w:val="24"/>
+        </w:rPr>
+        <w:t xml:space="preserve">que </w:t>
+      </w:r>
+      <w:r>
+        <w:rPr>
+          <w:rFonts w:cstheme="minorHAnsi"/>
+          <w:sz w:val="24"/>
+          <w:szCs w:val="24"/>
+        </w:rPr>
+        <w:t xml:space="preserve">captura </w:t>
+      </w:r>
+      <w:r>
+        <w:rPr>
+          <w:rFonts w:cstheme="minorHAnsi"/>
+          <w:b/>
+          <w:bCs/>
+          <w:sz w:val="24"/>
+          <w:szCs w:val="24"/>
+        </w:rPr>
+        <w:t>início</w:t>
+      </w:r>
+      <w:r>
+        <w:rPr>
+          <w:rFonts w:cstheme="minorHAnsi"/>
+          <w:b/>
+          <w:bCs/>
+          <w:sz w:val="24"/>
+          <w:szCs w:val="24"/>
+        </w:rPr>
+        <w:t xml:space="preserve"> de viagem, fim de viagem, tempo de condução e tempo de espera</w:t>
+      </w:r>
+      <w:r>
+        <w:rPr>
+          <w:rFonts w:cstheme="minorHAnsi"/>
+          <w:b/>
+          <w:bCs/>
+          <w:sz w:val="24"/>
+          <w:szCs w:val="24"/>
+        </w:rPr>
+        <w:t xml:space="preserve"> (nessa versão é importante conferir se o modelo de espelho de ponto referência é igual ao utilizado).</w:t>
+      </w:r>
+    </w:p>
+    <w:p>
+      <w:pPr>
+        <w:jc w:val="both"/>
+        <w:rPr>
+          <w:rFonts w:cstheme="minorHAnsi"/>
+          <w:sz w:val="24"/>
+          <w:szCs w:val="24"/>
         </w:rPr>
       </w:pPr>
     </w:p>
@@ -1785,6 +2327,8 @@
         <w:jc w:val="both"/>
         <w:rPr>
           <w:rFonts w:cstheme="minorHAnsi"/>
+          <w:sz w:val="24"/>
+          <w:szCs w:val="24"/>
         </w:rPr>
       </w:pPr>
     </w:p>
@@ -1795,6 +2339,8 @@
         <w:jc w:val="both"/>
         <w:rPr>
           <w:rFonts w:cstheme="minorHAnsi"/>
+          <w:sz w:val="24"/>
+          <w:szCs w:val="24"/>
         </w:rPr>
       </w:pPr>
     </w:p>
@@ -1810,17 +2356,17 @@
           <w:rFonts w:cstheme="minorHAnsi"/>
           <w:b/>
           <w:bCs/>
-          <w:sz w:val="24"/>
-          <w:szCs w:val="24"/>
-        </w:rPr>
-      </w:pPr>
-      <w:r>
-        <w:rPr>
-          <w:rFonts w:cstheme="minorHAnsi"/>
-          <w:b/>
-          <w:bCs/>
-          <w:sz w:val="24"/>
-          <w:szCs w:val="24"/>
+          <w:sz w:val="28"/>
+          <w:szCs w:val="28"/>
+        </w:rPr>
+      </w:pPr>
+      <w:r>
+        <w:rPr>
+          <w:rFonts w:cstheme="minorHAnsi"/>
+          <w:b/>
+          <w:bCs/>
+          <w:sz w:val="28"/>
+          <w:szCs w:val="28"/>
         </w:rPr>
         <w:t xml:space="preserve"> Pontos de atenção</w:t>
       </w:r>
@@ -1831,13 +2377,33 @@
         <w:jc w:val="both"/>
         <w:rPr>
           <w:rFonts w:cstheme="minorHAnsi"/>
-        </w:rPr>
-      </w:pPr>
-      <w:r>
-        <w:rPr>
-          <w:rFonts w:cstheme="minorHAnsi"/>
-        </w:rPr>
-        <w:t>Ao utilizar os processadores de ponto, é importante observar alguns cuidados para garantir que o resultado seja gerado corretamente:</w:t>
+          <w:sz w:val="24"/>
+          <w:szCs w:val="24"/>
+        </w:rPr>
+      </w:pPr>
+      <w:r>
+        <w:rPr>
+          <w:rFonts w:cstheme="minorHAnsi"/>
+          <w:sz w:val="24"/>
+          <w:szCs w:val="24"/>
+        </w:rPr>
+        <w:t xml:space="preserve">Ao utilizar os processadores de ponto, é importante </w:t>
+      </w:r>
+      <w:r>
+        <w:rPr>
+          <w:rFonts w:cstheme="minorHAnsi"/>
+          <w:sz w:val="24"/>
+          <w:szCs w:val="24"/>
+        </w:rPr>
+        <w:t>tomar</w:t>
+      </w:r>
+      <w:r>
+        <w:rPr>
+          <w:rFonts w:cstheme="minorHAnsi"/>
+          <w:sz w:val="24"/>
+          <w:szCs w:val="24"/>
+        </w:rPr>
+        <w:t xml:space="preserve"> alguns cuidados para garantir que o resultado seja gerado corretamente:</w:t>
       </w:r>
     </w:p>
     <w:p>
@@ -1850,11 +2416,15 @@
         <w:jc w:val="both"/>
         <w:rPr>
           <w:rFonts w:cstheme="minorHAnsi"/>
-        </w:rPr>
-      </w:pPr>
-      <w:r>
-        <w:rPr>
-          <w:rFonts w:cstheme="minorHAnsi"/>
+          <w:sz w:val="24"/>
+          <w:szCs w:val="24"/>
+        </w:rPr>
+      </w:pPr>
+      <w:r>
+        <w:rPr>
+          <w:rFonts w:cstheme="minorHAnsi"/>
+          <w:sz w:val="24"/>
+          <w:szCs w:val="24"/>
         </w:rPr>
         <w:t>O espelho de ponto deve ser copiado de forma completa e com boa formatação;</w:t>
       </w:r>
@@ -1869,13 +2439,33 @@
         <w:jc w:val="both"/>
         <w:rPr>
           <w:rFonts w:cstheme="minorHAnsi"/>
-        </w:rPr>
-      </w:pPr>
-      <w:r>
-        <w:rPr>
-          <w:rFonts w:cstheme="minorHAnsi"/>
-        </w:rPr>
-        <w:t>Em algumas versões, a forma de copiar o conteúdo interfere diretamente no resultado do processamento;</w:t>
+          <w:sz w:val="24"/>
+          <w:szCs w:val="24"/>
+        </w:rPr>
+      </w:pPr>
+      <w:r>
+        <w:rPr>
+          <w:rFonts w:cstheme="minorHAnsi"/>
+          <w:sz w:val="24"/>
+          <w:szCs w:val="24"/>
+        </w:rPr>
+        <w:t>Em algumas versões, a forma de copiar o conteúdo interfere diretamente no resultado do processamento</w:t>
+      </w:r>
+      <w:r>
+        <w:rPr>
+          <w:rFonts w:cstheme="minorHAnsi"/>
+          <w:sz w:val="24"/>
+          <w:szCs w:val="24"/>
+        </w:rPr>
+        <w:t xml:space="preserve"> (Ex. Versão 2 da Usiminas)</w:t>
+      </w:r>
+      <w:r>
+        <w:rPr>
+          <w:rFonts w:cstheme="minorHAnsi"/>
+          <w:sz w:val="24"/>
+          <w:szCs w:val="24"/>
+        </w:rPr>
+        <w:t>;</w:t>
       </w:r>
     </w:p>
     <w:p>
@@ -1888,13 +2478,35 @@
         <w:jc w:val="both"/>
         <w:rPr>
           <w:rFonts w:cstheme="minorHAnsi"/>
-        </w:rPr>
-      </w:pPr>
-      <w:r>
-        <w:rPr>
-          <w:rFonts w:cstheme="minorHAnsi"/>
-        </w:rPr>
-        <w:t>Cada empresa possui regras próprias, por isso é importante utilizar a versão correta do processador;</w:t>
+          <w:sz w:val="24"/>
+          <w:szCs w:val="24"/>
+        </w:rPr>
+      </w:pPr>
+      <w:r>
+        <w:rPr>
+          <w:rFonts w:cstheme="minorHAnsi"/>
+          <w:sz w:val="24"/>
+          <w:szCs w:val="24"/>
+        </w:rPr>
+        <w:t xml:space="preserve">Cada empresa possui regras próprias, por isso é importante utilizar a </w:t>
+      </w:r>
+      <w:r>
+        <w:rPr>
+          <w:rFonts w:cstheme="minorHAnsi"/>
+          <w:b/>
+          <w:bCs/>
+          <w:sz w:val="24"/>
+          <w:szCs w:val="24"/>
+        </w:rPr>
+        <w:t>versão correta</w:t>
+      </w:r>
+      <w:r>
+        <w:rPr>
+          <w:rFonts w:cstheme="minorHAnsi"/>
+          <w:sz w:val="24"/>
+          <w:szCs w:val="24"/>
+        </w:rPr>
+        <w:t xml:space="preserve"> do processador;</w:t>
       </w:r>
     </w:p>
     <w:p>
@@ -1907,11 +2519,15 @@
         <w:jc w:val="both"/>
         <w:rPr>
           <w:rFonts w:cstheme="minorHAnsi"/>
-        </w:rPr>
-      </w:pPr>
-      <w:r>
-        <w:rPr>
-          <w:rFonts w:cstheme="minorHAnsi"/>
+          <w:sz w:val="24"/>
+          <w:szCs w:val="24"/>
+        </w:rPr>
+      </w:pPr>
+      <w:r>
+        <w:rPr>
+          <w:rFonts w:cstheme="minorHAnsi"/>
+          <w:sz w:val="24"/>
+          <w:szCs w:val="24"/>
         </w:rPr>
         <w:t>Modos diferentes, como </w:t>
       </w:r>
@@ -1920,12 +2536,16 @@
           <w:rFonts w:cstheme="minorHAnsi"/>
           <w:b/>
           <w:bCs/>
+          <w:sz w:val="24"/>
+          <w:szCs w:val="24"/>
         </w:rPr>
         <w:t>com espera</w:t>
       </w:r>
       <w:r>
         <w:rPr>
           <w:rFonts w:cstheme="minorHAnsi"/>
+          <w:sz w:val="24"/>
+          <w:szCs w:val="24"/>
         </w:rPr>
         <w:t> e </w:t>
       </w:r>
@@ -1934,12 +2554,16 @@
           <w:rFonts w:cstheme="minorHAnsi"/>
           <w:b/>
           <w:bCs/>
+          <w:sz w:val="24"/>
+          <w:szCs w:val="24"/>
         </w:rPr>
         <w:t>sem espera</w:t>
       </w:r>
       <w:r>
         <w:rPr>
           <w:rFonts w:cstheme="minorHAnsi"/>
+          <w:sz w:val="24"/>
+          <w:szCs w:val="24"/>
         </w:rPr>
         <w:t>, podem gerar resultados diferentes para o mesmo espelho;</w:t>
       </w:r>
@@ -1954,25 +2578,49 @@
         <w:jc w:val="both"/>
         <w:rPr>
           <w:rFonts w:cstheme="minorHAnsi"/>
-        </w:rPr>
-      </w:pPr>
-      <w:r>
-        <w:rPr>
-          <w:rFonts w:cstheme="minorHAnsi"/>
-        </w:rPr>
-        <w:t>Jornadas noturnas podem aparecer em formato </w:t>
-      </w:r>
-      <w:r>
-        <w:rPr>
-          <w:rFonts w:cstheme="minorHAnsi"/>
-          <w:b/>
-          <w:bCs/>
+          <w:sz w:val="24"/>
+          <w:szCs w:val="24"/>
+        </w:rPr>
+      </w:pPr>
+      <w:r>
+        <w:rPr>
+          <w:rFonts w:cstheme="minorHAnsi"/>
+          <w:sz w:val="24"/>
+          <w:szCs w:val="24"/>
+        </w:rPr>
+        <w:t>Jornadas n</w:t>
+      </w:r>
+      <w:r>
+        <w:rPr>
+          <w:rFonts w:cstheme="minorHAnsi"/>
+          <w:sz w:val="24"/>
+          <w:szCs w:val="24"/>
+        </w:rPr>
+        <w:t>oturnas podem aparecer</w:t>
+      </w:r>
+      <w:r>
+        <w:rPr>
+          <w:rFonts w:cstheme="minorHAnsi"/>
+          <w:sz w:val="24"/>
+          <w:szCs w:val="24"/>
+        </w:rPr>
+        <w:t xml:space="preserve"> em formato </w:t>
+      </w:r>
+      <w:r>
+        <w:rPr>
+          <w:rFonts w:cstheme="minorHAnsi"/>
+          <w:b/>
+          <w:bCs/>
+          <w:sz w:val="24"/>
+          <w:szCs w:val="24"/>
         </w:rPr>
         <w:t>24h+</w:t>
       </w:r>
       <w:r>
         <w:rPr>
           <w:rFonts w:cstheme="minorHAnsi"/>
+          <w:sz w:val="24"/>
+          <w:szCs w:val="24"/>
         </w:rPr>
         <w:t>, o que é esperado em determinados casos;</w:t>
       </w:r>
@@ -1987,11 +2635,15 @@
         <w:jc w:val="both"/>
         <w:rPr>
           <w:rFonts w:cstheme="minorHAnsi"/>
-        </w:rPr>
-      </w:pPr>
-      <w:r>
-        <w:rPr>
-          <w:rFonts w:cstheme="minorHAnsi"/>
+          <w:sz w:val="24"/>
+          <w:szCs w:val="24"/>
+        </w:rPr>
+      </w:pPr>
+      <w:r>
+        <w:rPr>
+          <w:rFonts w:cstheme="minorHAnsi"/>
+          <w:sz w:val="24"/>
+          <w:szCs w:val="24"/>
         </w:rPr>
         <w:t>Em situações de marcação irregular ou ausência de batida, o sistema pode adotar regras automáticas de preenchimento, conforme a empresa e a versão utilizada;</w:t>
       </w:r>
@@ -2006,13 +2658,35 @@
         <w:jc w:val="both"/>
         <w:rPr>
           <w:rFonts w:cstheme="minorHAnsi"/>
-        </w:rPr>
-      </w:pPr>
-      <w:r>
-        <w:rPr>
-          <w:rFonts w:cstheme="minorHAnsi"/>
-        </w:rPr>
-        <w:t>Sempre que possível, o resultado deve ser conferido antes da colagem final na planilha.</w:t>
+          <w:sz w:val="24"/>
+          <w:szCs w:val="24"/>
+        </w:rPr>
+      </w:pPr>
+      <w:r>
+        <w:rPr>
+          <w:rFonts w:cstheme="minorHAnsi"/>
+          <w:sz w:val="24"/>
+          <w:szCs w:val="24"/>
+        </w:rPr>
+        <w:t xml:space="preserve">Sempre que possível, o </w:t>
+      </w:r>
+      <w:r>
+        <w:rPr>
+          <w:rFonts w:cstheme="minorHAnsi"/>
+          <w:b/>
+          <w:bCs/>
+          <w:sz w:val="24"/>
+          <w:szCs w:val="24"/>
+        </w:rPr>
+        <w:t>resultado deve ser conferido</w:t>
+      </w:r>
+      <w:r>
+        <w:rPr>
+          <w:rFonts w:cstheme="minorHAnsi"/>
+          <w:sz w:val="24"/>
+          <w:szCs w:val="24"/>
+        </w:rPr>
+        <w:t xml:space="preserve"> antes da colagem final na planilha.</w:t>
       </w:r>
     </w:p>
     <w:p>
@@ -4877,6 +5551,7 @@
   <w:style w:type="character" w:default="1" w:styleId="Fontepargpadro">
     <w:name w:val="Default Paragraph Font"/>
     <w:uiPriority w:val="1"/>
+    <w:semiHidden/>
     <w:unhideWhenUsed/>
   </w:style>
   <w:style w:type="table" w:default="1" w:styleId="Tabelanormal">
